--- a/downloads/workbook/ai-1-week-05.docx
+++ b/downloads/workbook/ai-1-week-05.docx
@@ -1287,6 +1287,178 @@
         <w:t>Project connection: If the sorter uses images, retain dimensions and arrangement rather than assuming a dark-pixel count describes shape.</w:t>
       </w:r>
     </w:p>
+    <w:p>
+      <w:pPr>
+        <w:pStyle w:val="Heading1"/>
+      </w:pPr>
+      <w:r>
+        <w:t>19. Project portfolio milestone</w:t>
+      </w:r>
+    </w:p>
+    <w:p>
+      <w:r>
+        <w:t>Project: Helpful Classroom Sorter</w:t>
+      </w:r>
+    </w:p>
+    <w:p>
+      <w:r>
+        <w:t>Current milestone: Frame the need. Name the user, the problem, allowed inputs and a safe simple starting method.</w:t>
+      </w:r>
+    </w:p>
+    <w:p>
+      <w:r>
+        <w:t>If the sorter uses images, retain dimensions and arrangement rather than assuming a dark-pixel count describes shape.</w:t>
+      </w:r>
+    </w:p>
+    <w:tbl>
+      <w:tblPr>
+        <w:tblStyle w:val="LightShading-Accent1"/>
+        <w:tblW w:type="auto" w:w="0"/>
+        <w:tblLook w:firstColumn="1" w:firstRow="1" w:lastColumn="0" w:lastRow="0" w:noHBand="0" w:noVBand="1" w:val="04A0"/>
+      </w:tblPr>
+      <w:tblGrid>
+        <w:gridCol w:w="5112"/>
+        <w:gridCol w:w="5112"/>
+      </w:tblGrid>
+      <w:tr>
+        <w:trPr>
+          <w:tblHeader/>
+        </w:trPr>
+        <w:tc>
+          <w:tcPr>
+            <w:tcW w:type="dxa" w:w="5112"/>
+          </w:tcPr>
+          <w:p>
+            <w:r>
+              <w:t>Evidence to keep</w:t>
+            </w:r>
+          </w:p>
+        </w:tc>
+        <w:tc>
+          <w:tcPr>
+            <w:tcW w:type="dxa" w:w="5112"/>
+          </w:tcPr>
+          <w:p>
+            <w:r>
+              <w:t>My record</w:t>
+            </w:r>
+          </w:p>
+        </w:tc>
+      </w:tr>
+      <w:tr>
+        <w:tc>
+          <w:tcPr>
+            <w:tcW w:type="dxa" w:w="5112"/>
+          </w:tcPr>
+          <w:p>
+            <w:r>
+              <w:t>This week’s input and deciding step</w:t>
+            </w:r>
+          </w:p>
+        </w:tc>
+        <w:tc>
+          <w:tcPr>
+            <w:tcW w:type="dxa" w:w="5112"/>
+          </w:tcPr>
+          <w:p>
+            <w:r/>
+          </w:p>
+        </w:tc>
+      </w:tr>
+      <w:tr>
+        <w:tc>
+          <w:tcPr>
+            <w:tcW w:type="dxa" w:w="5112"/>
+          </w:tcPr>
+          <w:p>
+            <w:r>
+              <w:t>Prediction and actual result (or labelled paper trace)</w:t>
+            </w:r>
+          </w:p>
+        </w:tc>
+        <w:tc>
+          <w:tcPr>
+            <w:tcW w:type="dxa" w:w="5112"/>
+          </w:tcPr>
+          <w:p>
+            <w:r/>
+          </w:p>
+        </w:tc>
+      </w:tr>
+      <w:tr>
+        <w:tc>
+          <w:tcPr>
+            <w:tcW w:type="dxa" w:w="5112"/>
+          </w:tcPr>
+          <w:p>
+            <w:r>
+              <w:t>One change since the previous checkpoint and why</w:t>
+            </w:r>
+          </w:p>
+        </w:tc>
+        <w:tc>
+          <w:tcPr>
+            <w:tcW w:type="dxa" w:w="5112"/>
+          </w:tcPr>
+          <w:p>
+            <w:r/>
+          </w:p>
+        </w:tc>
+      </w:tr>
+      <w:tr>
+        <w:tc>
+          <w:tcPr>
+            <w:tcW w:type="dxa" w:w="5112"/>
+          </w:tcPr>
+          <w:p>
+            <w:r>
+              <w:t>One error or limit and the next test</w:t>
+            </w:r>
+          </w:p>
+        </w:tc>
+        <w:tc>
+          <w:tcPr>
+            <w:tcW w:type="dxa" w:w="5112"/>
+          </w:tcPr>
+          <w:p>
+            <w:r/>
+          </w:p>
+        </w:tc>
+      </w:tr>
+    </w:tbl>
+    <w:p>
+      <w:pPr>
+        <w:pStyle w:val="Heading3"/>
+      </w:pPr>
+      <w:r>
+        <w:t>Explain what this week adds to your project. Reuse last week’s record rather than starting again.</w:t>
+      </w:r>
+    </w:p>
+    <w:p>
+      <w:r>
+        <w:t>________________________________________________________________</w:t>
+      </w:r>
+    </w:p>
+    <w:p>
+      <w:r>
+        <w:t>________________________________________________________________</w:t>
+      </w:r>
+    </w:p>
+    <w:p>
+      <w:r>
+        <w:t>________________________________________________________________</w:t>
+      </w:r>
+    </w:p>
+    <w:p>
+      <w:r>
+        <w:t>________________________________________________________________</w:t>
+      </w:r>
+    </w:p>
+    <w:p>
+      <w:r>
+        <w:t>________________________________________________________________</w:t>
+      </w:r>
+    </w:p>
     <w:sectPr>
       <w:pgSz w:w="12240" w:h="15840"/>
       <w:pgMar w:top="936" w:right="1008" w:bottom="936" w:left="1008" w:header="720" w:footer="720" w:gutter="0"/>

--- a/downloads/workbook/ai-1-week-05.docx
+++ b/downloads/workbook/ai-1-week-05.docx
@@ -1459,6 +1459,235 @@
         <w:t>________________________________________________________________</w:t>
       </w:r>
     </w:p>
+    <w:p>
+      <w:pPr>
+        <w:pStyle w:val="Heading1"/>
+      </w:pPr>
+      <w:r>
+        <w:t>20. Supported practice and learning evidence</w:t>
+      </w:r>
+    </w:p>
+    <w:p>
+      <w:r>
+        <w:t>Use this supported practice once, in the browser or on paper. Keep the reserved independent assessment for a separate first attempt before teacher feedback.</w:t>
+      </w:r>
+    </w:p>
+    <w:p>
+      <w:r>
+        <w:t>Two fictional 2-by-3 pixel badges contain the same number of dark squares.</w:t>
+      </w:r>
+    </w:p>
+    <w:p>
+      <w:pPr>
+        <w:pStyle w:val="Heading3"/>
+      </w:pPr>
+      <w:r>
+        <w:t>Practice 1: explain the deciding evidence</w:t>
+      </w:r>
+    </w:p>
+    <w:p>
+      <w:r>
+        <w:t>Which labelled step matches this detail? The totals agree, but middle-top and middle-bottom positions differ.</w:t>
+      </w:r>
+    </w:p>
+    <w:p>
+      <w:r>
+        <w:t>1. Compare arrangements</w:t>
+      </w:r>
+    </w:p>
+    <w:p>
+      <w:r>
+        <w:t>2. Badge B</w:t>
+      </w:r>
+    </w:p>
+    <w:p>
+      <w:r>
+        <w:t>3. Pixel convention</w:t>
+      </w:r>
+    </w:p>
+    <w:p>
+      <w:r>
+        <w:t>4. Badge A</w:t>
+      </w:r>
+    </w:p>
+    <w:p>
+      <w:pPr>
+        <w:pStyle w:val="Heading3"/>
+      </w:pPr>
+      <w:r>
+        <w:t>My selected conclusion, deciding fact and explanation</w:t>
+      </w:r>
+    </w:p>
+    <w:p>
+      <w:r>
+        <w:t>________________________________________________________________</w:t>
+      </w:r>
+    </w:p>
+    <w:p>
+      <w:r>
+        <w:t>________________________________________________________________</w:t>
+      </w:r>
+    </w:p>
+    <w:p>
+      <w:r>
+        <w:t>________________________________________________________________</w:t>
+      </w:r>
+    </w:p>
+    <w:p>
+      <w:r>
+        <w:t>________________________________________________________________</w:t>
+      </w:r>
+    </w:p>
+    <w:p>
+      <w:r>
+        <w:t>________________________________________________________________</w:t>
+      </w:r>
+    </w:p>
+    <w:p>
+      <w:r>
+        <w:t>Hint if needed: Read the steps in the pictorial case. Match the supplied detail to the stage that performs or records it.</w:t>
+      </w:r>
+    </w:p>
+    <w:p>
+      <w:r>
+        <w:t>After your attempt, compare with the supported explanation: Compare arrangements The totals agree, but middle-top and middle-bottom positions differ. A grid preserves where each brightness belongs. Adding the six values preserves only the dark count, which is 3 in both images. The total therefore cannot distinguish these badges. Dimensions and reading order belong to the representation, not to an optional caption.</w:t>
+      </w:r>
+    </w:p>
+    <w:p>
+      <w:pPr>
+        <w:pStyle w:val="Heading3"/>
+      </w:pPr>
+      <w:r>
+        <w:t>Practice 2: explain the deciding evidence</w:t>
+      </w:r>
+    </w:p>
+    <w:p>
+      <w:r>
+        <w:t>Changed-case practice: Change A’s bottom-left pixel from 0 to 1. Which conclusion is supported by the supplied facts?</w:t>
+      </w:r>
+    </w:p>
+    <w:p>
+      <w:r>
+        <w:t>1. A now has four dark pixels; its row encoding is 101 / 110.</w:t>
+      </w:r>
+    </w:p>
+    <w:p>
+      <w:r>
+        <w:t>2. We can decide the result without examining the changed input or the procedure.</w:t>
+      </w:r>
+    </w:p>
+    <w:p>
+      <w:r>
+        <w:t>3. This one example guarantees correct results for every future input.</w:t>
+      </w:r>
+    </w:p>
+    <w:p>
+      <w:pPr>
+        <w:pStyle w:val="Heading3"/>
+      </w:pPr>
+      <w:r>
+        <w:t>My selected conclusion, deciding fact and explanation</w:t>
+      </w:r>
+    </w:p>
+    <w:p>
+      <w:r>
+        <w:t>________________________________________________________________</w:t>
+      </w:r>
+    </w:p>
+    <w:p>
+      <w:r>
+        <w:t>________________________________________________________________</w:t>
+      </w:r>
+    </w:p>
+    <w:p>
+      <w:r>
+        <w:t>________________________________________________________________</w:t>
+      </w:r>
+    </w:p>
+    <w:p>
+      <w:r>
+        <w:t>________________________________________________________________</w:t>
+      </w:r>
+    </w:p>
+    <w:p>
+      <w:r>
+        <w:t>________________________________________________________________</w:t>
+      </w:r>
+    </w:p>
+    <w:p>
+      <w:r>
+        <w:t>Hint if needed: Use the changed condition and the deciding step in the pictorial trace. The answer must say what follows from those facts.</w:t>
+      </w:r>
+    </w:p>
+    <w:p>
+      <w:r>
+        <w:t>After your attempt, compare with the supported explanation: A now has four dark pixels; its row encoding is 101 / 110. Exactly one light pixel becomes dark; the other five positions remain unchanged.</w:t>
+      </w:r>
+    </w:p>
+    <w:p>
+      <w:pPr>
+        <w:pStyle w:val="Heading3"/>
+      </w:pPr>
+      <w:r>
+        <w:t>Repair a missing building block</w:t>
+      </w:r>
+    </w:p>
+    <w:p>
+      <w:r>
+        <w:t>Review Rules or Learned Patterns? (ai-1/4). Goal: Execute a stated rule including its boundary. Short practice: Show which stage used labels and which stage used only the new measurement.. Return to this week and explain what you changed.</w:t>
+      </w:r>
+    </w:p>
+    <w:p>
+      <w:r>
+        <w:t>Review Input, Process, Output (ai-1/2). Goal: Trace information through a system without confusing information with a physical action. Short practice: Use the richer record to find blue pencils in Box B. Explain why total alone was insufficient.. Return to this week and explain what you changed.</w:t>
+      </w:r>
+    </w:p>
+    <w:p>
+      <w:pPr>
+        <w:pStyle w:val="Heading3"/>
+      </w:pPr>
+      <w:r>
+        <w:t>Keep your completed work</w:t>
+      </w:r>
+    </w:p>
+    <w:p>
+      <w:r>
+        <w:t>Use Download completed work in the hosted lesson to export your answers, reflections, practice feedback and code-run evidence. Open the HTML copy to read or print it. Drafts stay in this browser when storage is available; clear drafts on a shared device.</w:t>
+      </w:r>
+    </w:p>
+    <w:p>
+      <w:pPr>
+        <w:pStyle w:val="Heading3"/>
+      </w:pPr>
+      <w:r>
+        <w:t>What I repaired, the evidence I kept and the next test</w:t>
+      </w:r>
+    </w:p>
+    <w:p>
+      <w:r>
+        <w:t>________________________________________________________________</w:t>
+      </w:r>
+    </w:p>
+    <w:p>
+      <w:r>
+        <w:t>________________________________________________________________</w:t>
+      </w:r>
+    </w:p>
+    <w:p>
+      <w:r>
+        <w:t>________________________________________________________________</w:t>
+      </w:r>
+    </w:p>
+    <w:p>
+      <w:r>
+        <w:t>________________________________________________________________</w:t>
+      </w:r>
+    </w:p>
+    <w:p>
+      <w:r>
+        <w:t>________________________________________________________________</w:t>
+      </w:r>
+    </w:p>
     <w:sectPr>
       <w:pgSz w:w="12240" w:h="15840"/>
       <w:pgMar w:top="936" w:right="1008" w:bottom="936" w:left="1008" w:header="720" w:footer="720" w:gutter="0"/>

--- a/downloads/workbook/ai-1-week-05.docx
+++ b/downloads/workbook/ai-1-week-05.docx
@@ -30,6 +30,17 @@
     </w:p>
     <w:p>
       <w:r>
+        <w:t>Record your starting explanation for Pictures Become Numbers before opening notes. Show any later correction separately.</w:t>
+      </w:r>
+    </w:p>
+    <w:p>
+      <w:pPr>
+        <w:spacing w:line="336" w:lineRule="auto" w:after="180"/>
+      </w:pPr>
+      <w:r>
+        <w:rPr>
+          <w:b w:val="0"/>
+        </w:rPr>
         <w:t>Try the recall before opening notes. Then use a different colour or a labelled second line to correct your explanation.</w:t>
       </w:r>
     </w:p>
@@ -42,7 +53,13 @@
       </w:r>
     </w:p>
     <w:p>
-      <w:r>
+      <w:pPr>
+        <w:spacing w:line="336" w:lineRule="auto" w:after="180"/>
+      </w:pPr>
+      <w:r>
+        <w:rPr>
+          <w:b w:val="0"/>
+        </w:rPr>
         <w:t>Without opening the old lesson, explain one key idea from Rules or Learned Patterns?. Give an example and a mistake that the idea helps you avoid.</w:t>
       </w:r>
     </w:p>
@@ -78,8 +95,50 @@
       </w:r>
     </w:p>
     <w:p>
-      <w:r>
-        <w:t>Without opening the old lesson, explain one key idea from Input, Process, Output. Give an example and a mistake that the idea helps you avoid.</w:t>
+      <w:pPr>
+        <w:spacing w:line="336" w:lineRule="auto" w:after="180"/>
+      </w:pPr>
+      <w:r>
+        <w:rPr>
+          <w:b w:val="0"/>
+        </w:rPr>
+        <w:t xml:space="preserve">Without opening the old lesson, explain one key idea from </w:t>
+      </w:r>
+      <w:r>
+        <w:rPr>
+          <w:b/>
+        </w:rPr>
+        <w:t>Input</w:t>
+      </w:r>
+      <w:r>
+        <w:rPr>
+          <w:b w:val="0"/>
+        </w:rPr>
+        <w:t xml:space="preserve">, </w:t>
+      </w:r>
+      <w:r>
+        <w:rPr>
+          <w:b/>
+        </w:rPr>
+        <w:t>Process</w:t>
+      </w:r>
+      <w:r>
+        <w:rPr>
+          <w:b w:val="0"/>
+        </w:rPr>
+        <w:t xml:space="preserve">, </w:t>
+      </w:r>
+      <w:r>
+        <w:rPr>
+          <w:b/>
+        </w:rPr>
+        <w:t>Output</w:t>
+      </w:r>
+      <w:r>
+        <w:rPr>
+          <w:b w:val="0"/>
+        </w:rPr>
+        <w:t>. Give an example and a mistake that the idea helps you avoid.</w:t>
       </w:r>
     </w:p>
     <w:p>
@@ -115,7 +174,30 @@
     </w:p>
     <w:p>
       <w:r>
-        <w:t>Use W2: Preserve the missing field for Images as numerical grids. Record the answer once; the lesson and workbook refer to the same attempt.</w:t>
+        <w:t>Complete the supported Pictures Become Numbers trace and record the first step you can explain without help.</w:t>
+      </w:r>
+    </w:p>
+    <w:p>
+      <w:pPr>
+        <w:spacing w:line="336" w:lineRule="auto" w:after="180"/>
+      </w:pPr>
+      <w:r>
+        <w:rPr>
+          <w:b w:val="0"/>
+        </w:rPr>
+        <w:t xml:space="preserve">Use W2: Preserve the missing field for Images as numerical </w:t>
+      </w:r>
+      <w:r>
+        <w:rPr>
+          <w:b/>
+        </w:rPr>
+        <w:t>grid</w:t>
+      </w:r>
+      <w:r>
+        <w:rPr>
+          <w:b w:val="0"/>
+        </w:rPr>
+        <w:t>s. Record the answer once; the lesson and workbook refer to the same attempt.</w:t>
       </w:r>
     </w:p>
     <w:tbl>
@@ -243,7 +325,41 @@
     </w:p>
     <w:p>
       <w:r>
-        <w:t>Use the worked case for Images as numerical grids. Proposed explanation: “The number one always means black”. Decide whether this explanation is supported. Point to the step or supplied fact that decides; explain your repair if needed.</w:t>
+        <w:t>Check the proposed Pictures Become Numbers explanation against the supplied facts before discussing it.</w:t>
+      </w:r>
+    </w:p>
+    <w:p>
+      <w:pPr>
+        <w:spacing w:line="336" w:lineRule="auto" w:after="180"/>
+      </w:pPr>
+      <w:r>
+        <w:rPr>
+          <w:b w:val="0"/>
+        </w:rPr>
+        <w:t xml:space="preserve">Use the worked case for Images as numerical </w:t>
+      </w:r>
+      <w:r>
+        <w:rPr>
+          <w:b/>
+        </w:rPr>
+        <w:t>grid</w:t>
+      </w:r>
+      <w:r>
+        <w:rPr>
+          <w:b w:val="0"/>
+        </w:rPr>
+        <w:t>s. Proposed explanation: “The number one always means black”. Decide whether this explanation is supported.</w:t>
+      </w:r>
+    </w:p>
+    <w:p>
+      <w:pPr>
+        <w:spacing w:line="336" w:lineRule="auto" w:after="180"/>
+      </w:pPr>
+      <w:r>
+        <w:rPr>
+          <w:b w:val="0"/>
+        </w:rPr>
+        <w:t>Point to the step or supplied fact that decides; explain your repair if needed.</w:t>
       </w:r>
     </w:p>
     <w:p>
@@ -283,6 +399,11 @@
       </w:r>
     </w:p>
     <w:p>
+      <w:r>
+        <w:t>Write one first attempt at the reserved independent case before feedback. Repeated copies of that case refer to the same recorded attempt.</w:t>
+      </w:r>
+    </w:p>
+    <w:p>
       <w:pPr>
         <w:pStyle w:val="Heading3"/>
       </w:pPr>
@@ -291,8 +412,38 @@
       </w:r>
     </w:p>
     <w:p>
-      <w:r>
-        <w:t>Create two different images of width 4 and height 2, each with exactly three black pixels. Write both complete row encodings. Explain which fact their shared count retains and which difference it discards.</w:t>
+      <w:pPr>
+        <w:spacing w:line="336" w:lineRule="auto" w:after="180"/>
+      </w:pPr>
+      <w:r>
+        <w:rPr>
+          <w:b w:val="0"/>
+        </w:rPr>
+        <w:t xml:space="preserve">Create two different images of width 4 and height 2, each with exactly three black </w:t>
+      </w:r>
+      <w:r>
+        <w:rPr>
+          <w:b/>
+        </w:rPr>
+        <w:t>pixel</w:t>
+      </w:r>
+      <w:r>
+        <w:rPr>
+          <w:b w:val="0"/>
+        </w:rPr>
+        <w:t xml:space="preserve">s. Write both complete row </w:t>
+      </w:r>
+      <w:r>
+        <w:rPr>
+          <w:b/>
+        </w:rPr>
+        <w:t>encoding</w:t>
+      </w:r>
+      <w:r>
+        <w:rPr>
+          <w:b w:val="0"/>
+        </w:rPr>
+        <w:t>s. Explain which fact their shared count retains and which difference it discards.</w:t>
       </w:r>
     </w:p>
     <w:p>
@@ -339,7 +490,13 @@
       </w:r>
     </w:p>
     <w:p>
-      <w:r>
+      <w:pPr>
+        <w:spacing w:line="336" w:lineRule="auto" w:after="180"/>
+      </w:pPr>
+      <w:r>
+        <w:rPr>
+          <w:b w:val="0"/>
+        </w:rPr>
         <w:t>Attempt this case before feedback. Record any help. Earlier examples below are further practice; a case already practised with feedback cannot establish fresh transfer.</w:t>
       </w:r>
     </w:p>
@@ -353,6 +510,17 @@
     </w:p>
     <w:p>
       <w:r>
+        <w:t>Connect the Pictures Become Numbers target to a trace and a justified conclusion.</w:t>
+      </w:r>
+    </w:p>
+    <w:p>
+      <w:pPr>
+        <w:spacing w:line="336" w:lineRule="auto" w:after="180"/>
+      </w:pPr>
+      <w:r>
+        <w:rPr>
+          <w:b w:val="0"/>
+        </w:rPr>
         <w:t>Encode a 2×3 monochrome image with top row black–white–black and bottom row white–black–white, using 1 for black. A partner reads columns first. Explain why the image changes although the six values are identical.</w:t>
       </w:r>
     </w:p>
@@ -366,17 +534,46 @@
     </w:p>
     <w:p>
       <w:r>
+        <w:t>Solve the supplied Pictures Become Numbers case and show the deciding evidence.</w:t>
+      </w:r>
+    </w:p>
+    <w:p>
+      <w:pPr>
+        <w:spacing w:line="336" w:lineRule="auto" w:after="180"/>
+      </w:pPr>
+      <w:r>
+        <w:rPr>
+          <w:b w:val="0"/>
+        </w:rPr>
         <w:t>A 2 by 2 image has rows [0,1] and [1,0]. Zero means white and one means black.</w:t>
       </w:r>
     </w:p>
     <w:p>
-      <w:r>
+      <w:pPr>
+        <w:spacing w:line="336" w:lineRule="auto" w:after="180"/>
+      </w:pPr>
+      <w:r>
+        <w:rPr>
+          <w:b w:val="0"/>
+        </w:rPr>
         <w:t>Draw it, then change the top-left value to 1.</w:t>
       </w:r>
     </w:p>
     <w:p>
-      <w:r>
-        <w:t>Show your trace, calculation or evidence</w:t>
+      <w:pPr>
+        <w:spacing w:line="336" w:lineRule="auto" w:after="180"/>
+      </w:pPr>
+      <w:r>
+        <w:rPr>
+          <w:b w:val="0"/>
+        </w:rPr>
+        <w:t xml:space="preserve">Show your trace, calculation or </w:t>
+      </w:r>
+      <w:r>
+        <w:rPr>
+          <w:b/>
+        </w:rPr>
+        <w:t>evidence</w:t>
       </w:r>
     </w:p>
     <w:p>
@@ -422,11 +619,41 @@
     </w:p>
     <w:p>
       <w:r>
-        <w:t>Use 0 for dark and 1 for light. Draw a two-by-two image with rows [1,0] and [0,1]. Then change only the bottom-left pixel to light. Which number changes?</w:t>
-      </w:r>
-    </w:p>
-    <w:p>
-      <w:r>
+        <w:t>Apply the procedure to the changed case and record why the conclusion follows.</w:t>
+      </w:r>
+    </w:p>
+    <w:p>
+      <w:pPr>
+        <w:spacing w:line="336" w:lineRule="auto" w:after="180"/>
+        <w:shd w:fill="F5F1FB"/>
+      </w:pPr>
+      <w:r>
+        <w:rPr>
+          <w:b w:val="0"/>
+        </w:rPr>
+        <w:t xml:space="preserve">Use 0 for dark and 1 for light. Draw a two-by-two image with rows [1,0] and [0,1]. Then change only the bottom-left </w:t>
+      </w:r>
+      <w:r>
+        <w:rPr>
+          <w:b/>
+        </w:rPr>
+        <w:t>pixel</w:t>
+      </w:r>
+      <w:r>
+        <w:rPr>
+          <w:b w:val="0"/>
+        </w:rPr>
+        <w:t xml:space="preserve"> to light. Which number changes?</w:t>
+      </w:r>
+    </w:p>
+    <w:p>
+      <w:pPr>
+        <w:spacing w:line="336" w:lineRule="auto" w:after="180"/>
+      </w:pPr>
+      <w:r>
+        <w:rPr>
+          <w:b w:val="0"/>
+        </w:rPr>
         <w:t>My independent answer and reason</w:t>
       </w:r>
     </w:p>
@@ -481,7 +708,30 @@
     </w:p>
     <w:p>
       <w:r>
-        <w:t>Create a changed input, boundary case or missing-information case. Write the expected answer or safe response before testing.</w:t>
+        <w:t>Specify a changed input, expected result and observation separately.</w:t>
+      </w:r>
+    </w:p>
+    <w:p>
+      <w:pPr>
+        <w:spacing w:line="336" w:lineRule="auto" w:after="180"/>
+      </w:pPr>
+      <w:r>
+        <w:rPr>
+          <w:b w:val="0"/>
+        </w:rPr>
+        <w:t xml:space="preserve">Create a changed </w:t>
+      </w:r>
+      <w:r>
+        <w:rPr>
+          <w:b/>
+        </w:rPr>
+        <w:t>input</w:t>
+      </w:r>
+      <w:r>
+        <w:rPr>
+          <w:b w:val="0"/>
+        </w:rPr>
+        <w:t>, boundary case or missing-information case. Write the expected answer or safe response before testing.</w:t>
       </w:r>
     </w:p>
     <w:tbl>
@@ -610,12 +860,41 @@
     </w:p>
     <w:p>
       <w:r>
+        <w:t>Justify what Pictures Become Numbers adds to Helpful Classroom Sorter and keep the evidence.</w:t>
+      </w:r>
+    </w:p>
+    <w:p>
+      <w:pPr>
+        <w:spacing w:line="336" w:lineRule="auto" w:after="180"/>
+      </w:pPr>
+      <w:r>
+        <w:rPr>
+          <w:b w:val="0"/>
+        </w:rPr>
         <w:t>Choose which visible item features the Classroom Sorter may represent as image measurements and name one feature that lighting could distort.</w:t>
       </w:r>
     </w:p>
     <w:p>
-      <w:r>
-        <w:t>The project change and evidence I will keep</w:t>
+      <w:pPr>
+        <w:spacing w:line="336" w:lineRule="auto" w:after="180"/>
+      </w:pPr>
+      <w:r>
+        <w:rPr>
+          <w:b w:val="0"/>
+        </w:rPr>
+        <w:t xml:space="preserve">The project change and </w:t>
+      </w:r>
+      <w:r>
+        <w:rPr>
+          <w:b/>
+        </w:rPr>
+        <w:t>evidence</w:t>
+      </w:r>
+      <w:r>
+        <w:rPr>
+          <w:b w:val="0"/>
+        </w:rPr>
+        <w:t xml:space="preserve"> I will keep</w:t>
       </w:r>
     </w:p>
     <w:p>
@@ -661,11 +940,54 @@
     </w:p>
     <w:p>
       <w:r>
-        <w:t>I can explain the mechanism. I can show evidence. I can handle a changed case. I can name a limit. Mark each as not yet, with help or independently, and attach supporting work.</w:t>
-      </w:r>
-    </w:p>
-    <w:p>
-      <w:r>
+        <w:t>Judge explanation, evidence, transfer and limits separately; attach the work behind your judgement.</w:t>
+      </w:r>
+    </w:p>
+    <w:p>
+      <w:pPr>
+        <w:pStyle w:val="ListBullet"/>
+      </w:pPr>
+      <w:r>
+        <w:t>I can explain the mechanism.</w:t>
+      </w:r>
+    </w:p>
+    <w:p>
+      <w:pPr>
+        <w:pStyle w:val="ListBullet"/>
+      </w:pPr>
+      <w:r>
+        <w:t>I can show evidence.</w:t>
+      </w:r>
+    </w:p>
+    <w:p>
+      <w:pPr>
+        <w:pStyle w:val="ListBullet"/>
+      </w:pPr>
+      <w:r>
+        <w:t>I can handle a changed case.</w:t>
+      </w:r>
+    </w:p>
+    <w:p>
+      <w:pPr>
+        <w:pStyle w:val="ListBullet"/>
+      </w:pPr>
+      <w:r>
+        <w:t>I can name a limit.</w:t>
+      </w:r>
+    </w:p>
+    <w:p>
+      <w:r>
+        <w:t>Mark each as not yet, with help or independently, and attach supporting work.</w:t>
+      </w:r>
+    </w:p>
+    <w:p>
+      <w:pPr>
+        <w:spacing w:line="336" w:lineRule="auto" w:after="180"/>
+      </w:pPr>
+      <w:r>
+        <w:rPr>
+          <w:b w:val="0"/>
+        </w:rPr>
         <w:t>Teacher review ____________________  Next step ____________________</w:t>
       </w:r>
     </w:p>
@@ -679,6 +1001,17 @@
     </w:p>
     <w:p>
       <w:r>
+        <w:t>Use this earlier case as transfer practice. A case already discussed with feedback is not fresh assessment evidence.</w:t>
+      </w:r>
+    </w:p>
+    <w:p>
+      <w:pPr>
+        <w:spacing w:line="336" w:lineRule="auto" w:after="180"/>
+      </w:pPr>
+      <w:r>
+        <w:rPr>
+          <w:b w:val="0"/>
+        </w:rPr>
         <w:t>Encode a 2×3 monochrome image with top row black–white–black and bottom row white–black–white, using 1 for black. A partner reads columns first. Explain why the image changes although the six values are identical.</w:t>
       </w:r>
     </w:p>
@@ -726,7 +1059,13 @@
       </w:r>
     </w:p>
     <w:p>
-      <w:r>
+      <w:pPr>
+        <w:spacing w:line="336" w:lineRule="auto" w:after="180"/>
+      </w:pPr>
+      <w:r>
+        <w:rPr>
+          <w:b w:val="0"/>
+        </w:rPr>
         <w:t>Record support used: none, hint or teacher explanation.</w:t>
       </w:r>
     </w:p>
@@ -740,7 +1079,30 @@
     </w:p>
     <w:p>
       <w:r>
-        <w:t>Using 1 for black and 0 for white, draw width 3, height 2 with rows 1,0,1 and 0,1,0. Read it back into numbers and count black pixels.</w:t>
+        <w:t>Read and reconstruct. Apply the supplied Pictures Become Numbers facts and keep your reasoning.</w:t>
+      </w:r>
+    </w:p>
+    <w:p>
+      <w:pPr>
+        <w:spacing w:line="336" w:lineRule="auto" w:after="180"/>
+      </w:pPr>
+      <w:r>
+        <w:rPr>
+          <w:b w:val="0"/>
+        </w:rPr>
+        <w:t xml:space="preserve">Using 1 for black and 0 for white, draw width 3, height 2 with rows 1,0,1 and 0,1,0. Read it back into numbers and count black </w:t>
+      </w:r>
+      <w:r>
+        <w:rPr>
+          <w:b/>
+        </w:rPr>
+        <w:t>pixel</w:t>
+      </w:r>
+      <w:r>
+        <w:rPr>
+          <w:b w:val="0"/>
+        </w:rPr>
+        <w:t>s.</w:t>
       </w:r>
     </w:p>
     <w:p>
@@ -791,6 +1153,17 @@
     </w:p>
     <w:p>
       <w:r>
+        <w:t>Preserve the missing field. Apply the supplied Pictures Become Numbers facts and keep your reasoning.</w:t>
+      </w:r>
+    </w:p>
+    <w:p>
+      <w:pPr>
+        <w:spacing w:line="336" w:lineRule="auto" w:after="180"/>
+      </w:pPr>
+      <w:r>
+        <w:rPr>
+          <w:b w:val="0"/>
+        </w:rPr>
         <w:t>A message contains 1,0,0,1,1,0 but gives no dimensions. Show a one-row arrangement and a two-row arrangement using the same values. Name the extra information that would distinguish them.</w:t>
       </w:r>
     </w:p>
@@ -842,7 +1215,30 @@
     </w:p>
     <w:p>
       <w:r>
-        <w:t>A classifier receives only the number of black pixels. Can it always distinguish the chapter's cross from every other three by three pattern? Construct a different pattern with the same count and explain.</w:t>
+        <w:t>Test a count feature. Apply the supplied Pictures Become Numbers facts and keep your reasoning.</w:t>
+      </w:r>
+    </w:p>
+    <w:p>
+      <w:pPr>
+        <w:spacing w:line="336" w:lineRule="auto" w:after="180"/>
+      </w:pPr>
+      <w:r>
+        <w:rPr>
+          <w:b w:val="0"/>
+        </w:rPr>
+        <w:t xml:space="preserve">A classifier receives only the number of black </w:t>
+      </w:r>
+      <w:r>
+        <w:rPr>
+          <w:b/>
+        </w:rPr>
+        <w:t>pixel</w:t>
+      </w:r>
+      <w:r>
+        <w:rPr>
+          <w:b w:val="0"/>
+        </w:rPr>
+        <w:t>s. Can it always distinguish the chapter's cross from every other three by three pattern? Construct a different pattern with the same count and explain.</w:t>
       </w:r>
     </w:p>
     <w:p>
@@ -893,7 +1289,42 @@
     </w:p>
     <w:p>
       <w:r>
-        <w:t>Create two different images of width 4 and height 2, each with exactly three black pixels. Write both complete row encodings. Explain which fact their shared count retains and which difference it discards.</w:t>
+        <w:t>Attempt before feedback. If this repeats the selected independent case, reuse that first attempt; otherwise keep a separate record. Design a new counterexample. Apply the supplied Pictures Become Numbers facts and keep your reasoning.</w:t>
+      </w:r>
+    </w:p>
+    <w:p>
+      <w:pPr>
+        <w:spacing w:line="336" w:lineRule="auto" w:after="180"/>
+      </w:pPr>
+      <w:r>
+        <w:rPr>
+          <w:b w:val="0"/>
+        </w:rPr>
+        <w:t xml:space="preserve">Create two different images of width 4 and height 2, each with exactly three black </w:t>
+      </w:r>
+      <w:r>
+        <w:rPr>
+          <w:b/>
+        </w:rPr>
+        <w:t>pixel</w:t>
+      </w:r>
+      <w:r>
+        <w:rPr>
+          <w:b w:val="0"/>
+        </w:rPr>
+        <w:t xml:space="preserve">s. Write both complete row </w:t>
+      </w:r>
+      <w:r>
+        <w:rPr>
+          <w:b/>
+        </w:rPr>
+        <w:t>encoding</w:t>
+      </w:r>
+      <w:r>
+        <w:rPr>
+          <w:b w:val="0"/>
+        </w:rPr>
+        <w:t>s. Explain which fact their shared count retains and which difference it discards.</w:t>
       </w:r>
     </w:p>
     <w:p>
@@ -954,7 +1385,41 @@
     </w:p>
     <w:p>
       <w:r>
-        <w:t>A program receives the correct grid but displays black wherever the code says 0 and white wherever it says 1. A student proposes collecting more classifier examples. Identify the earlier mismatch and the first check to perform.</w:t>
+        <w:t>Locate an input problem. Apply the supplied Pictures Become Numbers facts and keep your reasoning.</w:t>
+      </w:r>
+    </w:p>
+    <w:p>
+      <w:pPr>
+        <w:spacing w:line="336" w:lineRule="auto" w:after="180"/>
+      </w:pPr>
+      <w:r>
+        <w:rPr>
+          <w:b w:val="0"/>
+        </w:rPr>
+        <w:t xml:space="preserve">A program receives the correct </w:t>
+      </w:r>
+      <w:r>
+        <w:rPr>
+          <w:b/>
+        </w:rPr>
+        <w:t>grid</w:t>
+      </w:r>
+      <w:r>
+        <w:rPr>
+          <w:b w:val="0"/>
+        </w:rPr>
+        <w:t xml:space="preserve"> but displays black wherever the code says 0 and white wherever it says 1. A student proposes collecting more classifier examples.</w:t>
+      </w:r>
+    </w:p>
+    <w:p>
+      <w:pPr>
+        <w:spacing w:line="336" w:lineRule="auto" w:after="180"/>
+      </w:pPr>
+      <w:r>
+        <w:rPr>
+          <w:b w:val="0"/>
+        </w:rPr>
+        <w:t>Identify the earlier mismatch and the first check to perform.</w:t>
       </w:r>
     </w:p>
     <w:p>
@@ -996,6 +1461,11 @@
       </w:pPr>
       <w:r>
         <w:t>17. Feedback, return check and learning record</w:t>
+      </w:r>
+    </w:p>
+    <w:p>
+      <w:r>
+        <w:t>Record the first repaired step and a different case to revisit after a delay.</w:t>
       </w:r>
     </w:p>
     <w:tbl>
@@ -1135,7 +1605,13 @@
       </w:tr>
     </w:tbl>
     <w:p>
-      <w:r>
+      <w:pPr>
+        <w:spacing w:line="336" w:lineRule="auto" w:after="180"/>
+      </w:pPr>
+      <w:r>
+        <w:rPr>
+          <w:b w:val="0"/>
+        </w:rPr>
         <w:t>Revisit this idea with your teacher after a delay. Familiarity is different from explaining and using it on a changed case.</w:t>
       </w:r>
     </w:p>
@@ -1149,16 +1625,51 @@
     </w:p>
     <w:p>
       <w:r>
-        <w:t>Two fictional 2-by-3 pixel badges contain the same number of dark squares.</w:t>
-      </w:r>
-    </w:p>
-    <w:p>
-      <w:r>
+        <w:t>Two fictional 2-by-3 pixel badges contain the same number of dark squares. Explain the labelled step before checking the changed condition.</w:t>
+      </w:r>
+    </w:p>
+    <w:p>
+      <w:pPr>
+        <w:spacing w:line="336" w:lineRule="auto" w:after="180"/>
+      </w:pPr>
+      <w:r>
+        <w:rPr>
+          <w:b w:val="0"/>
+        </w:rPr>
+        <w:t xml:space="preserve">Two fictional 2-by-3 </w:t>
+      </w:r>
+      <w:r>
+        <w:rPr>
+          <w:b/>
+        </w:rPr>
+        <w:t>pixel</w:t>
+      </w:r>
+      <w:r>
+        <w:rPr>
+          <w:b w:val="0"/>
+        </w:rPr>
+        <w:t xml:space="preserve"> badges contain the same number of dark squares.</w:t>
+      </w:r>
+    </w:p>
+    <w:p>
+      <w:pPr>
+        <w:spacing w:line="336" w:lineRule="auto" w:after="180"/>
+      </w:pPr>
+      <w:r>
+        <w:rPr>
+          <w:b w:val="0"/>
+        </w:rPr>
         <w:t>Dark=1, light=0; rows are read top to bottom, left to right.</w:t>
       </w:r>
     </w:p>
     <w:p>
-      <w:r>
+      <w:pPr>
+        <w:spacing w:line="336" w:lineRule="auto" w:after="180"/>
+      </w:pPr>
+      <w:r>
+        <w:rPr>
+          <w:b w:val="0"/>
+        </w:rPr>
         <w:t>Badge A rows: 1,0,1 / 0,1,0. Badge B: 1,1,1 / 0,0,0.</w:t>
       </w:r>
     </w:p>
@@ -1235,7 +1746,13 @@
       </w:r>
     </w:p>
     <w:p>
-      <w:r>
+      <w:pPr>
+        <w:spacing w:line="336" w:lineRule="auto" w:after="180"/>
+      </w:pPr>
+      <w:r>
+        <w:rPr>
+          <w:b w:val="0"/>
+        </w:rPr>
         <w:t>Find a position where the original badges differ, then read the changed A back as a picture.</w:t>
       </w:r>
     </w:p>
@@ -1278,13 +1795,58 @@
       </w:r>
     </w:p>
     <w:p>
-      <w:r>
-        <w:t>Support used: alone / hint / worked example. This record is practice evidence.</w:t>
-      </w:r>
-    </w:p>
-    <w:p>
-      <w:r>
-        <w:t>Project connection: If the sorter uses images, retain dimensions and arrangement rather than assuming a dark-pixel count describes shape.</w:t>
+      <w:pPr>
+        <w:pStyle w:val="Heading3"/>
+      </w:pPr>
+      <w:r>
+        <w:t>Record the help used</w:t>
+      </w:r>
+    </w:p>
+    <w:p>
+      <w:pPr>
+        <w:spacing w:line="336" w:lineRule="auto" w:after="180"/>
+        <w:shd w:fill="F1F6F8"/>
+      </w:pPr>
+      <w:r>
+        <w:rPr>
+          <w:b w:val="0"/>
+        </w:rPr>
+        <w:t xml:space="preserve">Support used: alone / hint / worked example. This record is practice </w:t>
+      </w:r>
+      <w:r>
+        <w:rPr>
+          <w:b/>
+        </w:rPr>
+        <w:t>evidence</w:t>
+      </w:r>
+      <w:r>
+        <w:rPr>
+          <w:b w:val="0"/>
+        </w:rPr>
+        <w:t>.</w:t>
+      </w:r>
+    </w:p>
+    <w:p>
+      <w:pPr>
+        <w:spacing w:line="336" w:lineRule="auto" w:after="180"/>
+      </w:pPr>
+      <w:r>
+        <w:rPr>
+          <w:b w:val="0"/>
+        </w:rPr>
+        <w:t>Project connection: If the sorter uses images, retain dimensions and arrangement rather than assuming a dark-</w:t>
+      </w:r>
+      <w:r>
+        <w:rPr>
+          <w:b/>
+        </w:rPr>
+        <w:t>pixel</w:t>
+      </w:r>
+      <w:r>
+        <w:rPr>
+          <w:b w:val="0"/>
+        </w:rPr>
+        <w:t xml:space="preserve"> count describes shape.</w:t>
       </w:r>
     </w:p>
     <w:p>
@@ -1297,17 +1859,64 @@
     </w:p>
     <w:p>
       <w:r>
+        <w:t>Keep this week’s input, deciding step, result and limit together in the Helpful Classroom Sorter record.</w:t>
+      </w:r>
+    </w:p>
+    <w:p>
+      <w:pPr>
+        <w:spacing w:line="336" w:lineRule="auto" w:after="180"/>
+      </w:pPr>
+      <w:r>
+        <w:rPr>
+          <w:b w:val="0"/>
+        </w:rPr>
         <w:t>Project: Helpful Classroom Sorter</w:t>
       </w:r>
     </w:p>
     <w:p>
-      <w:r>
-        <w:t>Current milestone: Frame the need. Name the user, the problem, allowed inputs and a safe simple starting method.</w:t>
-      </w:r>
-    </w:p>
-    <w:p>
-      <w:r>
-        <w:t>If the sorter uses images, retain dimensions and arrangement rather than assuming a dark-pixel count describes shape.</w:t>
+      <w:pPr>
+        <w:spacing w:line="336" w:lineRule="auto" w:after="180"/>
+      </w:pPr>
+      <w:r>
+        <w:rPr>
+          <w:b w:val="0"/>
+        </w:rPr>
+        <w:t xml:space="preserve">Current milestone: Frame the need. Name the user, the problem, allowed </w:t>
+      </w:r>
+      <w:r>
+        <w:rPr>
+          <w:b/>
+        </w:rPr>
+        <w:t>input</w:t>
+      </w:r>
+      <w:r>
+        <w:rPr>
+          <w:b w:val="0"/>
+        </w:rPr>
+        <w:t>s and a safe simple starting method.</w:t>
+      </w:r>
+    </w:p>
+    <w:p>
+      <w:pPr>
+        <w:spacing w:line="336" w:lineRule="auto" w:after="180"/>
+      </w:pPr>
+      <w:r>
+        <w:rPr>
+          <w:b w:val="0"/>
+        </w:rPr>
+        <w:t>If the sorter uses images, retain dimensions and arrangement rather than assuming a dark-</w:t>
+      </w:r>
+      <w:r>
+        <w:rPr>
+          <w:b/>
+        </w:rPr>
+        <w:t>pixel</w:t>
+      </w:r>
+      <w:r>
+        <w:rPr>
+          <w:b w:val="0"/>
+        </w:rPr>
+        <w:t xml:space="preserve"> count describes shape.</w:t>
       </w:r>
     </w:p>
     <w:tbl>
@@ -1469,12 +2078,41 @@
     </w:p>
     <w:p>
       <w:r>
+        <w:t>Try the supported questions before comparing with hints and feedback. Record what you repaired and the evidence you retained.</w:t>
+      </w:r>
+    </w:p>
+    <w:p>
+      <w:pPr>
+        <w:spacing w:line="336" w:lineRule="auto" w:after="180"/>
+      </w:pPr>
+      <w:r>
+        <w:rPr>
+          <w:b w:val="0"/>
+        </w:rPr>
         <w:t>Use this supported practice once, in the browser or on paper. Keep the reserved independent assessment for a separate first attempt before teacher feedback.</w:t>
       </w:r>
     </w:p>
     <w:p>
-      <w:r>
-        <w:t>Two fictional 2-by-3 pixel badges contain the same number of dark squares.</w:t>
+      <w:pPr>
+        <w:spacing w:line="336" w:lineRule="auto" w:after="180"/>
+      </w:pPr>
+      <w:r>
+        <w:rPr>
+          <w:b w:val="0"/>
+        </w:rPr>
+        <w:t xml:space="preserve">Two fictional 2-by-3 </w:t>
+      </w:r>
+      <w:r>
+        <w:rPr>
+          <w:b/>
+        </w:rPr>
+        <w:t>pixel</w:t>
+      </w:r>
+      <w:r>
+        <w:rPr>
+          <w:b w:val="0"/>
+        </w:rPr>
+        <w:t xml:space="preserve"> badges contain the same number of dark squares.</w:t>
       </w:r>
     </w:p>
     <w:p>
@@ -1486,27 +2124,73 @@
       </w:r>
     </w:p>
     <w:p>
-      <w:r>
+      <w:pPr>
+        <w:spacing w:line="336" w:lineRule="auto" w:after="180"/>
+      </w:pPr>
+      <w:r>
+        <w:rPr>
+          <w:b w:val="0"/>
+        </w:rPr>
         <w:t>Which labelled step matches this detail? The totals agree, but middle-top and middle-bottom positions differ.</w:t>
       </w:r>
     </w:p>
     <w:p>
-      <w:r>
+      <w:pPr>
+        <w:spacing w:line="336" w:lineRule="auto" w:after="180"/>
+        <w:shd w:fill="F4F9FC"/>
+      </w:pPr>
+      <w:r>
+        <w:rPr>
+          <w:b w:val="0"/>
+        </w:rPr>
         <w:t>1. Compare arrangements</w:t>
       </w:r>
     </w:p>
     <w:p>
-      <w:r>
+      <w:pPr>
+        <w:spacing w:line="336" w:lineRule="auto" w:after="180"/>
+        <w:shd w:fill="F4F9FC"/>
+      </w:pPr>
+      <w:r>
+        <w:rPr>
+          <w:b w:val="0"/>
+        </w:rPr>
         <w:t>2. Badge B</w:t>
       </w:r>
     </w:p>
     <w:p>
-      <w:r>
-        <w:t>3. Pixel convention</w:t>
-      </w:r>
-    </w:p>
-    <w:p>
-      <w:r>
+      <w:pPr>
+        <w:spacing w:line="336" w:lineRule="auto" w:after="180"/>
+        <w:shd w:fill="F4F9FC"/>
+      </w:pPr>
+      <w:r>
+        <w:rPr>
+          <w:b w:val="0"/>
+        </w:rPr>
+        <w:t xml:space="preserve">3. </w:t>
+      </w:r>
+      <w:r>
+        <w:rPr>
+          <w:b/>
+        </w:rPr>
+        <w:t>Pixel</w:t>
+      </w:r>
+      <w:r>
+        <w:rPr>
+          <w:b w:val="0"/>
+        </w:rPr>
+        <w:t xml:space="preserve"> convention</w:t>
+      </w:r>
+    </w:p>
+    <w:p>
+      <w:pPr>
+        <w:spacing w:line="336" w:lineRule="auto" w:after="180"/>
+        <w:shd w:fill="F4F9FC"/>
+      </w:pPr>
+      <w:r>
+        <w:rPr>
+          <w:b w:val="0"/>
+        </w:rPr>
         <w:t>4. Badge A</w:t>
       </w:r>
     </w:p>
@@ -1544,48 +2228,198 @@
       </w:r>
     </w:p>
     <w:p>
-      <w:r>
+      <w:pPr>
+        <w:pStyle w:val="Heading3"/>
+      </w:pPr>
+      <w:r>
+        <w:t>Hint · try first</w:t>
+      </w:r>
+    </w:p>
+    <w:p>
+      <w:pPr>
+        <w:spacing w:line="336" w:lineRule="auto" w:after="180"/>
+        <w:shd w:fill="F1F6F8"/>
+      </w:pPr>
+      <w:r>
+        <w:rPr>
+          <w:b w:val="0"/>
+        </w:rPr>
         <w:t>Hint if needed: Read the steps in the pictorial case. Match the supplied detail to the stage that performs or records it.</w:t>
       </w:r>
     </w:p>
     <w:p>
-      <w:r>
-        <w:t>After your attempt, compare with the supported explanation: Compare arrangements The totals agree, but middle-top and middle-bottom positions differ. A grid preserves where each brightness belongs. Adding the six values preserves only the dark count, which is 3 in both images. The total therefore cannot distinguish these badges. Dimensions and reading order belong to the representation, not to an optional caption.</w:t>
-      </w:r>
-    </w:p>
-    <w:p>
       <w:pPr>
         <w:pStyle w:val="Heading3"/>
       </w:pPr>
       <w:r>
+        <w:t>Feedback · compare after trying</w:t>
+      </w:r>
+    </w:p>
+    <w:p>
+      <w:pPr>
+        <w:spacing w:line="336" w:lineRule="auto" w:after="180"/>
+        <w:shd w:fill="F1F6FC"/>
+      </w:pPr>
+      <w:r>
+        <w:rPr>
+          <w:b w:val="0"/>
+        </w:rPr>
+        <w:t xml:space="preserve">After your attempt, compare with the supported explanation: Compare arrangements The totals agree, but middle-top and middle-bottom positions differ. A </w:t>
+      </w:r>
+      <w:r>
+        <w:rPr>
+          <w:b/>
+        </w:rPr>
+        <w:t>grid</w:t>
+      </w:r>
+      <w:r>
+        <w:rPr>
+          <w:b w:val="0"/>
+        </w:rPr>
+        <w:t xml:space="preserve"> preserves where each brightness belongs.</w:t>
+      </w:r>
+    </w:p>
+    <w:p>
+      <w:pPr>
+        <w:spacing w:line="336" w:lineRule="auto" w:after="180"/>
+        <w:shd w:fill="F1F6FC"/>
+      </w:pPr>
+      <w:r>
+        <w:rPr>
+          <w:b w:val="0"/>
+        </w:rPr>
+        <w:t>Adding the six values preserves only the dark count, which is 3 in both images. The total therefore cannot distinguish these badges. Dimensions and reading order belong to the representation, not to an optional caption.</w:t>
+      </w:r>
+    </w:p>
+    <w:p>
+      <w:pPr>
+        <w:pStyle w:val="Heading3"/>
+      </w:pPr>
+      <w:r>
         <w:t>Practice 2: explain the deciding evidence</w:t>
       </w:r>
     </w:p>
     <w:p>
-      <w:r>
-        <w:t>Changed-case practice: Change A’s bottom-left pixel from 0 to 1. Which conclusion is supported by the supplied facts?</w:t>
-      </w:r>
-    </w:p>
-    <w:p>
-      <w:r>
-        <w:t>1. A now has four dark pixels; its row encoding is 101 / 110.</w:t>
-      </w:r>
-    </w:p>
-    <w:p>
-      <w:r>
-        <w:t>2. We can decide the result without examining the changed input or the procedure.</w:t>
-      </w:r>
-    </w:p>
-    <w:p>
-      <w:r>
-        <w:t>3. This one example guarantees correct results for every future input.</w:t>
-      </w:r>
-    </w:p>
-    <w:p>
       <w:pPr>
         <w:pStyle w:val="Heading3"/>
       </w:pPr>
       <w:r>
+        <w:t>Changed case · predict first</w:t>
+      </w:r>
+    </w:p>
+    <w:p>
+      <w:pPr>
+        <w:spacing w:line="336" w:lineRule="auto" w:after="180"/>
+        <w:shd w:fill="F5F1FB"/>
+      </w:pPr>
+      <w:r>
+        <w:rPr>
+          <w:b w:val="0"/>
+        </w:rPr>
+        <w:t xml:space="preserve">Changed-case practice: Change A’s bottom-left </w:t>
+      </w:r>
+      <w:r>
+        <w:rPr>
+          <w:b/>
+        </w:rPr>
+        <w:t>pixel</w:t>
+      </w:r>
+      <w:r>
+        <w:rPr>
+          <w:b w:val="0"/>
+        </w:rPr>
+        <w:t xml:space="preserve"> from 0 to 1. Which conclusion is supported by the supplied facts?</w:t>
+      </w:r>
+    </w:p>
+    <w:p>
+      <w:pPr>
+        <w:spacing w:line="336" w:lineRule="auto" w:after="180"/>
+        <w:shd w:fill="F4F9FC"/>
+      </w:pPr>
+      <w:r>
+        <w:rPr>
+          <w:b w:val="0"/>
+        </w:rPr>
+        <w:t xml:space="preserve">1. A now has four dark </w:t>
+      </w:r>
+      <w:r>
+        <w:rPr>
+          <w:b/>
+        </w:rPr>
+        <w:t>pixel</w:t>
+      </w:r>
+      <w:r>
+        <w:rPr>
+          <w:b w:val="0"/>
+        </w:rPr>
+        <w:t xml:space="preserve">s; its row </w:t>
+      </w:r>
+      <w:r>
+        <w:rPr>
+          <w:b/>
+        </w:rPr>
+        <w:t>encoding</w:t>
+      </w:r>
+      <w:r>
+        <w:rPr>
+          <w:b w:val="0"/>
+        </w:rPr>
+        <w:t xml:space="preserve"> is 101 / 110.</w:t>
+      </w:r>
+    </w:p>
+    <w:p>
+      <w:pPr>
+        <w:spacing w:line="336" w:lineRule="auto" w:after="180"/>
+        <w:shd w:fill="F4F9FC"/>
+      </w:pPr>
+      <w:r>
+        <w:rPr>
+          <w:b w:val="0"/>
+        </w:rPr>
+        <w:t xml:space="preserve">2. We can decide the result without examining the changed </w:t>
+      </w:r>
+      <w:r>
+        <w:rPr>
+          <w:b/>
+        </w:rPr>
+        <w:t>input</w:t>
+      </w:r>
+      <w:r>
+        <w:rPr>
+          <w:b w:val="0"/>
+        </w:rPr>
+        <w:t xml:space="preserve"> or the procedure.</w:t>
+      </w:r>
+    </w:p>
+    <w:p>
+      <w:pPr>
+        <w:spacing w:line="336" w:lineRule="auto" w:after="180"/>
+        <w:shd w:fill="F4F9FC"/>
+      </w:pPr>
+      <w:r>
+        <w:rPr>
+          <w:b w:val="0"/>
+        </w:rPr>
+        <w:t xml:space="preserve">3. This one example guarantees correct results for every future </w:t>
+      </w:r>
+      <w:r>
+        <w:rPr>
+          <w:b/>
+        </w:rPr>
+        <w:t>input</w:t>
+      </w:r>
+      <w:r>
+        <w:rPr>
+          <w:b w:val="0"/>
+        </w:rPr>
+        <w:t>.</w:t>
+      </w:r>
+    </w:p>
+    <w:p>
+      <w:pPr>
+        <w:pStyle w:val="Heading3"/>
+      </w:pPr>
+      <w:r>
         <w:t>My selected conclusion, deciding fact and explanation</w:t>
       </w:r>
     </w:p>
@@ -1615,31 +2449,167 @@
       </w:r>
     </w:p>
     <w:p>
-      <w:r>
+      <w:pPr>
+        <w:pStyle w:val="Heading3"/>
+      </w:pPr>
+      <w:r>
+        <w:t>Hint · try first</w:t>
+      </w:r>
+    </w:p>
+    <w:p>
+      <w:pPr>
+        <w:spacing w:line="336" w:lineRule="auto" w:after="180"/>
+        <w:shd w:fill="F1F6F8"/>
+      </w:pPr>
+      <w:r>
+        <w:rPr>
+          <w:b w:val="0"/>
+        </w:rPr>
         <w:t>Hint if needed: Use the changed condition and the deciding step in the pictorial trace. The answer must say what follows from those facts.</w:t>
       </w:r>
     </w:p>
     <w:p>
-      <w:r>
-        <w:t>After your attempt, compare with the supported explanation: A now has four dark pixels; its row encoding is 101 / 110. Exactly one light pixel becomes dark; the other five positions remain unchanged.</w:t>
-      </w:r>
-    </w:p>
-    <w:p>
       <w:pPr>
         <w:pStyle w:val="Heading3"/>
       </w:pPr>
       <w:r>
+        <w:t>Feedback · compare after trying</w:t>
+      </w:r>
+    </w:p>
+    <w:p>
+      <w:pPr>
+        <w:spacing w:line="336" w:lineRule="auto" w:after="180"/>
+        <w:shd w:fill="F1F6FC"/>
+      </w:pPr>
+      <w:r>
+        <w:rPr>
+          <w:b w:val="0"/>
+        </w:rPr>
+        <w:t xml:space="preserve">After your attempt, compare with the supported explanation: A now has four dark </w:t>
+      </w:r>
+      <w:r>
+        <w:rPr>
+          <w:b/>
+        </w:rPr>
+        <w:t>pixel</w:t>
+      </w:r>
+      <w:r>
+        <w:rPr>
+          <w:b w:val="0"/>
+        </w:rPr>
+        <w:t xml:space="preserve">s; its row </w:t>
+      </w:r>
+      <w:r>
+        <w:rPr>
+          <w:b/>
+        </w:rPr>
+        <w:t>encoding</w:t>
+      </w:r>
+      <w:r>
+        <w:rPr>
+          <w:b w:val="0"/>
+        </w:rPr>
+        <w:t xml:space="preserve"> is 101 / 110. Exactly one light </w:t>
+      </w:r>
+      <w:r>
+        <w:rPr>
+          <w:b/>
+        </w:rPr>
+        <w:t>pixel</w:t>
+      </w:r>
+      <w:r>
+        <w:rPr>
+          <w:b w:val="0"/>
+        </w:rPr>
+        <w:t xml:space="preserve"> becomes dark; the other five positions remain unchanged.</w:t>
+      </w:r>
+    </w:p>
+    <w:p>
+      <w:pPr>
+        <w:pStyle w:val="Heading3"/>
+      </w:pPr>
+      <w:r>
         <w:t>Repair a missing building block</w:t>
       </w:r>
     </w:p>
     <w:p>
-      <w:r>
-        <w:t>Review Rules or Learned Patterns? (ai-1/4). Goal: Execute a stated rule including its boundary. Short practice: Show which stage used labels and which stage used only the new measurement.. Return to this week and explain what you changed.</w:t>
-      </w:r>
-    </w:p>
-    <w:p>
-      <w:r>
-        <w:t>Review Input, Process, Output (ai-1/2). Goal: Trace information through a system without confusing information with a physical action. Short practice: Use the richer record to find blue pencils in Box B. Explain why total alone was insufficient.. Return to this week and explain what you changed.</w:t>
+      <w:pPr>
+        <w:spacing w:line="336" w:lineRule="auto" w:after="180"/>
+      </w:pPr>
+      <w:r>
+        <w:rPr>
+          <w:b w:val="0"/>
+        </w:rPr>
+        <w:t>Review Rules or Learned Patterns? (ai-1/4). Goal: Execute a stated rule including its boundary. Short practice: Show which stage used labels and which stage used only the new measurement..</w:t>
+      </w:r>
+    </w:p>
+    <w:p>
+      <w:pPr>
+        <w:spacing w:line="336" w:lineRule="auto" w:after="180"/>
+      </w:pPr>
+      <w:r>
+        <w:rPr>
+          <w:b w:val="0"/>
+        </w:rPr>
+        <w:t>Return to this week and explain what you changed.</w:t>
+      </w:r>
+    </w:p>
+    <w:p>
+      <w:pPr>
+        <w:spacing w:line="336" w:lineRule="auto" w:after="180"/>
+      </w:pPr>
+      <w:r>
+        <w:rPr>
+          <w:b w:val="0"/>
+        </w:rPr>
+        <w:t xml:space="preserve">Review </w:t>
+      </w:r>
+      <w:r>
+        <w:rPr>
+          <w:b/>
+        </w:rPr>
+        <w:t>Input</w:t>
+      </w:r>
+      <w:r>
+        <w:rPr>
+          <w:b w:val="0"/>
+        </w:rPr>
+        <w:t xml:space="preserve">, </w:t>
+      </w:r>
+      <w:r>
+        <w:rPr>
+          <w:b/>
+        </w:rPr>
+        <w:t>Process</w:t>
+      </w:r>
+      <w:r>
+        <w:rPr>
+          <w:b w:val="0"/>
+        </w:rPr>
+        <w:t xml:space="preserve">, </w:t>
+      </w:r>
+      <w:r>
+        <w:rPr>
+          <w:b/>
+        </w:rPr>
+        <w:t>Output</w:t>
+      </w:r>
+      <w:r>
+        <w:rPr>
+          <w:b w:val="0"/>
+        </w:rPr>
+        <w:t xml:space="preserve"> (ai-1/2). Goal: Trace information through a system without confusing information with a physical action. Short practice: Use the richer record to find blue pencils in Box B.</w:t>
+      </w:r>
+    </w:p>
+    <w:p>
+      <w:pPr>
+        <w:spacing w:line="336" w:lineRule="auto" w:after="180"/>
+      </w:pPr>
+      <w:r>
+        <w:rPr>
+          <w:b w:val="0"/>
+        </w:rPr>
+        <w:t>Explain why total alone was insufficient.. Return to this week and explain what you changed.</w:t>
       </w:r>
     </w:p>
     <w:p>
@@ -1651,8 +2621,37 @@
       </w:r>
     </w:p>
     <w:p>
-      <w:r>
-        <w:t>Use Download completed work in the hosted lesson to export your answers, reflections, practice feedback and code-run evidence. Open the HTML copy to read or print it. Drafts stay in this browser when storage is available; clear drafts on a shared device.</w:t>
+      <w:pPr>
+        <w:spacing w:line="336" w:lineRule="auto" w:after="180"/>
+      </w:pPr>
+      <w:r>
+        <w:rPr>
+          <w:b w:val="0"/>
+        </w:rPr>
+        <w:t xml:space="preserve">Use Download completed work in the hosted lesson to export your answers, reflections, practice feedback and code-run </w:t>
+      </w:r>
+      <w:r>
+        <w:rPr>
+          <w:b/>
+        </w:rPr>
+        <w:t>evidence</w:t>
+      </w:r>
+      <w:r>
+        <w:rPr>
+          <w:b w:val="0"/>
+        </w:rPr>
+        <w:t>. Open the HTML copy to read or print it.</w:t>
+      </w:r>
+    </w:p>
+    <w:p>
+      <w:pPr>
+        <w:spacing w:line="336" w:lineRule="auto" w:after="180"/>
+      </w:pPr>
+      <w:r>
+        <w:rPr>
+          <w:b w:val="0"/>
+        </w:rPr>
+        <w:t>Drafts stay in this browser when storage is available; clear drafts on a shared device.</w:t>
       </w:r>
     </w:p>
     <w:p>
@@ -1666,6 +2665,802 @@
     <w:p>
       <w:r>
         <w:t>________________________________________________________________</w:t>
+      </w:r>
+    </w:p>
+    <w:p>
+      <w:r>
+        <w:t>________________________________________________________________</w:t>
+      </w:r>
+    </w:p>
+    <w:p>
+      <w:r>
+        <w:t>________________________________________________________________</w:t>
+      </w:r>
+    </w:p>
+    <w:p>
+      <w:r>
+        <w:t>________________________________________________________________</w:t>
+      </w:r>
+    </w:p>
+    <w:p>
+      <w:r>
+        <w:t>________________________________________________________________</w:t>
+      </w:r>
+    </w:p>
+    <w:p>
+      <w:pPr>
+        <w:pStyle w:val="Heading1"/>
+      </w:pPr>
+      <w:r>
+        <w:t>21. Visual concept journey</w:t>
+      </w:r>
+    </w:p>
+    <w:p>
+      <w:r>
+        <w:t>Explain each Pictures Become Numbers picture from its labels, then record a relevant limit.</w:t>
+      </w:r>
+    </w:p>
+    <w:p>
+      <w:pPr>
+        <w:pStyle w:val="Heading3"/>
+      </w:pPr>
+      <w:r>
+        <w:t>01. Pictures Become Numbers: the case</w:t>
+      </w:r>
+    </w:p>
+    <w:p>
+      <w:r>
+        <w:drawing>
+          <wp:inline xmlns:a="http://schemas.openxmlformats.org/drawingml/2006/main" xmlns:pic="http://schemas.openxmlformats.org/drawingml/2006/picture">
+            <wp:extent cx="5486400" cy="2834640"/>
+            <wp:docPr id="3" name="Picture 3" descr="Two fictional 2-by-3 pixel badges contain the same number of dark squares. Supplied facts: Dark=1, light=0; rows are read top to bottom, left to right. Badge A rows: 1,0,1 / 0,1,0. Badge B: 1,1,1 / 0,0,0."/>
+            <wp:cNvGraphicFramePr>
+              <a:graphicFrameLocks noChangeAspect="1"/>
+            </wp:cNvGraphicFramePr>
+            <a:graphic>
+              <a:graphicData uri="http://schemas.openxmlformats.org/drawingml/2006/picture">
+                <pic:pic>
+                  <pic:nvPicPr>
+                    <pic:cNvPr id="0" name="academy-story-ai-1-5-01.png"/>
+                    <pic:cNvPicPr/>
+                  </pic:nvPicPr>
+                  <pic:blipFill>
+                    <a:blip r:embed="rId11"/>
+                    <a:stretch>
+                      <a:fillRect/>
+                    </a:stretch>
+                  </pic:blipFill>
+                  <pic:spPr>
+                    <a:xfrm>
+                      <a:off x="0" y="0"/>
+                      <a:ext cx="5486400" cy="2834640"/>
+                    </a:xfrm>
+                    <a:prstGeom prst="rect"/>
+                  </pic:spPr>
+                </pic:pic>
+              </a:graphicData>
+            </a:graphic>
+          </wp:inline>
+        </w:drawing>
+      </w:r>
+    </w:p>
+    <w:p>
+      <w:pPr>
+        <w:spacing w:line="336" w:lineRule="auto" w:after="180"/>
+      </w:pPr>
+      <w:r>
+        <w:rPr>
+          <w:b w:val="0"/>
+        </w:rPr>
+        <w:t xml:space="preserve">Two fictional 2-by-3 </w:t>
+      </w:r>
+      <w:r>
+        <w:rPr>
+          <w:b/>
+        </w:rPr>
+        <w:t>pixel</w:t>
+      </w:r>
+      <w:r>
+        <w:rPr>
+          <w:b w:val="0"/>
+        </w:rPr>
+        <w:t xml:space="preserve"> badges contain the same number of dark squares. Supplied facts: Dark=1, light=0; rows are read top to bottom, left to right. Badge A rows: 1,0,1 / 0,1,0. Badge B: 1,1,1 / 0,0,0.</w:t>
+      </w:r>
+    </w:p>
+    <w:p>
+      <w:pPr>
+        <w:spacing w:line="336" w:lineRule="auto" w:after="180"/>
+        <w:shd w:fill="F5F1FB"/>
+      </w:pPr>
+      <w:r>
+        <w:rPr>
+          <w:b w:val="0"/>
+        </w:rPr>
+        <w:t>Point to the given fact that matters most. Explain why it matters.</w:t>
+      </w:r>
+    </w:p>
+    <w:p>
+      <w:pPr>
+        <w:pStyle w:val="Heading3"/>
+      </w:pPr>
+      <w:r>
+        <w:t>My picture explanation, deciding evidence and one limit</w:t>
+      </w:r>
+    </w:p>
+    <w:p>
+      <w:r>
+        <w:t>________________________________________________________________</w:t>
+      </w:r>
+    </w:p>
+    <w:p>
+      <w:r>
+        <w:t>________________________________________________________________</w:t>
+      </w:r>
+    </w:p>
+    <w:p>
+      <w:r>
+        <w:t>________________________________________________________________</w:t>
+      </w:r>
+    </w:p>
+    <w:p>
+      <w:r>
+        <w:t>________________________________________________________________</w:t>
+      </w:r>
+    </w:p>
+    <w:p>
+      <w:pPr>
+        <w:pStyle w:val="Heading3"/>
+      </w:pPr>
+      <w:r>
+        <w:t>02. Follow the deciding steps</w:t>
+      </w:r>
+    </w:p>
+    <w:p>
+      <w:r>
+        <w:drawing>
+          <wp:inline xmlns:a="http://schemas.openxmlformats.org/drawingml/2006/main" xmlns:pic="http://schemas.openxmlformats.org/drawingml/2006/picture">
+            <wp:extent cx="5486400" cy="4005072"/>
+            <wp:docPr id="4" name="Picture 4" descr="Pixel convention: Each image has two rows and three columns; 1 means dark. → Badge A: Top 101, bottom 010: three dark pixels. → Badge B: Top 111, bottom 000: also three dark pixels. → Compare arrangements: The totals agree, but middle-top and middle-bottom positions differ."/>
+            <wp:cNvGraphicFramePr>
+              <a:graphicFrameLocks noChangeAspect="1"/>
+            </wp:cNvGraphicFramePr>
+            <a:graphic>
+              <a:graphicData uri="http://schemas.openxmlformats.org/drawingml/2006/picture">
+                <pic:pic>
+                  <pic:nvPicPr>
+                    <pic:cNvPr id="0" name="academy-story-ai-1-5-02.png"/>
+                    <pic:cNvPicPr/>
+                  </pic:nvPicPr>
+                  <pic:blipFill>
+                    <a:blip r:embed="rId12"/>
+                    <a:stretch>
+                      <a:fillRect/>
+                    </a:stretch>
+                  </pic:blipFill>
+                  <pic:spPr>
+                    <a:xfrm>
+                      <a:off x="0" y="0"/>
+                      <a:ext cx="5486400" cy="4005072"/>
+                    </a:xfrm>
+                    <a:prstGeom prst="rect"/>
+                  </pic:spPr>
+                </pic:pic>
+              </a:graphicData>
+            </a:graphic>
+          </wp:inline>
+        </w:drawing>
+      </w:r>
+    </w:p>
+    <w:p>
+      <w:pPr>
+        <w:spacing w:line="336" w:lineRule="auto" w:after="180"/>
+      </w:pPr>
+      <w:r>
+        <w:rPr>
+          <w:b/>
+        </w:rPr>
+        <w:t>Pixel</w:t>
+      </w:r>
+      <w:r>
+        <w:rPr>
+          <w:b w:val="0"/>
+        </w:rPr>
+        <w:t xml:space="preserve"> convention: Each image has two rows and three columns; 1 means dark. → Badge A: Top 101, bottom 010: three dark </w:t>
+      </w:r>
+      <w:r>
+        <w:rPr>
+          <w:b/>
+        </w:rPr>
+        <w:t>pixel</w:t>
+      </w:r>
+      <w:r>
+        <w:rPr>
+          <w:b w:val="0"/>
+        </w:rPr>
+        <w:t xml:space="preserve">s. → Badge B: Top 111, bottom 000: also three dark </w:t>
+      </w:r>
+      <w:r>
+        <w:rPr>
+          <w:b/>
+        </w:rPr>
+        <w:t>pixel</w:t>
+      </w:r>
+      <w:r>
+        <w:rPr>
+          <w:b w:val="0"/>
+        </w:rPr>
+        <w:t>s. → Compare arrangements: The totals agree, but middle-top and middle-bottom positions differ.</w:t>
+      </w:r>
+    </w:p>
+    <w:p>
+      <w:pPr>
+        <w:spacing w:line="336" w:lineRule="auto" w:after="180"/>
+        <w:shd w:fill="F5F1FB"/>
+      </w:pPr>
+      <w:r>
+        <w:rPr>
+          <w:b w:val="0"/>
+        </w:rPr>
+        <w:t xml:space="preserve">Point to each numbered stage and explain which recorded </w:t>
+      </w:r>
+      <w:r>
+        <w:rPr>
+          <w:b/>
+        </w:rPr>
+        <w:t>input</w:t>
+      </w:r>
+      <w:r>
+        <w:rPr>
+          <w:b w:val="0"/>
+        </w:rPr>
+        <w:t xml:space="preserve"> it uses.</w:t>
+      </w:r>
+    </w:p>
+    <w:p>
+      <w:pPr>
+        <w:pStyle w:val="Heading3"/>
+      </w:pPr>
+      <w:r>
+        <w:t>My picture explanation, deciding evidence and one limit</w:t>
+      </w:r>
+    </w:p>
+    <w:p>
+      <w:r>
+        <w:t>________________________________________________________________</w:t>
+      </w:r>
+    </w:p>
+    <w:p>
+      <w:r>
+        <w:t>________________________________________________________________</w:t>
+      </w:r>
+    </w:p>
+    <w:p>
+      <w:r>
+        <w:t>________________________________________________________________</w:t>
+      </w:r>
+    </w:p>
+    <w:p>
+      <w:r>
+        <w:t>________________________________________________________________</w:t>
+      </w:r>
+    </w:p>
+    <w:p>
+      <w:pPr>
+        <w:pStyle w:val="Heading3"/>
+      </w:pPr>
+      <w:r>
+        <w:t>03. Pixel positions: two badges, same dark count</w:t>
+      </w:r>
+    </w:p>
+    <w:p>
+      <w:r>
+        <w:drawing>
+          <wp:inline xmlns:a="http://schemas.openxmlformats.org/drawingml/2006/main" xmlns:pic="http://schemas.openxmlformats.org/drawingml/2006/picture">
+            <wp:extent cx="5486400" cy="3938016"/>
+            <wp:docPr id="5" name="Picture 5" descr="Pixel positions: two badges, same dark count. A top: Left = 1, Middle = 0, Right = 1. A bottom: Left = 0, Middle = 1, Right = 0. B top: Left = 1, Middle = 1, Right = 1. B bottom: Left = 0, Middle = 0, Right = 0."/>
+            <wp:cNvGraphicFramePr>
+              <a:graphicFrameLocks noChangeAspect="1"/>
+            </wp:cNvGraphicFramePr>
+            <a:graphic>
+              <a:graphicData uri="http://schemas.openxmlformats.org/drawingml/2006/picture">
+                <pic:pic>
+                  <pic:nvPicPr>
+                    <pic:cNvPr id="0" name="academy-story-ai-1-5-03.png"/>
+                    <pic:cNvPicPr/>
+                  </pic:nvPicPr>
+                  <pic:blipFill>
+                    <a:blip r:embed="rId13"/>
+                    <a:stretch>
+                      <a:fillRect/>
+                    </a:stretch>
+                  </pic:blipFill>
+                  <pic:spPr>
+                    <a:xfrm>
+                      <a:off x="0" y="0"/>
+                      <a:ext cx="5486400" cy="3938016"/>
+                    </a:xfrm>
+                    <a:prstGeom prst="rect"/>
+                  </pic:spPr>
+                </pic:pic>
+              </a:graphicData>
+            </a:graphic>
+          </wp:inline>
+        </w:drawing>
+      </w:r>
+    </w:p>
+    <w:p>
+      <w:pPr>
+        <w:spacing w:line="336" w:lineRule="auto" w:after="180"/>
+      </w:pPr>
+      <w:r>
+        <w:rPr>
+          <w:b/>
+        </w:rPr>
+        <w:t>Pixel</w:t>
+      </w:r>
+      <w:r>
+        <w:rPr>
+          <w:b w:val="0"/>
+        </w:rPr>
+        <w:t xml:space="preserve"> positions: two badges, same dark count. A top: Left = 1, Middle = 0, Right = 1. A bottom: Left = 0, Middle = 1, Right = 0. B top: Left = 1, Middle = 1, Right = 1. B bottom: Left = 0, Middle = 0, Right = 0.</w:t>
+      </w:r>
+    </w:p>
+    <w:p>
+      <w:pPr>
+        <w:spacing w:line="336" w:lineRule="auto" w:after="180"/>
+        <w:shd w:fill="F5F1FB"/>
+      </w:pPr>
+      <w:r>
+        <w:rPr>
+          <w:b w:val="0"/>
+        </w:rPr>
+        <w:t>Read the labels and values. Explain the relationship the model shows.</w:t>
+      </w:r>
+    </w:p>
+    <w:p>
+      <w:pPr>
+        <w:pStyle w:val="Heading3"/>
+      </w:pPr>
+      <w:r>
+        <w:t>My picture explanation, deciding evidence and one limit</w:t>
+      </w:r>
+    </w:p>
+    <w:p>
+      <w:r>
+        <w:t>________________________________________________________________</w:t>
+      </w:r>
+    </w:p>
+    <w:p>
+      <w:r>
+        <w:t>________________________________________________________________</w:t>
+      </w:r>
+    </w:p>
+    <w:p>
+      <w:r>
+        <w:t>________________________________________________________________</w:t>
+      </w:r>
+    </w:p>
+    <w:p>
+      <w:r>
+        <w:t>________________________________________________________________</w:t>
+      </w:r>
+    </w:p>
+    <w:p>
+      <w:pPr>
+        <w:pStyle w:val="Heading3"/>
+      </w:pPr>
+      <w:r>
+        <w:t>04. Change one thing. Trace what follows.</w:t>
+      </w:r>
+    </w:p>
+    <w:p>
+      <w:r>
+        <w:drawing>
+          <wp:inline xmlns:a="http://schemas.openxmlformats.org/drawingml/2006/main" xmlns:pic="http://schemas.openxmlformats.org/drawingml/2006/picture">
+            <wp:extent cx="5486400" cy="3026664"/>
+            <wp:docPr id="6" name="Picture 6" descr="Original case: The totals agree, but middle-top and middle-bottom positions differ. Changed condition: Change A’s bottom-left pixel from 0 to 1. Expected result: A now has four dark pixels; its row encoding is 101 / 110. Reason: Exactly one light pixel becomes dark; the other five positions remain unchanged."/>
+            <wp:cNvGraphicFramePr>
+              <a:graphicFrameLocks noChangeAspect="1"/>
+            </wp:cNvGraphicFramePr>
+            <a:graphic>
+              <a:graphicData uri="http://schemas.openxmlformats.org/drawingml/2006/picture">
+                <pic:pic>
+                  <pic:nvPicPr>
+                    <pic:cNvPr id="0" name="academy-story-ai-1-5-04.png"/>
+                    <pic:cNvPicPr/>
+                  </pic:nvPicPr>
+                  <pic:blipFill>
+                    <a:blip r:embed="rId14"/>
+                    <a:stretch>
+                      <a:fillRect/>
+                    </a:stretch>
+                  </pic:blipFill>
+                  <pic:spPr>
+                    <a:xfrm>
+                      <a:off x="0" y="0"/>
+                      <a:ext cx="5486400" cy="3026664"/>
+                    </a:xfrm>
+                    <a:prstGeom prst="rect"/>
+                  </pic:spPr>
+                </pic:pic>
+              </a:graphicData>
+            </a:graphic>
+          </wp:inline>
+        </w:drawing>
+      </w:r>
+    </w:p>
+    <w:p>
+      <w:pPr>
+        <w:spacing w:line="336" w:lineRule="auto" w:after="180"/>
+      </w:pPr>
+      <w:r>
+        <w:rPr>
+          <w:b w:val="0"/>
+        </w:rPr>
+        <w:t xml:space="preserve">Original case: The totals agree, but middle-top and middle-bottom positions differ. Changed condition: Change A’s bottom-left </w:t>
+      </w:r>
+      <w:r>
+        <w:rPr>
+          <w:b/>
+        </w:rPr>
+        <w:t>pixel</w:t>
+      </w:r>
+      <w:r>
+        <w:rPr>
+          <w:b w:val="0"/>
+        </w:rPr>
+        <w:t xml:space="preserve"> from 0 to 1. Expected result: A now has four dark </w:t>
+      </w:r>
+      <w:r>
+        <w:rPr>
+          <w:b/>
+        </w:rPr>
+        <w:t>pixel</w:t>
+      </w:r>
+      <w:r>
+        <w:rPr>
+          <w:b w:val="0"/>
+        </w:rPr>
+        <w:t xml:space="preserve">s; its row </w:t>
+      </w:r>
+      <w:r>
+        <w:rPr>
+          <w:b/>
+        </w:rPr>
+        <w:t>encoding</w:t>
+      </w:r>
+      <w:r>
+        <w:rPr>
+          <w:b w:val="0"/>
+        </w:rPr>
+        <w:t xml:space="preserve"> is 101 / 110.</w:t>
+      </w:r>
+    </w:p>
+    <w:p>
+      <w:pPr>
+        <w:spacing w:line="336" w:lineRule="auto" w:after="180"/>
+      </w:pPr>
+      <w:r>
+        <w:rPr>
+          <w:b w:val="0"/>
+        </w:rPr>
+        <w:t xml:space="preserve">Reason: Exactly one light </w:t>
+      </w:r>
+      <w:r>
+        <w:rPr>
+          <w:b/>
+        </w:rPr>
+        <w:t>pixel</w:t>
+      </w:r>
+      <w:r>
+        <w:rPr>
+          <w:b w:val="0"/>
+        </w:rPr>
+        <w:t xml:space="preserve"> becomes dark; the other five positions remain unchanged.</w:t>
+      </w:r>
+    </w:p>
+    <w:p>
+      <w:pPr>
+        <w:spacing w:line="336" w:lineRule="auto" w:after="180"/>
+        <w:shd w:fill="F5F1FB"/>
+      </w:pPr>
+      <w:r>
+        <w:rPr>
+          <w:b w:val="0"/>
+        </w:rPr>
+        <w:t>Predict before checking the worked changed-case result. Name what changed and what the supplied facts allow you to conclude.</w:t>
+      </w:r>
+    </w:p>
+    <w:p>
+      <w:pPr>
+        <w:pStyle w:val="Heading3"/>
+      </w:pPr>
+      <w:r>
+        <w:t>My picture explanation, deciding evidence and one limit</w:t>
+      </w:r>
+    </w:p>
+    <w:p>
+      <w:r>
+        <w:t>________________________________________________________________</w:t>
+      </w:r>
+    </w:p>
+    <w:p>
+      <w:r>
+        <w:t>________________________________________________________________</w:t>
+      </w:r>
+    </w:p>
+    <w:p>
+      <w:r>
+        <w:t>________________________________________________________________</w:t>
+      </w:r>
+    </w:p>
+    <w:p>
+      <w:r>
+        <w:t>________________________________________________________________</w:t>
+      </w:r>
+    </w:p>
+    <w:p>
+      <w:pPr>
+        <w:pStyle w:val="Heading3"/>
+      </w:pPr>
+      <w:r>
+        <w:t>05. Connect the explanation to its limit</w:t>
+      </w:r>
+    </w:p>
+    <w:p>
+      <w:r>
+        <w:drawing>
+          <wp:inline xmlns:a="http://schemas.openxmlformats.org/drawingml/2006/main" xmlns:pic="http://schemas.openxmlformats.org/drawingml/2006/picture">
+            <wp:extent cx="5486400" cy="2834640"/>
+            <wp:docPr id="7" name="Picture 7" descr="A grid preserves where each brightness belongs. Adding the six values preserves only the dark count, which is 3 in both images. The total therefore cannot distinguish these badges. Dimensions and reading order belong to the representation, not to an optional caption. Limit: This toy binary encoding does not include real photographs’ colour channels, compression or illumination effects."/>
+            <wp:cNvGraphicFramePr>
+              <a:graphicFrameLocks noChangeAspect="1"/>
+            </wp:cNvGraphicFramePr>
+            <a:graphic>
+              <a:graphicData uri="http://schemas.openxmlformats.org/drawingml/2006/picture">
+                <pic:pic>
+                  <pic:nvPicPr>
+                    <pic:cNvPr id="0" name="academy-story-ai-1-5-05.png"/>
+                    <pic:cNvPicPr/>
+                  </pic:nvPicPr>
+                  <pic:blipFill>
+                    <a:blip r:embed="rId15"/>
+                    <a:stretch>
+                      <a:fillRect/>
+                    </a:stretch>
+                  </pic:blipFill>
+                  <pic:spPr>
+                    <a:xfrm>
+                      <a:off x="0" y="0"/>
+                      <a:ext cx="5486400" cy="2834640"/>
+                    </a:xfrm>
+                    <a:prstGeom prst="rect"/>
+                  </pic:spPr>
+                </pic:pic>
+              </a:graphicData>
+            </a:graphic>
+          </wp:inline>
+        </w:drawing>
+      </w:r>
+    </w:p>
+    <w:p>
+      <w:pPr>
+        <w:spacing w:line="336" w:lineRule="auto" w:after="180"/>
+      </w:pPr>
+      <w:r>
+        <w:rPr>
+          <w:b w:val="0"/>
+        </w:rPr>
+        <w:t xml:space="preserve">A </w:t>
+      </w:r>
+      <w:r>
+        <w:rPr>
+          <w:b/>
+        </w:rPr>
+        <w:t>grid</w:t>
+      </w:r>
+      <w:r>
+        <w:rPr>
+          <w:b w:val="0"/>
+        </w:rPr>
+        <w:t xml:space="preserve"> preserves where each brightness belongs. Adding the six values preserves only the dark count, which is 3 in both images. The total therefore cannot distinguish these badges.</w:t>
+      </w:r>
+    </w:p>
+    <w:p>
+      <w:pPr>
+        <w:spacing w:line="336" w:lineRule="auto" w:after="180"/>
+      </w:pPr>
+      <w:r>
+        <w:rPr>
+          <w:b w:val="0"/>
+        </w:rPr>
+        <w:t xml:space="preserve">Dimensions and reading order belong to the representation, not to an optional caption. Limit: This toy binary </w:t>
+      </w:r>
+      <w:r>
+        <w:rPr>
+          <w:b/>
+        </w:rPr>
+        <w:t>encoding</w:t>
+      </w:r>
+      <w:r>
+        <w:rPr>
+          <w:b w:val="0"/>
+        </w:rPr>
+        <w:t xml:space="preserve"> does not include real photographs’ colour </w:t>
+      </w:r>
+      <w:r>
+        <w:rPr>
+          <w:b/>
+        </w:rPr>
+        <w:t>channel</w:t>
+      </w:r>
+      <w:r>
+        <w:rPr>
+          <w:b w:val="0"/>
+        </w:rPr>
+        <w:t>s, compression or illumination effects.</w:t>
+      </w:r>
+    </w:p>
+    <w:p>
+      <w:pPr>
+        <w:spacing w:line="336" w:lineRule="auto" w:after="180"/>
+        <w:shd w:fill="F5F1FB"/>
+      </w:pPr>
+      <w:r>
+        <w:rPr>
+          <w:b w:val="0"/>
+        </w:rPr>
+        <w:t>Explain the case, then point to a limit on the claim.</w:t>
+      </w:r>
+    </w:p>
+    <w:p>
+      <w:pPr>
+        <w:pStyle w:val="Heading3"/>
+      </w:pPr>
+      <w:r>
+        <w:t>My picture explanation, deciding evidence and one limit</w:t>
+      </w:r>
+    </w:p>
+    <w:p>
+      <w:r>
+        <w:t>________________________________________________________________</w:t>
+      </w:r>
+    </w:p>
+    <w:p>
+      <w:r>
+        <w:t>________________________________________________________________</w:t>
+      </w:r>
+    </w:p>
+    <w:p>
+      <w:r>
+        <w:t>________________________________________________________________</w:t>
+      </w:r>
+    </w:p>
+    <w:p>
+      <w:r>
+        <w:t>________________________________________________________________</w:t>
+      </w:r>
+    </w:p>
+    <w:p>
+      <w:pPr>
+        <w:pStyle w:val="Heading3"/>
+      </w:pPr>
+      <w:r>
+        <w:t>06. Make the idea visible in your project</w:t>
+      </w:r>
+    </w:p>
+    <w:p>
+      <w:r>
+        <w:drawing>
+          <wp:inline xmlns:a="http://schemas.openxmlformats.org/drawingml/2006/main" xmlns:pic="http://schemas.openxmlformats.org/drawingml/2006/picture">
+            <wp:extent cx="5486400" cy="3380232"/>
+            <wp:docPr id="8" name="Picture 8" descr="If the sorter uses images, retain dimensions and arrangement rather than assuming a dark-pixel count describes shape. Draw your input, deciding step, result and limit. Supported question: Find a position where the original badges differ, then read the changed A back as a picture."/>
+            <wp:cNvGraphicFramePr>
+              <a:graphicFrameLocks noChangeAspect="1"/>
+            </wp:cNvGraphicFramePr>
+            <a:graphic>
+              <a:graphicData uri="http://schemas.openxmlformats.org/drawingml/2006/picture">
+                <pic:pic>
+                  <pic:nvPicPr>
+                    <pic:cNvPr id="0" name="academy-story-ai-1-5-06.png"/>
+                    <pic:cNvPicPr/>
+                  </pic:nvPicPr>
+                  <pic:blipFill>
+                    <a:blip r:embed="rId16"/>
+                    <a:stretch>
+                      <a:fillRect/>
+                    </a:stretch>
+                  </pic:blipFill>
+                  <pic:spPr>
+                    <a:xfrm>
+                      <a:off x="0" y="0"/>
+                      <a:ext cx="5486400" cy="3380232"/>
+                    </a:xfrm>
+                    <a:prstGeom prst="rect"/>
+                  </pic:spPr>
+                </pic:pic>
+              </a:graphicData>
+            </a:graphic>
+          </wp:inline>
+        </w:drawing>
+      </w:r>
+    </w:p>
+    <w:p>
+      <w:pPr>
+        <w:spacing w:line="336" w:lineRule="auto" w:after="180"/>
+      </w:pPr>
+      <w:r>
+        <w:rPr>
+          <w:b w:val="0"/>
+        </w:rPr>
+        <w:t>If the sorter uses images, retain dimensions and arrangement rather than assuming a dark-</w:t>
+      </w:r>
+      <w:r>
+        <w:rPr>
+          <w:b/>
+        </w:rPr>
+        <w:t>pixel</w:t>
+      </w:r>
+      <w:r>
+        <w:rPr>
+          <w:b w:val="0"/>
+        </w:rPr>
+        <w:t xml:space="preserve"> count describes shape. Draw your </w:t>
+      </w:r>
+      <w:r>
+        <w:rPr>
+          <w:b/>
+        </w:rPr>
+        <w:t>input</w:t>
+      </w:r>
+      <w:r>
+        <w:rPr>
+          <w:b w:val="0"/>
+        </w:rPr>
+        <w:t>, deciding step, result and limit.</w:t>
+      </w:r>
+    </w:p>
+    <w:p>
+      <w:pPr>
+        <w:spacing w:line="336" w:lineRule="auto" w:after="180"/>
+      </w:pPr>
+      <w:r>
+        <w:rPr>
+          <w:b w:val="0"/>
+        </w:rPr>
+        <w:t>Supported question: Find a position where the original badges differ, then read the changed A back as a picture.</w:t>
+      </w:r>
+    </w:p>
+    <w:p>
+      <w:pPr>
+        <w:spacing w:line="336" w:lineRule="auto" w:after="180"/>
+        <w:shd w:fill="F5F1FB"/>
+      </w:pPr>
+      <w:r>
+        <w:rPr>
+          <w:b w:val="0"/>
+        </w:rPr>
+        <w:t xml:space="preserve">Draw your project trace and justify the deciding step using </w:t>
+      </w:r>
+      <w:r>
+        <w:rPr>
+          <w:b/>
+        </w:rPr>
+        <w:t>evidence</w:t>
+      </w:r>
+      <w:r>
+        <w:rPr>
+          <w:b w:val="0"/>
+        </w:rPr>
+        <w:t>.</w:t>
+      </w:r>
+    </w:p>
+    <w:p>
+      <w:pPr>
+        <w:pStyle w:val="Heading3"/>
+      </w:pPr>
+      <w:r>
+        <w:t>My picture explanation, deciding evidence and one limit</w:t>
       </w:r>
     </w:p>
     <w:p>

--- a/downloads/workbook/ai-1-week-05.docx
+++ b/downloads/workbook/ai-1-week-05.docx
@@ -25,12 +25,153 @@
         <w:pStyle w:val="Heading1"/>
       </w:pPr>
       <w:r>
-        <w:t>01. Recall and choose your starting point</w:t>
-      </w:r>
-    </w:p>
-    <w:p>
-      <w:r>
-        <w:t>Record your starting explanation for Pictures Become Numbers before opening notes. Show any later correction separately.</w:t>
+        <w:t>One connected image-representation record.</w:t>
+      </w:r>
+    </w:p>
+    <w:p>
+      <w:r>
+        <w:t>Decode a grid, restore missing shape information, test a count feature, diagnose a convention mismatch and design a new pair.</w:t>
+      </w:r>
+    </w:p>
+    <w:p>
+      <w:r>
+        <w:t>Keep the values, their positions and the code that gives them meaning.</w:t>
+      </w:r>
+    </w:p>
+    <w:p>
+      <w:pPr>
+        <w:pStyle w:val="Heading1"/>
+      </w:pPr>
+      <w:r>
+        <w:t>01. Recall · Rules and information paths</w:t>
+      </w:r>
+    </w:p>
+    <w:p>
+      <w:r>
+        <w:t>Retrieve both earlier ideas before opening notes.</w:t>
+      </w:r>
+    </w:p>
+    <w:p>
+      <w:pPr>
+        <w:pStyle w:val="Heading2"/>
+      </w:pPr>
+      <w:r>
+        <w:t>Retrieve and explain</w:t>
+      </w:r>
+    </w:p>
+    <w:p>
+      <w:pPr>
+        <w:pStyle w:val="ListBullet"/>
+      </w:pPr>
+      <w:r>
+        <w:t>Try the recall before opening notes. Then use a different colour or a labelled second line to correct your explanation.</w:t>
+      </w:r>
+    </w:p>
+    <w:p>
+      <w:pPr>
+        <w:pStyle w:val="ListBullet"/>
+      </w:pPr>
+      <w:r>
+        <w:t>Without opening the old lesson, explain one key idea from Rules or Learned Patterns?. Give an example and a mistake that the idea helps you avoid.</w:t>
+      </w:r>
+    </w:p>
+    <w:p>
+      <w:pPr>
+        <w:pStyle w:val="Heading3"/>
+      </w:pPr>
+      <w:r>
+        <w:t>My remembered idea, example and correction</w:t>
+      </w:r>
+    </w:p>
+    <w:p>
+      <w:r>
+        <w:t>________________________________________________________________</w:t>
+      </w:r>
+    </w:p>
+    <w:p>
+      <w:r>
+        <w:t>________________________________________________________________</w:t>
+      </w:r>
+    </w:p>
+    <w:p>
+      <w:r>
+        <w:t>________________________________________________________________</w:t>
+      </w:r>
+    </w:p>
+    <w:p>
+      <w:pPr>
+        <w:pStyle w:val="ListBullet"/>
+      </w:pPr>
+      <w:r>
+        <w:t>Without opening the old lesson, explain one key idea from Input, Process, Output. Give an example and a mistake that the idea helps you avoid.</w:t>
+      </w:r>
+    </w:p>
+    <w:p>
+      <w:pPr>
+        <w:pStyle w:val="Heading3"/>
+      </w:pPr>
+      <w:r>
+        <w:t>My remembered idea, example and correction</w:t>
+      </w:r>
+    </w:p>
+    <w:p>
+      <w:r>
+        <w:t>________________________________________________________________</w:t>
+      </w:r>
+    </w:p>
+    <w:p>
+      <w:r>
+        <w:t>________________________________________________________________</w:t>
+      </w:r>
+    </w:p>
+    <w:p>
+      <w:r>
+        <w:t>________________________________________________________________</w:t>
+      </w:r>
+    </w:p>
+    <w:p>
+      <w:pPr>
+        <w:pStyle w:val="Heading2"/>
+      </w:pPr>
+      <w:r>
+        <w:t>Earlier wording, alternative practice and picture transcripts · reference / check after trying</w:t>
+      </w:r>
+    </w:p>
+    <w:p>
+      <w:pPr>
+        <w:pStyle w:val="Heading3"/>
+      </w:pPr>
+      <w:r>
+        <w:t>Rules or Learned Patterns?</w:t>
+      </w:r>
+    </w:p>
+    <w:p>
+      <w:pPr>
+        <w:pStyle w:val="Heading3"/>
+      </w:pPr>
+      <w:r>
+        <w:t>Input, Process, Output</w:t>
+      </w:r>
+    </w:p>
+    <w:p>
+      <w:pPr>
+        <w:pStyle w:val="Heading1"/>
+      </w:pPr>
+      <w:r>
+        <w:t>12. W1 · Decode and read back</w:t>
+      </w:r>
+    </w:p>
+    <w:p>
+      <w:r>
+        <w:t>Use the exact dimensions and colour convention.</w:t>
+      </w:r>
+    </w:p>
+    <w:p>
+      <w:pPr>
+        <w:pStyle w:val="Heading2"/>
+      </w:pPr>
+      <w:r>
+        <w:t>Your evidence record</w:t>
       </w:r>
     </w:p>
     <w:p>
@@ -41,26 +182,19 @@
         <w:rPr>
           <w:b w:val="0"/>
         </w:rPr>
-        <w:t>Try the recall before opening notes. Then use a different colour or a labelled second line to correct your explanation.</w:t>
-      </w:r>
-    </w:p>
-    <w:p>
-      <w:pPr>
-        <w:pStyle w:val="Heading3"/>
-      </w:pPr>
-      <w:r>
-        <w:t>Rules or Learned Patterns?</w:t>
-      </w:r>
-    </w:p>
-    <w:p>
-      <w:pPr>
-        <w:spacing w:line="336" w:lineRule="auto" w:after="180"/>
-      </w:pPr>
+        <w:t xml:space="preserve">Using 1 for black and 0 for white, draw width 3, height 2 with rows 1,0,1 and 0,1,0. Read it back into numbers and count black </w:t>
+      </w:r>
+      <w:r>
+        <w:rPr>
+          <w:b/>
+        </w:rPr>
+        <w:t>pixel</w:t>
+      </w:r>
       <w:r>
         <w:rPr>
           <w:b w:val="0"/>
         </w:rPr>
-        <w:t>Without opening the old lesson, explain one key idea from Rules or Learned Patterns?. Give an example and a mistake that the idea helps you avoid.</w:t>
+        <w:t>s.</w:t>
       </w:r>
     </w:p>
     <w:p>
@@ -68,7 +202,7 @@
         <w:pStyle w:val="Heading3"/>
       </w:pPr>
       <w:r>
-        <w:t>My remembered idea, example and correction</w:t>
+        <w:t>My reasoning and evidence</w:t>
       </w:r>
     </w:p>
     <w:p>
@@ -87,11 +221,39 @@
       </w:r>
     </w:p>
     <w:p>
-      <w:pPr>
-        <w:pStyle w:val="Heading3"/>
-      </w:pPr>
-      <w:r>
-        <w:t>Input, Process, Output</w:t>
+      <w:r>
+        <w:t>________________________________________________________________</w:t>
+      </w:r>
+    </w:p>
+    <w:p>
+      <w:r>
+        <w:t>________________________________________________________________</w:t>
+      </w:r>
+    </w:p>
+    <w:p>
+      <w:r>
+        <w:t>________________________________________________________________</w:t>
+      </w:r>
+    </w:p>
+    <w:p>
+      <w:pPr>
+        <w:pStyle w:val="Heading1"/>
+      </w:pPr>
+      <w:r>
+        <w:t>13. W2 · Preserve the missing field</w:t>
+      </w:r>
+    </w:p>
+    <w:p>
+      <w:r>
+        <w:t>Show two shapes from the same ordered values.</w:t>
+      </w:r>
+    </w:p>
+    <w:p>
+      <w:pPr>
+        <w:pStyle w:val="Heading2"/>
+      </w:pPr>
+      <w:r>
+        <w:t>Your evidence record</w:t>
       </w:r>
     </w:p>
     <w:p>
@@ -102,90 +264,163 @@
         <w:rPr>
           <w:b w:val="0"/>
         </w:rPr>
-        <w:t xml:space="preserve">Without opening the old lesson, explain one key idea from </w:t>
-      </w:r>
-      <w:r>
-        <w:rPr>
-          <w:b/>
-        </w:rPr>
-        <w:t>Input</w:t>
-      </w:r>
+        <w:t>A message contains 1,0,0,1,1,0 but gives no dimensions. Show a one-row arrangement and a two-row arrangement using the same values. Name the extra information that would distinguish them.</w:t>
+      </w:r>
+    </w:p>
+    <w:p>
+      <w:pPr>
+        <w:pStyle w:val="Heading3"/>
+      </w:pPr>
+      <w:r>
+        <w:t>My reasoning and evidence</w:t>
+      </w:r>
+    </w:p>
+    <w:p>
+      <w:r>
+        <w:t>________________________________________________________________</w:t>
+      </w:r>
+    </w:p>
+    <w:p>
+      <w:r>
+        <w:t>________________________________________________________________</w:t>
+      </w:r>
+    </w:p>
+    <w:p>
+      <w:r>
+        <w:t>________________________________________________________________</w:t>
+      </w:r>
+    </w:p>
+    <w:p>
+      <w:r>
+        <w:t>________________________________________________________________</w:t>
+      </w:r>
+    </w:p>
+    <w:p>
+      <w:r>
+        <w:t>________________________________________________________________</w:t>
+      </w:r>
+    </w:p>
+    <w:p>
+      <w:r>
+        <w:t>________________________________________________________________</w:t>
+      </w:r>
+    </w:p>
+    <w:p>
+      <w:pPr>
+        <w:pStyle w:val="Heading1"/>
+      </w:pPr>
+      <w:r>
+        <w:t>14. W3 · Test a count feature</w:t>
+      </w:r>
+    </w:p>
+    <w:p>
+      <w:r>
+        <w:t>Construct another arrangement with the same count as the cross.</w:t>
+      </w:r>
+    </w:p>
+    <w:p>
+      <w:pPr>
+        <w:pStyle w:val="Heading2"/>
+      </w:pPr>
+      <w:r>
+        <w:t>The reference grid</w:t>
+      </w:r>
+    </w:p>
+    <w:p>
+      <w:pPr>
+        <w:spacing w:line="336" w:lineRule="auto" w:after="180"/>
+      </w:pPr>
       <w:r>
         <w:rPr>
           <w:b w:val="0"/>
         </w:rPr>
-        <w:t xml:space="preserve">, </w:t>
-      </w:r>
-      <w:r>
-        <w:rPr>
-          <w:b/>
-        </w:rPr>
-        <w:t>Process</w:t>
-      </w:r>
+        <w:t>Reference cross: width 3, height 3; rows 0,1,0 / 1,1,1 / 0,1,0. Here 1 is black and 0 white. Use these facts even if you are working without the student lesson open.</w:t>
+      </w:r>
+    </w:p>
+    <w:p>
+      <w:pPr>
+        <w:pStyle w:val="Heading2"/>
+      </w:pPr>
+      <w:r>
+        <w:t>Create and explain your counterexample</w:t>
+      </w:r>
+    </w:p>
+    <w:p>
+      <w:pPr>
+        <w:pStyle w:val="ListBullet"/>
+      </w:pPr>
+      <w:r>
+        <w:t>A classifier receives only the number of black pixels. Can it always distinguish the chapter's cross from every other three by three pattern? Construct a different pattern with the same count and explain.</w:t>
+      </w:r>
+    </w:p>
+    <w:p>
+      <w:pPr>
+        <w:pStyle w:val="Heading3"/>
+      </w:pPr>
+      <w:r>
+        <w:t>My reasoning and evidence</w:t>
+      </w:r>
+    </w:p>
+    <w:p>
+      <w:r>
+        <w:t>________________________________________________________________</w:t>
+      </w:r>
+    </w:p>
+    <w:p>
+      <w:r>
+        <w:t>________________________________________________________________</w:t>
+      </w:r>
+    </w:p>
+    <w:p>
+      <w:r>
+        <w:t>________________________________________________________________</w:t>
+      </w:r>
+    </w:p>
+    <w:p>
+      <w:r>
+        <w:t>________________________________________________________________</w:t>
+      </w:r>
+    </w:p>
+    <w:p>
+      <w:r>
+        <w:t>________________________________________________________________</w:t>
+      </w:r>
+    </w:p>
+    <w:p>
+      <w:r>
+        <w:t>________________________________________________________________</w:t>
+      </w:r>
+    </w:p>
+    <w:p>
+      <w:pPr>
+        <w:pStyle w:val="Heading1"/>
+      </w:pPr>
+      <w:r>
+        <w:t>16. W5 · Find the earlier input problem</w:t>
+      </w:r>
+    </w:p>
+    <w:p>
+      <w:r>
+        <w:t>Check the encoding and decoding convention before changing a classifier.</w:t>
+      </w:r>
+    </w:p>
+    <w:p>
+      <w:pPr>
+        <w:pStyle w:val="Heading2"/>
+      </w:pPr>
+      <w:r>
+        <w:t>Your evidence record</w:t>
+      </w:r>
+    </w:p>
+    <w:p>
+      <w:pPr>
+        <w:spacing w:line="336" w:lineRule="auto" w:after="180"/>
+      </w:pPr>
       <w:r>
         <w:rPr>
           <w:b w:val="0"/>
         </w:rPr>
-        <w:t xml:space="preserve">, </w:t>
-      </w:r>
-      <w:r>
-        <w:rPr>
-          <w:b/>
-        </w:rPr>
-        <w:t>Output</w:t>
-      </w:r>
-      <w:r>
-        <w:rPr>
-          <w:b w:val="0"/>
-        </w:rPr>
-        <w:t>. Give an example and a mistake that the idea helps you avoid.</w:t>
-      </w:r>
-    </w:p>
-    <w:p>
-      <w:pPr>
-        <w:pStyle w:val="Heading3"/>
-      </w:pPr>
-      <w:r>
-        <w:t>My remembered idea, example and correction</w:t>
-      </w:r>
-    </w:p>
-    <w:p>
-      <w:r>
-        <w:t>________________________________________________________________</w:t>
-      </w:r>
-    </w:p>
-    <w:p>
-      <w:r>
-        <w:t>________________________________________________________________</w:t>
-      </w:r>
-    </w:p>
-    <w:p>
-      <w:r>
-        <w:t>________________________________________________________________</w:t>
-      </w:r>
-    </w:p>
-    <w:p>
-      <w:pPr>
-        <w:pStyle w:val="Heading1"/>
-      </w:pPr>
-      <w:r>
-        <w:t>02. Practise with fading help</w:t>
-      </w:r>
-    </w:p>
-    <w:p>
-      <w:r>
-        <w:t>Complete the supported Pictures Become Numbers trace and record the first step you can explain without help.</w:t>
-      </w:r>
-    </w:p>
-    <w:p>
-      <w:pPr>
-        <w:spacing w:line="336" w:lineRule="auto" w:after="180"/>
-      </w:pPr>
-      <w:r>
-        <w:rPr>
-          <w:b w:val="0"/>
-        </w:rPr>
-        <w:t xml:space="preserve">Use W2: Preserve the missing field for Images as numerical </w:t>
+        <w:t xml:space="preserve">A program receives the correct </w:t>
       </w:r>
       <w:r>
         <w:rPr>
@@ -197,135 +432,7 @@
         <w:rPr>
           <w:b w:val="0"/>
         </w:rPr>
-        <w:t>s. Record the answer once; the lesson and workbook refer to the same attempt.</w:t>
-      </w:r>
-    </w:p>
-    <w:tbl>
-      <w:tblPr>
-        <w:tblStyle w:val="LightShading-Accent1"/>
-        <w:tblW w:type="auto" w:w="0"/>
-        <w:tblLook w:firstColumn="1" w:firstRow="1" w:lastColumn="0" w:lastRow="0" w:noHBand="0" w:noVBand="1" w:val="04A0"/>
-      </w:tblPr>
-      <w:tblGrid>
-        <w:gridCol w:w="2556"/>
-        <w:gridCol w:w="2556"/>
-        <w:gridCol w:w="2556"/>
-        <w:gridCol w:w="2556"/>
-      </w:tblGrid>
-      <w:tr>
-        <w:trPr>
-          <w:tblHeader/>
-        </w:trPr>
-        <w:tc>
-          <w:tcPr>
-            <w:tcW w:type="dxa" w:w="2556"/>
-          </w:tcPr>
-          <w:p>
-            <w:r>
-              <w:t>Given inputs</w:t>
-            </w:r>
-          </w:p>
-        </w:tc>
-        <w:tc>
-          <w:tcPr>
-            <w:tcW w:type="dxa" w:w="2556"/>
-          </w:tcPr>
-          <w:p>
-            <w:r>
-              <w:t>Procedure I chose</w:t>
-            </w:r>
-          </w:p>
-        </w:tc>
-        <w:tc>
-          <w:tcPr>
-            <w:tcW w:type="dxa" w:w="2556"/>
-          </w:tcPr>
-          <w:p>
-            <w:r>
-              <w:t>Middle steps</w:t>
-            </w:r>
-          </w:p>
-        </w:tc>
-        <w:tc>
-          <w:tcPr>
-            <w:tcW w:type="dxa" w:w="2556"/>
-          </w:tcPr>
-          <w:p>
-            <w:r>
-              <w:t>Result and check</w:t>
-            </w:r>
-          </w:p>
-        </w:tc>
-      </w:tr>
-      <w:tr>
-        <w:tc>
-          <w:tcPr>
-            <w:tcW w:type="dxa" w:w="2556"/>
-          </w:tcPr>
-          <w:p>
-            <w:r/>
-          </w:p>
-        </w:tc>
-        <w:tc>
-          <w:tcPr>
-            <w:tcW w:type="dxa" w:w="2556"/>
-          </w:tcPr>
-          <w:p>
-            <w:r/>
-          </w:p>
-        </w:tc>
-        <w:tc>
-          <w:tcPr>
-            <w:tcW w:type="dxa" w:w="2556"/>
-          </w:tcPr>
-          <w:p>
-            <w:r/>
-          </w:p>
-        </w:tc>
-        <w:tc>
-          <w:tcPr>
-            <w:tcW w:type="dxa" w:w="2556"/>
-          </w:tcPr>
-          <w:p>
-            <w:r/>
-          </w:p>
-        </w:tc>
-      </w:tr>
-    </w:tbl>
-    <w:p>
-      <w:pPr>
-        <w:pStyle w:val="Heading3"/>
-      </w:pPr>
-      <w:r>
-        <w:t>The step I completed without help, and the hint I needed</w:t>
-      </w:r>
-    </w:p>
-    <w:p>
-      <w:r>
-        <w:t>________________________________________________________________</w:t>
-      </w:r>
-    </w:p>
-    <w:p>
-      <w:r>
-        <w:t>________________________________________________________________</w:t>
-      </w:r>
-    </w:p>
-    <w:p>
-      <w:r>
-        <w:t>________________________________________________________________</w:t>
-      </w:r>
-    </w:p>
-    <w:p>
-      <w:pPr>
-        <w:pStyle w:val="Heading1"/>
-      </w:pPr>
-      <w:r>
-        <w:t>03. Individual reasoning check</w:t>
-      </w:r>
-    </w:p>
-    <w:p>
-      <w:r>
-        <w:t>Check the proposed Pictures Become Numbers explanation against the supplied facts before discussing it.</w:t>
+        <w:t xml:space="preserve"> but displays black wherever the code says 0 and white wherever it says 1. A student proposes collecting more classifier examples.</w:t>
       </w:r>
     </w:p>
     <w:p>
@@ -336,79 +443,72 @@
         <w:rPr>
           <w:b w:val="0"/>
         </w:rPr>
-        <w:t xml:space="preserve">Use the worked case for Images as numerical </w:t>
-      </w:r>
-      <w:r>
-        <w:rPr>
-          <w:b/>
-        </w:rPr>
-        <w:t>grid</w:t>
-      </w:r>
+        <w:t>Identify the earlier mismatch and the first check to perform.</w:t>
+      </w:r>
+    </w:p>
+    <w:p>
+      <w:pPr>
+        <w:pStyle w:val="Heading3"/>
+      </w:pPr>
+      <w:r>
+        <w:t>My reasoning and evidence</w:t>
+      </w:r>
+    </w:p>
+    <w:p>
+      <w:r>
+        <w:t>________________________________________________________________</w:t>
+      </w:r>
+    </w:p>
+    <w:p>
+      <w:r>
+        <w:t>________________________________________________________________</w:t>
+      </w:r>
+    </w:p>
+    <w:p>
+      <w:r>
+        <w:t>________________________________________________________________</w:t>
+      </w:r>
+    </w:p>
+    <w:p>
+      <w:r>
+        <w:t>________________________________________________________________</w:t>
+      </w:r>
+    </w:p>
+    <w:p>
+      <w:r>
+        <w:t>________________________________________________________________</w:t>
+      </w:r>
+    </w:p>
+    <w:p>
+      <w:pPr>
+        <w:pStyle w:val="Heading1"/>
+      </w:pPr>
+      <w:r>
+        <w:t>04. W4 · Design a new equal-count pair</w:t>
+      </w:r>
+    </w:p>
+    <w:p>
+      <w:r>
+        <w:t>Keep one first attempt before hints or feedback.</w:t>
+      </w:r>
+    </w:p>
+    <w:p>
+      <w:pPr>
+        <w:pStyle w:val="Heading2"/>
+      </w:pPr>
+      <w:r>
+        <w:t>Read and explain independently</w:t>
+      </w:r>
+    </w:p>
+    <w:p>
+      <w:pPr>
+        <w:spacing w:line="336" w:lineRule="auto" w:after="180"/>
+      </w:pPr>
       <w:r>
         <w:rPr>
           <w:b w:val="0"/>
         </w:rPr>
-        <w:t>s. Proposed explanation: “The number one always means black”. Decide whether this explanation is supported.</w:t>
-      </w:r>
-    </w:p>
-    <w:p>
-      <w:pPr>
-        <w:spacing w:line="336" w:lineRule="auto" w:after="180"/>
-      </w:pPr>
-      <w:r>
-        <w:rPr>
-          <w:b w:val="0"/>
-        </w:rPr>
-        <w:t>Point to the step or supplied fact that decides; explain your repair if needed.</w:t>
-      </w:r>
-    </w:p>
-    <w:p>
-      <w:pPr>
-        <w:pStyle w:val="Heading3"/>
-      </w:pPr>
-      <w:r>
-        <w:t>My explanation before partner discussion</w:t>
-      </w:r>
-    </w:p>
-    <w:p>
-      <w:r>
-        <w:t>________________________________________________________________</w:t>
-      </w:r>
-    </w:p>
-    <w:p>
-      <w:r>
-        <w:t>________________________________________________________________</w:t>
-      </w:r>
-    </w:p>
-    <w:p>
-      <w:r>
-        <w:t>________________________________________________________________</w:t>
-      </w:r>
-    </w:p>
-    <w:p>
-      <w:r>
-        <w:t>________________________________________________________________</w:t>
-      </w:r>
-    </w:p>
-    <w:p>
-      <w:pPr>
-        <w:pStyle w:val="Heading1"/>
-      </w:pPr>
-      <w:r>
-        <w:t>04. Independent transfer case</w:t>
-      </w:r>
-    </w:p>
-    <w:p>
-      <w:r>
-        <w:t>Write one first attempt at the reserved independent case before feedback. Repeated copies of that case refer to the same recorded attempt.</w:t>
-      </w:r>
-    </w:p>
-    <w:p>
-      <w:pPr>
-        <w:pStyle w:val="Heading3"/>
-      </w:pPr>
-      <w:r>
-        <w:t>Independent case: Design a new counterexample</w:t>
+        <w:t>For W4 use 1 for black and 0 for white, top row first and left to right within each row. Width 4 and height 2 means two rows of four values per image.</w:t>
       </w:r>
     </w:p>
     <w:p>
@@ -491,6 +591,14 @@
     </w:p>
     <w:p>
       <w:pPr>
+        <w:pStyle w:val="Heading2"/>
+      </w:pPr>
+      <w:r>
+        <w:t>Keep a fair record</w:t>
+      </w:r>
+    </w:p>
+    <w:p>
+      <w:pPr>
         <w:spacing w:line="336" w:lineRule="auto" w:after="180"/>
       </w:pPr>
       <w:r>
@@ -502,26 +610,88 @@
     </w:p>
     <w:p>
       <w:pPr>
+        <w:pStyle w:val="Heading2"/>
+      </w:pPr>
+      <w:r>
+        <w:t>Earlier wording, alternative practice and picture transcripts · reference / check after trying</w:t>
+      </w:r>
+    </w:p>
+    <w:p>
+      <w:pPr>
+        <w:pStyle w:val="Heading3"/>
+      </w:pPr>
+      <w:r>
+        <w:t>Independent case: Design a new counterexample</w:t>
+      </w:r>
+    </w:p>
+    <w:p>
+      <w:pPr>
         <w:pStyle w:val="Heading1"/>
       </w:pPr>
       <w:r>
-        <w:t>05. Your learning target</w:t>
-      </w:r>
-    </w:p>
-    <w:p>
-      <w:r>
-        <w:t>Connect the Pictures Become Numbers target to a trace and a justified conclusion.</w:t>
-      </w:r>
-    </w:p>
-    <w:p>
-      <w:pPr>
-        <w:spacing w:line="336" w:lineRule="auto" w:after="180"/>
-      </w:pPr>
-      <w:r>
-        <w:rPr>
-          <w:b w:val="0"/>
-        </w:rPr>
-        <w:t>Encode a 2×3 monochrome image with top row black–white–black and bottom row white–black–white, using 1 for black. A partner reads columns first. Explain why the image changes although the six values are identical.</w:t>
+        <w:t>09. Project · Preserve the needed spatial clues</w:t>
+      </w:r>
+    </w:p>
+    <w:p>
+      <w:r>
+        <w:t>Record which visual measurements support the sorter’s task.</w:t>
+      </w:r>
+    </w:p>
+    <w:p>
+      <w:pPr>
+        <w:pStyle w:val="Heading2"/>
+      </w:pPr>
+      <w:r>
+        <w:t>Your project decision</w:t>
+      </w:r>
+    </w:p>
+    <w:p>
+      <w:pPr>
+        <w:pStyle w:val="ListBullet"/>
+      </w:pPr>
+      <w:r>
+        <w:t>Choose which visible item features the Classroom Sorter may represent as image measurements and name one feature that lighting could distort.</w:t>
+      </w:r>
+    </w:p>
+    <w:p>
+      <w:pPr>
+        <w:pStyle w:val="ListBullet"/>
+      </w:pPr>
+      <w:r>
+        <w:t>The project change and evidence I will keep</w:t>
+      </w:r>
+    </w:p>
+    <w:p>
+      <w:pPr>
+        <w:pStyle w:val="Heading3"/>
+      </w:pPr>
+      <w:r>
+        <w:t>Write or draw your reasoning and evidence.</w:t>
+      </w:r>
+    </w:p>
+    <w:p>
+      <w:r>
+        <w:t>________________________________________________________________</w:t>
+      </w:r>
+    </w:p>
+    <w:p>
+      <w:r>
+        <w:t>________________________________________________________________</w:t>
+      </w:r>
+    </w:p>
+    <w:p>
+      <w:r>
+        <w:t>________________________________________________________________</w:t>
+      </w:r>
+    </w:p>
+    <w:p>
+      <w:r>
+        <w:t>________________________________________________________________</w:t>
+      </w:r>
+    </w:p>
+    <w:p>
+      <w:r>
+        <w:t>________________________________________________________________</w:t>
       </w:r>
     </w:p>
     <w:p>
@@ -529,943 +699,20 @@
         <w:pStyle w:val="Heading1"/>
       </w:pPr>
       <w:r>
-        <w:t>06. Solve the given case</w:t>
-      </w:r>
-    </w:p>
-    <w:p>
-      <w:r>
-        <w:t>Solve the supplied Pictures Become Numbers case and show the deciding evidence.</w:t>
-      </w:r>
-    </w:p>
-    <w:p>
-      <w:pPr>
-        <w:spacing w:line="336" w:lineRule="auto" w:after="180"/>
-      </w:pPr>
-      <w:r>
-        <w:rPr>
-          <w:b w:val="0"/>
-        </w:rPr>
-        <w:t>A 2 by 2 image has rows [0,1] and [1,0]. Zero means white and one means black.</w:t>
-      </w:r>
-    </w:p>
-    <w:p>
-      <w:pPr>
-        <w:spacing w:line="336" w:lineRule="auto" w:after="180"/>
-      </w:pPr>
-      <w:r>
-        <w:rPr>
-          <w:b w:val="0"/>
-        </w:rPr>
-        <w:t>Draw it, then change the top-left value to 1.</w:t>
-      </w:r>
-    </w:p>
-    <w:p>
-      <w:pPr>
-        <w:spacing w:line="336" w:lineRule="auto" w:after="180"/>
-      </w:pPr>
-      <w:r>
-        <w:rPr>
-          <w:b w:val="0"/>
-        </w:rPr>
-        <w:t xml:space="preserve">Show your trace, calculation or </w:t>
-      </w:r>
-      <w:r>
-        <w:rPr>
-          <w:b/>
-        </w:rPr>
-        <w:t>evidence</w:t>
-      </w:r>
-    </w:p>
-    <w:p>
-      <w:pPr>
-        <w:pStyle w:val="Heading3"/>
-      </w:pPr>
-      <w:r>
-        <w:t>Write or draw your reasoning and evidence.</w:t>
-      </w:r>
-    </w:p>
-    <w:p>
-      <w:r>
-        <w:t>________________________________________________________________</w:t>
-      </w:r>
-    </w:p>
-    <w:p>
-      <w:r>
-        <w:t>________________________________________________________________</w:t>
-      </w:r>
-    </w:p>
-    <w:p>
-      <w:r>
-        <w:t>________________________________________________________________</w:t>
-      </w:r>
-    </w:p>
-    <w:p>
-      <w:r>
-        <w:t>________________________________________________________________</w:t>
-      </w:r>
-    </w:p>
-    <w:p>
-      <w:r>
-        <w:t>________________________________________________________________</w:t>
-      </w:r>
-    </w:p>
-    <w:p>
-      <w:pPr>
-        <w:pStyle w:val="Heading1"/>
-      </w:pPr>
-      <w:r>
-        <w:t>07. Check a changed case</w:t>
-      </w:r>
-    </w:p>
-    <w:p>
-      <w:r>
-        <w:t>Apply the procedure to the changed case and record why the conclusion follows.</w:t>
-      </w:r>
-    </w:p>
-    <w:p>
-      <w:pPr>
-        <w:spacing w:line="336" w:lineRule="auto" w:after="180"/>
-        <w:shd w:fill="F5F1FB"/>
-      </w:pPr>
-      <w:r>
-        <w:rPr>
-          <w:b w:val="0"/>
-        </w:rPr>
-        <w:t xml:space="preserve">Use 0 for dark and 1 for light. Draw a two-by-two image with rows [1,0] and [0,1]. Then change only the bottom-left </w:t>
-      </w:r>
-      <w:r>
-        <w:rPr>
-          <w:b/>
-        </w:rPr>
-        <w:t>pixel</w:t>
-      </w:r>
-      <w:r>
-        <w:rPr>
-          <w:b w:val="0"/>
-        </w:rPr>
-        <w:t xml:space="preserve"> to light. Which number changes?</w:t>
-      </w:r>
-    </w:p>
-    <w:p>
-      <w:pPr>
-        <w:spacing w:line="336" w:lineRule="auto" w:after="180"/>
-      </w:pPr>
-      <w:r>
-        <w:rPr>
-          <w:b w:val="0"/>
-        </w:rPr>
-        <w:t>My independent answer and reason</w:t>
-      </w:r>
-    </w:p>
-    <w:p>
-      <w:pPr>
-        <w:pStyle w:val="Heading3"/>
-      </w:pPr>
-      <w:r>
-        <w:t>Write or draw your reasoning and evidence.</w:t>
-      </w:r>
-    </w:p>
-    <w:p>
-      <w:r>
-        <w:t>________________________________________________________________</w:t>
-      </w:r>
-    </w:p>
-    <w:p>
-      <w:r>
-        <w:t>________________________________________________________________</w:t>
-      </w:r>
-    </w:p>
-    <w:p>
-      <w:r>
-        <w:t>________________________________________________________________</w:t>
-      </w:r>
-    </w:p>
-    <w:p>
-      <w:r>
-        <w:t>________________________________________________________________</w:t>
-      </w:r>
-    </w:p>
-    <w:p>
-      <w:r>
-        <w:t>________________________________________________________________</w:t>
-      </w:r>
-    </w:p>
-    <w:p>
-      <w:pPr>
-        <w:pStyle w:val="Heading3"/>
-      </w:pPr>
-      <w:r>
-        <w:t>Week 5 Test and reflect</w:t>
-      </w:r>
-    </w:p>
-    <w:p>
-      <w:pPr>
-        <w:pStyle w:val="Heading1"/>
-      </w:pPr>
-      <w:r>
-        <w:t>08. Design a revealing test</w:t>
-      </w:r>
-    </w:p>
-    <w:p>
-      <w:r>
-        <w:t>Specify a changed input, expected result and observation separately.</w:t>
-      </w:r>
-    </w:p>
-    <w:p>
-      <w:pPr>
-        <w:spacing w:line="336" w:lineRule="auto" w:after="180"/>
-      </w:pPr>
-      <w:r>
-        <w:rPr>
-          <w:b w:val="0"/>
-        </w:rPr>
-        <w:t xml:space="preserve">Create a changed </w:t>
-      </w:r>
-      <w:r>
-        <w:rPr>
-          <w:b/>
-        </w:rPr>
-        <w:t>input</w:t>
-      </w:r>
-      <w:r>
-        <w:rPr>
-          <w:b w:val="0"/>
-        </w:rPr>
-        <w:t>, boundary case or missing-information case. Write the expected answer or safe response before testing.</w:t>
-      </w:r>
-    </w:p>
-    <w:tbl>
-      <w:tblPr>
-        <w:tblStyle w:val="LightShading-Accent1"/>
-        <w:tblW w:type="auto" w:w="0"/>
-        <w:tblLook w:firstColumn="1" w:firstRow="1" w:lastColumn="0" w:lastRow="0" w:noHBand="0" w:noVBand="1" w:val="04A0"/>
-      </w:tblPr>
-      <w:tblGrid>
-        <w:gridCol w:w="5112"/>
-        <w:gridCol w:w="5112"/>
-      </w:tblGrid>
-      <w:tr>
-        <w:trPr>
-          <w:tblHeader/>
-        </w:trPr>
-        <w:tc>
-          <w:tcPr>
-            <w:tcW w:type="dxa" w:w="5112"/>
-          </w:tcPr>
-          <w:p>
-            <w:r>
-              <w:t>Test record</w:t>
-            </w:r>
-          </w:p>
-        </w:tc>
-        <w:tc>
-          <w:tcPr>
-            <w:tcW w:type="dxa" w:w="5112"/>
-          </w:tcPr>
-          <w:p>
-            <w:r>
-              <w:t>My evidence</w:t>
-            </w:r>
-          </w:p>
-        </w:tc>
-      </w:tr>
-      <w:tr>
-        <w:tc>
-          <w:tcPr>
-            <w:tcW w:type="dxa" w:w="5112"/>
-          </w:tcPr>
-          <w:p>
-            <w:r>
-              <w:t>Changed input or condition</w:t>
-            </w:r>
-          </w:p>
-        </w:tc>
-        <w:tc>
-          <w:tcPr>
-            <w:tcW w:type="dxa" w:w="5112"/>
-          </w:tcPr>
-          <w:p>
-            <w:r/>
-          </w:p>
-        </w:tc>
-      </w:tr>
-      <w:tr>
-        <w:tc>
-          <w:tcPr>
-            <w:tcW w:type="dxa" w:w="5112"/>
-          </w:tcPr>
-          <w:p>
-            <w:r>
-              <w:t>Expected answer or fallback</w:t>
-            </w:r>
-          </w:p>
-        </w:tc>
-        <w:tc>
-          <w:tcPr>
-            <w:tcW w:type="dxa" w:w="5112"/>
-          </w:tcPr>
-          <w:p>
-            <w:r/>
-          </w:p>
-        </w:tc>
-      </w:tr>
-      <w:tr>
-        <w:tc>
-          <w:tcPr>
-            <w:tcW w:type="dxa" w:w="5112"/>
-          </w:tcPr>
-          <w:p>
-            <w:r>
-              <w:t>Observed result</w:t>
-            </w:r>
-          </w:p>
-        </w:tc>
-        <w:tc>
-          <w:tcPr>
-            <w:tcW w:type="dxa" w:w="5112"/>
-          </w:tcPr>
-          <w:p>
-            <w:r/>
-          </w:p>
-        </w:tc>
-      </w:tr>
-      <w:tr>
-        <w:tc>
-          <w:tcPr>
-            <w:tcW w:type="dxa" w:w="5112"/>
-          </w:tcPr>
-          <w:p>
-            <w:r>
-              <w:t>Why the result occurred</w:t>
-            </w:r>
-          </w:p>
-        </w:tc>
-        <w:tc>
-          <w:tcPr>
-            <w:tcW w:type="dxa" w:w="5112"/>
-          </w:tcPr>
-          <w:p>
-            <w:r/>
-          </w:p>
-        </w:tc>
-      </w:tr>
-    </w:tbl>
-    <w:p>
-      <w:pPr>
-        <w:pStyle w:val="Heading1"/>
-      </w:pPr>
-      <w:r>
-        <w:t>09. Project checkpoint</w:t>
-      </w:r>
-    </w:p>
-    <w:p>
-      <w:r>
-        <w:t>Justify what Pictures Become Numbers adds to Helpful Classroom Sorter and keep the evidence.</w:t>
-      </w:r>
-    </w:p>
-    <w:p>
-      <w:pPr>
-        <w:spacing w:line="336" w:lineRule="auto" w:after="180"/>
-      </w:pPr>
-      <w:r>
-        <w:rPr>
-          <w:b w:val="0"/>
-        </w:rPr>
-        <w:t>Choose which visible item features the Classroom Sorter may represent as image measurements and name one feature that lighting could distort.</w:t>
-      </w:r>
-    </w:p>
-    <w:p>
-      <w:pPr>
-        <w:spacing w:line="336" w:lineRule="auto" w:after="180"/>
-      </w:pPr>
-      <w:r>
-        <w:rPr>
-          <w:b w:val="0"/>
-        </w:rPr>
-        <w:t xml:space="preserve">The project change and </w:t>
-      </w:r>
-      <w:r>
-        <w:rPr>
-          <w:b/>
-        </w:rPr>
-        <w:t>evidence</w:t>
-      </w:r>
-      <w:r>
-        <w:rPr>
-          <w:b w:val="0"/>
-        </w:rPr>
-        <w:t xml:space="preserve"> I will keep</w:t>
-      </w:r>
-    </w:p>
-    <w:p>
-      <w:pPr>
-        <w:pStyle w:val="Heading3"/>
-      </w:pPr>
-      <w:r>
-        <w:t>Write or draw your reasoning and evidence.</w:t>
-      </w:r>
-    </w:p>
-    <w:p>
-      <w:r>
-        <w:t>________________________________________________________________</w:t>
-      </w:r>
-    </w:p>
-    <w:p>
-      <w:r>
-        <w:t>________________________________________________________________</w:t>
-      </w:r>
-    </w:p>
-    <w:p>
-      <w:r>
-        <w:t>________________________________________________________________</w:t>
-      </w:r>
-    </w:p>
-    <w:p>
-      <w:r>
-        <w:t>________________________________________________________________</w:t>
-      </w:r>
-    </w:p>
-    <w:p>
-      <w:r>
-        <w:t>________________________________________________________________</w:t>
-      </w:r>
-    </w:p>
-    <w:p>
-      <w:pPr>
-        <w:pStyle w:val="Heading1"/>
-      </w:pPr>
-      <w:r>
-        <w:t>10. Self check</w:t>
-      </w:r>
-    </w:p>
-    <w:p>
-      <w:r>
-        <w:t>Judge explanation, evidence, transfer and limits separately; attach the work behind your judgement.</w:t>
-      </w:r>
-    </w:p>
-    <w:p>
-      <w:pPr>
-        <w:pStyle w:val="ListBullet"/>
-      </w:pPr>
-      <w:r>
-        <w:t>I can explain the mechanism.</w:t>
-      </w:r>
-    </w:p>
-    <w:p>
-      <w:pPr>
-        <w:pStyle w:val="ListBullet"/>
-      </w:pPr>
-      <w:r>
-        <w:t>I can show evidence.</w:t>
-      </w:r>
-    </w:p>
-    <w:p>
-      <w:pPr>
-        <w:pStyle w:val="ListBullet"/>
-      </w:pPr>
-      <w:r>
-        <w:t>I can handle a changed case.</w:t>
-      </w:r>
-    </w:p>
-    <w:p>
-      <w:pPr>
-        <w:pStyle w:val="ListBullet"/>
-      </w:pPr>
-      <w:r>
-        <w:t>I can name a limit.</w:t>
-      </w:r>
-    </w:p>
-    <w:p>
-      <w:r>
-        <w:t>Mark each as not yet, with help or independently, and attach supporting work.</w:t>
-      </w:r>
-    </w:p>
-    <w:p>
-      <w:pPr>
-        <w:spacing w:line="336" w:lineRule="auto" w:after="180"/>
-      </w:pPr>
-      <w:r>
-        <w:rPr>
-          <w:b w:val="0"/>
-        </w:rPr>
-        <w:t>Teacher review ____________________  Next step ____________________</w:t>
-      </w:r>
-    </w:p>
-    <w:p>
-      <w:pPr>
-        <w:pStyle w:val="Heading1"/>
-      </w:pPr>
-      <w:r>
-        <w:t>11. Transfer practice from the original programme</w:t>
-      </w:r>
-    </w:p>
-    <w:p>
-      <w:r>
-        <w:t>Use this earlier case as transfer practice. A case already discussed with feedback is not fresh assessment evidence.</w:t>
-      </w:r>
-    </w:p>
-    <w:p>
-      <w:pPr>
-        <w:spacing w:line="336" w:lineRule="auto" w:after="180"/>
-      </w:pPr>
-      <w:r>
-        <w:rPr>
-          <w:b w:val="0"/>
-        </w:rPr>
-        <w:t>Encode a 2×3 monochrome image with top row black–white–black and bottom row white–black–white, using 1 for black. A partner reads columns first. Explain why the image changes although the six values are identical.</w:t>
-      </w:r>
-    </w:p>
-    <w:p>
-      <w:pPr>
-        <w:pStyle w:val="Heading3"/>
-      </w:pPr>
-      <w:r>
-        <w:t>My independently reasoned answer</w:t>
-      </w:r>
-    </w:p>
-    <w:p>
-      <w:r>
-        <w:t>________________________________________________________________</w:t>
-      </w:r>
-    </w:p>
-    <w:p>
-      <w:r>
-        <w:t>________________________________________________________________</w:t>
-      </w:r>
-    </w:p>
-    <w:p>
-      <w:r>
-        <w:t>________________________________________________________________</w:t>
-      </w:r>
-    </w:p>
-    <w:p>
-      <w:r>
-        <w:t>________________________________________________________________</w:t>
-      </w:r>
-    </w:p>
-    <w:p>
-      <w:r>
-        <w:t>________________________________________________________________</w:t>
-      </w:r>
-    </w:p>
-    <w:p>
-      <w:r>
-        <w:t>________________________________________________________________</w:t>
-      </w:r>
-    </w:p>
-    <w:p>
-      <w:r>
-        <w:t>________________________________________________________________</w:t>
-      </w:r>
-    </w:p>
-    <w:p>
-      <w:pPr>
-        <w:spacing w:line="336" w:lineRule="auto" w:after="180"/>
-      </w:pPr>
-      <w:r>
-        <w:rPr>
-          <w:b w:val="0"/>
-        </w:rPr>
-        <w:t>Record support used: none, hint or teacher explanation.</w:t>
-      </w:r>
-    </w:p>
-    <w:p>
-      <w:pPr>
-        <w:pStyle w:val="Heading1"/>
-      </w:pPr>
-      <w:r>
-        <w:t>12. W1 Read and reconstruct</w:t>
-      </w:r>
-    </w:p>
-    <w:p>
-      <w:r>
-        <w:t>Read and reconstruct. Apply the supplied Pictures Become Numbers facts and keep your reasoning.</w:t>
-      </w:r>
-    </w:p>
-    <w:p>
-      <w:pPr>
-        <w:spacing w:line="336" w:lineRule="auto" w:after="180"/>
-      </w:pPr>
-      <w:r>
-        <w:rPr>
-          <w:b w:val="0"/>
-        </w:rPr>
-        <w:t xml:space="preserve">Using 1 for black and 0 for white, draw width 3, height 2 with rows 1,0,1 and 0,1,0. Read it back into numbers and count black </w:t>
-      </w:r>
-      <w:r>
-        <w:rPr>
-          <w:b/>
-        </w:rPr>
-        <w:t>pixel</w:t>
-      </w:r>
-      <w:r>
-        <w:rPr>
-          <w:b w:val="0"/>
-        </w:rPr>
-        <w:t>s.</w:t>
-      </w:r>
-    </w:p>
-    <w:p>
-      <w:pPr>
-        <w:pStyle w:val="Heading3"/>
-      </w:pPr>
-      <w:r>
-        <w:t>My reasoning and evidence</w:t>
-      </w:r>
-    </w:p>
-    <w:p>
-      <w:r>
-        <w:t>________________________________________________________________</w:t>
-      </w:r>
-    </w:p>
-    <w:p>
-      <w:r>
-        <w:t>________________________________________________________________</w:t>
-      </w:r>
-    </w:p>
-    <w:p>
-      <w:r>
-        <w:t>________________________________________________________________</w:t>
-      </w:r>
-    </w:p>
-    <w:p>
-      <w:r>
-        <w:t>________________________________________________________________</w:t>
-      </w:r>
-    </w:p>
-    <w:p>
-      <w:r>
-        <w:t>________________________________________________________________</w:t>
-      </w:r>
-    </w:p>
-    <w:p>
-      <w:r>
-        <w:t>________________________________________________________________</w:t>
-      </w:r>
-    </w:p>
-    <w:p>
-      <w:pPr>
-        <w:pStyle w:val="Heading1"/>
-      </w:pPr>
-      <w:r>
-        <w:t>13. W2 Preserve the missing field</w:t>
-      </w:r>
-    </w:p>
-    <w:p>
-      <w:r>
-        <w:t>Preserve the missing field. Apply the supplied Pictures Become Numbers facts and keep your reasoning.</w:t>
-      </w:r>
-    </w:p>
-    <w:p>
-      <w:pPr>
-        <w:spacing w:line="336" w:lineRule="auto" w:after="180"/>
-      </w:pPr>
-      <w:r>
-        <w:rPr>
-          <w:b w:val="0"/>
-        </w:rPr>
-        <w:t>A message contains 1,0,0,1,1,0 but gives no dimensions. Show a one-row arrangement and a two-row arrangement using the same values. Name the extra information that would distinguish them.</w:t>
-      </w:r>
-    </w:p>
-    <w:p>
-      <w:pPr>
-        <w:pStyle w:val="Heading3"/>
-      </w:pPr>
-      <w:r>
-        <w:t>My reasoning and evidence</w:t>
-      </w:r>
-    </w:p>
-    <w:p>
-      <w:r>
-        <w:t>________________________________________________________________</w:t>
-      </w:r>
-    </w:p>
-    <w:p>
-      <w:r>
-        <w:t>________________________________________________________________</w:t>
-      </w:r>
-    </w:p>
-    <w:p>
-      <w:r>
-        <w:t>________________________________________________________________</w:t>
-      </w:r>
-    </w:p>
-    <w:p>
-      <w:r>
-        <w:t>________________________________________________________________</w:t>
-      </w:r>
-    </w:p>
-    <w:p>
-      <w:r>
-        <w:t>________________________________________________________________</w:t>
-      </w:r>
-    </w:p>
-    <w:p>
-      <w:r>
-        <w:t>________________________________________________________________</w:t>
-      </w:r>
-    </w:p>
-    <w:p>
-      <w:pPr>
-        <w:pStyle w:val="Heading1"/>
-      </w:pPr>
-      <w:r>
-        <w:t>14. W3 Test a count feature</w:t>
-      </w:r>
-    </w:p>
-    <w:p>
-      <w:r>
-        <w:t>Test a count feature. Apply the supplied Pictures Become Numbers facts and keep your reasoning.</w:t>
-      </w:r>
-    </w:p>
-    <w:p>
-      <w:pPr>
-        <w:spacing w:line="336" w:lineRule="auto" w:after="180"/>
-      </w:pPr>
-      <w:r>
-        <w:rPr>
-          <w:b w:val="0"/>
-        </w:rPr>
-        <w:t xml:space="preserve">A classifier receives only the number of black </w:t>
-      </w:r>
-      <w:r>
-        <w:rPr>
-          <w:b/>
-        </w:rPr>
-        <w:t>pixel</w:t>
-      </w:r>
-      <w:r>
-        <w:rPr>
-          <w:b w:val="0"/>
-        </w:rPr>
-        <w:t>s. Can it always distinguish the chapter's cross from every other three by three pattern? Construct a different pattern with the same count and explain.</w:t>
-      </w:r>
-    </w:p>
-    <w:p>
-      <w:pPr>
-        <w:pStyle w:val="Heading3"/>
-      </w:pPr>
-      <w:r>
-        <w:t>My reasoning and evidence</w:t>
-      </w:r>
-    </w:p>
-    <w:p>
-      <w:r>
-        <w:t>________________________________________________________________</w:t>
-      </w:r>
-    </w:p>
-    <w:p>
-      <w:r>
-        <w:t>________________________________________________________________</w:t>
-      </w:r>
-    </w:p>
-    <w:p>
-      <w:r>
-        <w:t>________________________________________________________________</w:t>
-      </w:r>
-    </w:p>
-    <w:p>
-      <w:r>
-        <w:t>________________________________________________________________</w:t>
-      </w:r>
-    </w:p>
-    <w:p>
-      <w:r>
-        <w:t>________________________________________________________________</w:t>
-      </w:r>
-    </w:p>
-    <w:p>
-      <w:r>
-        <w:t>________________________________________________________________</w:t>
-      </w:r>
-    </w:p>
-    <w:p>
-      <w:pPr>
-        <w:pStyle w:val="Heading1"/>
-      </w:pPr>
-      <w:r>
-        <w:t>15. W4 Design a new counterexample</w:t>
-      </w:r>
-    </w:p>
-    <w:p>
-      <w:r>
-        <w:t>Attempt before feedback. If this repeats the selected independent case, reuse that first attempt; otherwise keep a separate record. Design a new counterexample. Apply the supplied Pictures Become Numbers facts and keep your reasoning.</w:t>
-      </w:r>
-    </w:p>
-    <w:p>
-      <w:pPr>
-        <w:spacing w:line="336" w:lineRule="auto" w:after="180"/>
-      </w:pPr>
-      <w:r>
-        <w:rPr>
-          <w:b w:val="0"/>
-        </w:rPr>
-        <w:t xml:space="preserve">Create two different images of width 4 and height 2, each with exactly three black </w:t>
-      </w:r>
-      <w:r>
-        <w:rPr>
-          <w:b/>
-        </w:rPr>
-        <w:t>pixel</w:t>
-      </w:r>
-      <w:r>
-        <w:rPr>
-          <w:b w:val="0"/>
-        </w:rPr>
-        <w:t xml:space="preserve">s. Write both complete row </w:t>
-      </w:r>
-      <w:r>
-        <w:rPr>
-          <w:b/>
-        </w:rPr>
-        <w:t>encoding</w:t>
-      </w:r>
-      <w:r>
-        <w:rPr>
-          <w:b w:val="0"/>
-        </w:rPr>
-        <w:t>s. Explain which fact their shared count retains and which difference it discards.</w:t>
-      </w:r>
-    </w:p>
-    <w:p>
-      <w:pPr>
-        <w:pStyle w:val="Heading3"/>
-      </w:pPr>
-      <w:r>
-        <w:t>My reasoning and evidence</w:t>
-      </w:r>
-    </w:p>
-    <w:p>
-      <w:r>
-        <w:t>________________________________________________________________</w:t>
-      </w:r>
-    </w:p>
-    <w:p>
-      <w:r>
-        <w:t>________________________________________________________________</w:t>
-      </w:r>
-    </w:p>
-    <w:p>
-      <w:r>
-        <w:t>________________________________________________________________</w:t>
-      </w:r>
-    </w:p>
-    <w:p>
-      <w:r>
-        <w:t>________________________________________________________________</w:t>
-      </w:r>
-    </w:p>
-    <w:p>
-      <w:r>
-        <w:t>________________________________________________________________</w:t>
-      </w:r>
-    </w:p>
-    <w:p>
-      <w:r>
-        <w:t>________________________________________________________________</w:t>
-      </w:r>
-    </w:p>
-    <w:p>
-      <w:r>
-        <w:t>________________________________________________________________</w:t>
-      </w:r>
-    </w:p>
-    <w:p>
-      <w:r>
-        <w:t>________________________________________________________________</w:t>
-      </w:r>
-    </w:p>
-    <w:p>
-      <w:pPr>
-        <w:pStyle w:val="Heading1"/>
-      </w:pPr>
-      <w:r>
-        <w:t>16. W5 Locate an input problem</w:t>
-      </w:r>
-    </w:p>
-    <w:p>
-      <w:r>
-        <w:t>Locate an input problem. Apply the supplied Pictures Become Numbers facts and keep your reasoning.</w:t>
-      </w:r>
-    </w:p>
-    <w:p>
-      <w:pPr>
-        <w:spacing w:line="336" w:lineRule="auto" w:after="180"/>
-      </w:pPr>
-      <w:r>
-        <w:rPr>
-          <w:b w:val="0"/>
-        </w:rPr>
-        <w:t xml:space="preserve">A program receives the correct </w:t>
-      </w:r>
-      <w:r>
-        <w:rPr>
-          <w:b/>
-        </w:rPr>
-        <w:t>grid</w:t>
-      </w:r>
-      <w:r>
-        <w:rPr>
-          <w:b w:val="0"/>
-        </w:rPr>
-        <w:t xml:space="preserve"> but displays black wherever the code says 0 and white wherever it says 1. A student proposes collecting more classifier examples.</w:t>
-      </w:r>
-    </w:p>
-    <w:p>
-      <w:pPr>
-        <w:spacing w:line="336" w:lineRule="auto" w:after="180"/>
-      </w:pPr>
-      <w:r>
-        <w:rPr>
-          <w:b w:val="0"/>
-        </w:rPr>
-        <w:t>Identify the earlier mismatch and the first check to perform.</w:t>
-      </w:r>
-    </w:p>
-    <w:p>
-      <w:pPr>
-        <w:pStyle w:val="Heading3"/>
-      </w:pPr>
-      <w:r>
-        <w:t>My reasoning and evidence</w:t>
-      </w:r>
-    </w:p>
-    <w:p>
-      <w:r>
-        <w:t>________________________________________________________________</w:t>
-      </w:r>
-    </w:p>
-    <w:p>
-      <w:r>
-        <w:t>________________________________________________________________</w:t>
-      </w:r>
-    </w:p>
-    <w:p>
-      <w:r>
-        <w:t>________________________________________________________________</w:t>
-      </w:r>
-    </w:p>
-    <w:p>
-      <w:r>
-        <w:t>________________________________________________________________</w:t>
-      </w:r>
-    </w:p>
-    <w:p>
-      <w:r>
-        <w:t>________________________________________________________________</w:t>
-      </w:r>
-    </w:p>
-    <w:p>
-      <w:pPr>
-        <w:pStyle w:val="Heading1"/>
-      </w:pPr>
-      <w:r>
-        <w:t>17. Feedback, return check and learning record</w:t>
-      </w:r>
-    </w:p>
-    <w:p>
-      <w:r>
-        <w:t>Record the first repaired step and a different case to revisit after a delay.</w:t>
+        <w:t>17. Feedback · Repair and return</w:t>
+      </w:r>
+    </w:p>
+    <w:p>
+      <w:r>
+        <w:t>Keep the original attempt and a changed-case return check.</w:t>
+      </w:r>
+    </w:p>
+    <w:p>
+      <w:pPr>
+        <w:pStyle w:val="Heading2"/>
+      </w:pPr>
+      <w:r>
+        <w:t>Your evidence record</w:t>
       </w:r>
     </w:p>
     <w:tbl>
@@ -1620,12 +867,910 @@
         <w:pStyle w:val="Heading1"/>
       </w:pPr>
       <w:r>
-        <w:t>18. Pictorial case practice: Pictures Become Numbers</w:t>
-      </w:r>
-    </w:p>
-    <w:p>
-      <w:r>
-        <w:t>Two fictional 2-by-3 pixel badges contain the same number of dark squares. Explain the labelled step before checking the changed condition.</w:t>
+        <w:t>10. Finish · Judge your evidence</w:t>
+      </w:r>
+    </w:p>
+    <w:p>
+      <w:r>
+        <w:t>Point to a reconstruction, counterexample and limit.</w:t>
+      </w:r>
+    </w:p>
+    <w:p>
+      <w:pPr>
+        <w:pStyle w:val="Heading2"/>
+      </w:pPr>
+      <w:r>
+        <w:t>Your evidence record</w:t>
+      </w:r>
+    </w:p>
+    <w:p>
+      <w:pPr>
+        <w:pStyle w:val="ListBullet"/>
+      </w:pPr>
+      <w:r>
+        <w:t>I can explain the mechanism.</w:t>
+      </w:r>
+    </w:p>
+    <w:p>
+      <w:pPr>
+        <w:pStyle w:val="ListBullet"/>
+      </w:pPr>
+      <w:r>
+        <w:t>I can show evidence.</w:t>
+      </w:r>
+    </w:p>
+    <w:p>
+      <w:pPr>
+        <w:pStyle w:val="ListBullet"/>
+      </w:pPr>
+      <w:r>
+        <w:t>I can handle a changed case.</w:t>
+      </w:r>
+    </w:p>
+    <w:p>
+      <w:pPr>
+        <w:pStyle w:val="ListBullet"/>
+      </w:pPr>
+      <w:r>
+        <w:t>I can name a limit.</w:t>
+      </w:r>
+    </w:p>
+    <w:p>
+      <w:r>
+        <w:t>Mark each as not yet, with help or independently, and attach supporting work.</w:t>
+      </w:r>
+    </w:p>
+    <w:p>
+      <w:pPr>
+        <w:spacing w:line="336" w:lineRule="auto" w:after="180"/>
+      </w:pPr>
+      <w:r>
+        <w:rPr>
+          <w:b w:val="0"/>
+        </w:rPr>
+        <w:t>Teacher review ____________________  Next step ____________________</w:t>
+      </w:r>
+    </w:p>
+    <w:p>
+      <w:pPr>
+        <w:pStyle w:val="Heading1"/>
+      </w:pPr>
+      <w:r>
+        <w:t>Reference bank and extra practice</w:t>
+      </w:r>
+    </w:p>
+    <w:p>
+      <w:pPr>
+        <w:pStyle w:val="Heading1"/>
+      </w:pPr>
+      <w:r>
+        <w:t>02. Reference · Missing-field practice copy</w:t>
+      </w:r>
+    </w:p>
+    <w:p>
+      <w:r>
+        <w:t>This is the same W2 attempt. Use one response record.</w:t>
+      </w:r>
+    </w:p>
+    <w:p>
+      <w:pPr>
+        <w:pStyle w:val="Heading2"/>
+      </w:pPr>
+      <w:r>
+        <w:t>Use this when helpful</w:t>
+      </w:r>
+    </w:p>
+    <w:p>
+      <w:pPr>
+        <w:spacing w:line="336" w:lineRule="auto" w:after="180"/>
+      </w:pPr>
+      <w:r>
+        <w:rPr>
+          <w:b w:val="0"/>
+        </w:rPr>
+        <w:t xml:space="preserve">Use W2: Preserve the missing field for Images as numerical </w:t>
+      </w:r>
+      <w:r>
+        <w:rPr>
+          <w:b/>
+        </w:rPr>
+        <w:t>grid</w:t>
+      </w:r>
+      <w:r>
+        <w:rPr>
+          <w:b w:val="0"/>
+        </w:rPr>
+        <w:t>s. Record the answer once; the lesson and workbook refer to the same attempt.</w:t>
+      </w:r>
+    </w:p>
+    <w:tbl>
+      <w:tblPr>
+        <w:tblStyle w:val="LightShading-Accent1"/>
+        <w:tblW w:type="auto" w:w="0"/>
+        <w:tblLook w:firstColumn="1" w:firstRow="1" w:lastColumn="0" w:lastRow="0" w:noHBand="0" w:noVBand="1" w:val="04A0"/>
+      </w:tblPr>
+      <w:tblGrid>
+        <w:gridCol w:w="2556"/>
+        <w:gridCol w:w="2556"/>
+        <w:gridCol w:w="2556"/>
+        <w:gridCol w:w="2556"/>
+      </w:tblGrid>
+      <w:tr>
+        <w:trPr>
+          <w:tblHeader/>
+        </w:trPr>
+        <w:tc>
+          <w:tcPr>
+            <w:tcW w:type="dxa" w:w="2556"/>
+          </w:tcPr>
+          <w:p>
+            <w:r>
+              <w:t>Given inputs</w:t>
+            </w:r>
+          </w:p>
+        </w:tc>
+        <w:tc>
+          <w:tcPr>
+            <w:tcW w:type="dxa" w:w="2556"/>
+          </w:tcPr>
+          <w:p>
+            <w:r>
+              <w:t>Procedure I chose</w:t>
+            </w:r>
+          </w:p>
+        </w:tc>
+        <w:tc>
+          <w:tcPr>
+            <w:tcW w:type="dxa" w:w="2556"/>
+          </w:tcPr>
+          <w:p>
+            <w:r>
+              <w:t>Middle steps</w:t>
+            </w:r>
+          </w:p>
+        </w:tc>
+        <w:tc>
+          <w:tcPr>
+            <w:tcW w:type="dxa" w:w="2556"/>
+          </w:tcPr>
+          <w:p>
+            <w:r>
+              <w:t>Result and check</w:t>
+            </w:r>
+          </w:p>
+        </w:tc>
+      </w:tr>
+      <w:tr>
+        <w:tc>
+          <w:tcPr>
+            <w:tcW w:type="dxa" w:w="2556"/>
+          </w:tcPr>
+          <w:p>
+            <w:r/>
+          </w:p>
+        </w:tc>
+        <w:tc>
+          <w:tcPr>
+            <w:tcW w:type="dxa" w:w="2556"/>
+          </w:tcPr>
+          <w:p>
+            <w:r/>
+          </w:p>
+        </w:tc>
+        <w:tc>
+          <w:tcPr>
+            <w:tcW w:type="dxa" w:w="2556"/>
+          </w:tcPr>
+          <w:p>
+            <w:r/>
+          </w:p>
+        </w:tc>
+        <w:tc>
+          <w:tcPr>
+            <w:tcW w:type="dxa" w:w="2556"/>
+          </w:tcPr>
+          <w:p>
+            <w:r/>
+          </w:p>
+        </w:tc>
+      </w:tr>
+    </w:tbl>
+    <w:p>
+      <w:pPr>
+        <w:pStyle w:val="Heading3"/>
+      </w:pPr>
+      <w:r>
+        <w:t>The step I completed without help, and the hint I needed</w:t>
+      </w:r>
+    </w:p>
+    <w:p>
+      <w:r>
+        <w:t>________________________________________________________________</w:t>
+      </w:r>
+    </w:p>
+    <w:p>
+      <w:r>
+        <w:t>________________________________________________________________</w:t>
+      </w:r>
+    </w:p>
+    <w:p>
+      <w:r>
+        <w:t>________________________________________________________________</w:t>
+      </w:r>
+    </w:p>
+    <w:p>
+      <w:pPr>
+        <w:pStyle w:val="Heading1"/>
+      </w:pPr>
+      <w:r>
+        <w:t>03. Extra practice · Is 1 always black?</w:t>
+      </w:r>
+    </w:p>
+    <w:p>
+      <w:r>
+        <w:t>Use the declared convention as evidence.</w:t>
+      </w:r>
+    </w:p>
+    <w:p>
+      <w:pPr>
+        <w:pStyle w:val="Heading2"/>
+      </w:pPr>
+      <w:r>
+        <w:t>Use this when helpful</w:t>
+      </w:r>
+    </w:p>
+    <w:p>
+      <w:pPr>
+        <w:spacing w:line="336" w:lineRule="auto" w:after="180"/>
+      </w:pPr>
+      <w:r>
+        <w:rPr>
+          <w:b w:val="0"/>
+        </w:rPr>
+        <w:t xml:space="preserve">Use the worked case for Images as numerical </w:t>
+      </w:r>
+      <w:r>
+        <w:rPr>
+          <w:b/>
+        </w:rPr>
+        <w:t>grid</w:t>
+      </w:r>
+      <w:r>
+        <w:rPr>
+          <w:b w:val="0"/>
+        </w:rPr>
+        <w:t>s. Proposed explanation: “The number one always means black”. Decide whether this explanation is supported.</w:t>
+      </w:r>
+    </w:p>
+    <w:p>
+      <w:pPr>
+        <w:spacing w:line="336" w:lineRule="auto" w:after="180"/>
+      </w:pPr>
+      <w:r>
+        <w:rPr>
+          <w:b w:val="0"/>
+        </w:rPr>
+        <w:t>Point to the step or supplied fact that decides; explain your repair if needed.</w:t>
+      </w:r>
+    </w:p>
+    <w:p>
+      <w:pPr>
+        <w:pStyle w:val="Heading3"/>
+      </w:pPr>
+      <w:r>
+        <w:t>My explanation before partner discussion</w:t>
+      </w:r>
+    </w:p>
+    <w:p>
+      <w:r>
+        <w:t>________________________________________________________________</w:t>
+      </w:r>
+    </w:p>
+    <w:p>
+      <w:r>
+        <w:t>________________________________________________________________</w:t>
+      </w:r>
+    </w:p>
+    <w:p>
+      <w:r>
+        <w:t>________________________________________________________________</w:t>
+      </w:r>
+    </w:p>
+    <w:p>
+      <w:r>
+        <w:t>________________________________________________________________</w:t>
+      </w:r>
+    </w:p>
+    <w:p>
+      <w:pPr>
+        <w:pStyle w:val="Heading1"/>
+      </w:pPr>
+      <w:r>
+        <w:t>05. Reference · The reading-order target</w:t>
+      </w:r>
+    </w:p>
+    <w:p>
+      <w:r>
+        <w:t>Use the target to explain why the same values can occupy different positions.</w:t>
+      </w:r>
+    </w:p>
+    <w:p>
+      <w:pPr>
+        <w:pStyle w:val="Heading2"/>
+      </w:pPr>
+      <w:r>
+        <w:t>Use this when helpful</w:t>
+      </w:r>
+    </w:p>
+    <w:p>
+      <w:pPr>
+        <w:spacing w:line="336" w:lineRule="auto" w:after="180"/>
+      </w:pPr>
+      <w:r>
+        <w:rPr>
+          <w:b w:val="0"/>
+        </w:rPr>
+        <w:t>Encode a 2×3 monochrome image with top row black–white–black and bottom row white–black–white, using 1 for black. A partner reads columns first. Explain why the image changes although the six values are identical.</w:t>
+      </w:r>
+    </w:p>
+    <w:p>
+      <w:pPr>
+        <w:pStyle w:val="Heading1"/>
+      </w:pPr>
+      <w:r>
+        <w:t>06. Extra practice · Change one square</w:t>
+      </w:r>
+    </w:p>
+    <w:p>
+      <w:r>
+        <w:t>Try before checking the worked explanation.</w:t>
+      </w:r>
+    </w:p>
+    <w:p>
+      <w:pPr>
+        <w:pStyle w:val="Heading2"/>
+      </w:pPr>
+      <w:r>
+        <w:t>Use this when helpful</w:t>
+      </w:r>
+    </w:p>
+    <w:p>
+      <w:pPr>
+        <w:spacing w:line="336" w:lineRule="auto" w:after="180"/>
+      </w:pPr>
+      <w:r>
+        <w:rPr>
+          <w:b w:val="0"/>
+        </w:rPr>
+        <w:t>A 2 by 2 image has rows [0,1] and [1,0]. Zero means white and one means black.</w:t>
+      </w:r>
+    </w:p>
+    <w:p>
+      <w:pPr>
+        <w:spacing w:line="336" w:lineRule="auto" w:after="180"/>
+      </w:pPr>
+      <w:r>
+        <w:rPr>
+          <w:b w:val="0"/>
+        </w:rPr>
+        <w:t>Draw it, then change the top-left value to 1.</w:t>
+      </w:r>
+    </w:p>
+    <w:p>
+      <w:pPr>
+        <w:spacing w:line="336" w:lineRule="auto" w:after="180"/>
+      </w:pPr>
+      <w:r>
+        <w:rPr>
+          <w:b w:val="0"/>
+        </w:rPr>
+        <w:t xml:space="preserve">Show your trace, calculation or </w:t>
+      </w:r>
+      <w:r>
+        <w:rPr>
+          <w:b/>
+        </w:rPr>
+        <w:t>evidence</w:t>
+      </w:r>
+    </w:p>
+    <w:p>
+      <w:pPr>
+        <w:pStyle w:val="Heading3"/>
+      </w:pPr>
+      <w:r>
+        <w:t>Write or draw your reasoning and evidence.</w:t>
+      </w:r>
+    </w:p>
+    <w:p>
+      <w:r>
+        <w:t>________________________________________________________________</w:t>
+      </w:r>
+    </w:p>
+    <w:p>
+      <w:r>
+        <w:t>________________________________________________________________</w:t>
+      </w:r>
+    </w:p>
+    <w:p>
+      <w:r>
+        <w:t>________________________________________________________________</w:t>
+      </w:r>
+    </w:p>
+    <w:p>
+      <w:r>
+        <w:t>________________________________________________________________</w:t>
+      </w:r>
+    </w:p>
+    <w:p>
+      <w:r>
+        <w:t>________________________________________________________________</w:t>
+      </w:r>
+    </w:p>
+    <w:p>
+      <w:pPr>
+        <w:pStyle w:val="Heading1"/>
+      </w:pPr>
+      <w:r>
+        <w:t>07. Extra practice · Reverse the colour convention</w:t>
+      </w:r>
+    </w:p>
+    <w:p>
+      <w:r>
+        <w:t>Read the new code carefully; this is additional practice.</w:t>
+      </w:r>
+    </w:p>
+    <w:p>
+      <w:pPr>
+        <w:pStyle w:val="Heading2"/>
+      </w:pPr>
+      <w:r>
+        <w:t>Use this when helpful</w:t>
+      </w:r>
+    </w:p>
+    <w:p>
+      <w:pPr>
+        <w:spacing w:line="336" w:lineRule="auto" w:after="180"/>
+      </w:pPr>
+      <w:r>
+        <w:rPr>
+          <w:b w:val="0"/>
+        </w:rPr>
+        <w:t xml:space="preserve">Use 0 for dark and 1 for light. Draw a two-by-two image with rows [1,0] and [0,1]. Then change only the bottom-left </w:t>
+      </w:r>
+      <w:r>
+        <w:rPr>
+          <w:b/>
+        </w:rPr>
+        <w:t>pixel</w:t>
+      </w:r>
+      <w:r>
+        <w:rPr>
+          <w:b w:val="0"/>
+        </w:rPr>
+        <w:t xml:space="preserve"> to light. Which number changes?</w:t>
+      </w:r>
+    </w:p>
+    <w:p>
+      <w:pPr>
+        <w:spacing w:line="336" w:lineRule="auto" w:after="180"/>
+      </w:pPr>
+      <w:r>
+        <w:rPr>
+          <w:b w:val="0"/>
+        </w:rPr>
+        <w:t>My practice answer and reason</w:t>
+      </w:r>
+    </w:p>
+    <w:p>
+      <w:pPr>
+        <w:pStyle w:val="Heading3"/>
+      </w:pPr>
+      <w:r>
+        <w:t>Write or draw your reasoning and evidence.</w:t>
+      </w:r>
+    </w:p>
+    <w:p>
+      <w:r>
+        <w:t>________________________________________________________________</w:t>
+      </w:r>
+    </w:p>
+    <w:p>
+      <w:r>
+        <w:t>________________________________________________________________</w:t>
+      </w:r>
+    </w:p>
+    <w:p>
+      <w:r>
+        <w:t>________________________________________________________________</w:t>
+      </w:r>
+    </w:p>
+    <w:p>
+      <w:r>
+        <w:t>________________________________________________________________</w:t>
+      </w:r>
+    </w:p>
+    <w:p>
+      <w:r>
+        <w:t>________________________________________________________________</w:t>
+      </w:r>
+    </w:p>
+    <w:p>
+      <w:pPr>
+        <w:pStyle w:val="Heading3"/>
+      </w:pPr>
+      <w:r>
+        <w:t>Week 5 Test and reflect</w:t>
+      </w:r>
+    </w:p>
+    <w:p>
+      <w:pPr>
+        <w:pStyle w:val="Heading1"/>
+      </w:pPr>
+      <w:r>
+        <w:t>08. Extra practice · Design a revealing test</w:t>
+      </w:r>
+    </w:p>
+    <w:p>
+      <w:r>
+        <w:t>Predict before drawing or transforming.</w:t>
+      </w:r>
+    </w:p>
+    <w:p>
+      <w:pPr>
+        <w:pStyle w:val="Heading2"/>
+      </w:pPr>
+      <w:r>
+        <w:t>Use this when helpful</w:t>
+      </w:r>
+    </w:p>
+    <w:p>
+      <w:pPr>
+        <w:spacing w:line="336" w:lineRule="auto" w:after="180"/>
+      </w:pPr>
+      <w:r>
+        <w:rPr>
+          <w:b w:val="0"/>
+        </w:rPr>
+        <w:t xml:space="preserve">Create a changed </w:t>
+      </w:r>
+      <w:r>
+        <w:rPr>
+          <w:b/>
+        </w:rPr>
+        <w:t>input</w:t>
+      </w:r>
+      <w:r>
+        <w:rPr>
+          <w:b w:val="0"/>
+        </w:rPr>
+        <w:t>, boundary case or missing-information case. Write the expected answer or safe response before testing.</w:t>
+      </w:r>
+    </w:p>
+    <w:tbl>
+      <w:tblPr>
+        <w:tblStyle w:val="LightShading-Accent1"/>
+        <w:tblW w:type="auto" w:w="0"/>
+        <w:tblLook w:firstColumn="1" w:firstRow="1" w:lastColumn="0" w:lastRow="0" w:noHBand="0" w:noVBand="1" w:val="04A0"/>
+      </w:tblPr>
+      <w:tblGrid>
+        <w:gridCol w:w="5112"/>
+        <w:gridCol w:w="5112"/>
+      </w:tblGrid>
+      <w:tr>
+        <w:trPr>
+          <w:tblHeader/>
+        </w:trPr>
+        <w:tc>
+          <w:tcPr>
+            <w:tcW w:type="dxa" w:w="5112"/>
+          </w:tcPr>
+          <w:p>
+            <w:r>
+              <w:t>Test record</w:t>
+            </w:r>
+          </w:p>
+        </w:tc>
+        <w:tc>
+          <w:tcPr>
+            <w:tcW w:type="dxa" w:w="5112"/>
+          </w:tcPr>
+          <w:p>
+            <w:r>
+              <w:t>My evidence</w:t>
+            </w:r>
+          </w:p>
+        </w:tc>
+      </w:tr>
+      <w:tr>
+        <w:tc>
+          <w:tcPr>
+            <w:tcW w:type="dxa" w:w="5112"/>
+          </w:tcPr>
+          <w:p>
+            <w:r>
+              <w:t>Changed input or condition</w:t>
+            </w:r>
+          </w:p>
+        </w:tc>
+        <w:tc>
+          <w:tcPr>
+            <w:tcW w:type="dxa" w:w="5112"/>
+          </w:tcPr>
+          <w:p>
+            <w:r/>
+          </w:p>
+        </w:tc>
+      </w:tr>
+      <w:tr>
+        <w:tc>
+          <w:tcPr>
+            <w:tcW w:type="dxa" w:w="5112"/>
+          </w:tcPr>
+          <w:p>
+            <w:r>
+              <w:t>Expected answer or fallback</w:t>
+            </w:r>
+          </w:p>
+        </w:tc>
+        <w:tc>
+          <w:tcPr>
+            <w:tcW w:type="dxa" w:w="5112"/>
+          </w:tcPr>
+          <w:p>
+            <w:r/>
+          </w:p>
+        </w:tc>
+      </w:tr>
+      <w:tr>
+        <w:tc>
+          <w:tcPr>
+            <w:tcW w:type="dxa" w:w="5112"/>
+          </w:tcPr>
+          <w:p>
+            <w:r>
+              <w:t>Observed result</w:t>
+            </w:r>
+          </w:p>
+        </w:tc>
+        <w:tc>
+          <w:tcPr>
+            <w:tcW w:type="dxa" w:w="5112"/>
+          </w:tcPr>
+          <w:p>
+            <w:r/>
+          </w:p>
+        </w:tc>
+      </w:tr>
+      <w:tr>
+        <w:tc>
+          <w:tcPr>
+            <w:tcW w:type="dxa" w:w="5112"/>
+          </w:tcPr>
+          <w:p>
+            <w:r>
+              <w:t>Why the result occurred</w:t>
+            </w:r>
+          </w:p>
+        </w:tc>
+        <w:tc>
+          <w:tcPr>
+            <w:tcW w:type="dxa" w:w="5112"/>
+          </w:tcPr>
+          <w:p>
+            <w:r/>
+          </w:p>
+        </w:tc>
+      </w:tr>
+    </w:tbl>
+    <w:p>
+      <w:pPr>
+        <w:pStyle w:val="Heading1"/>
+      </w:pPr>
+      <w:r>
+        <w:t>11. Reference · Reading-order response space</w:t>
+      </w:r>
+    </w:p>
+    <w:p>
+      <w:r>
+        <w:t>The teaching case is practice rather than fresh assessment.</w:t>
+      </w:r>
+    </w:p>
+    <w:p>
+      <w:pPr>
+        <w:pStyle w:val="Heading2"/>
+      </w:pPr>
+      <w:r>
+        <w:t>Use this when helpful</w:t>
+      </w:r>
+    </w:p>
+    <w:p>
+      <w:pPr>
+        <w:spacing w:line="336" w:lineRule="auto" w:after="180"/>
+      </w:pPr>
+      <w:r>
+        <w:rPr>
+          <w:b w:val="0"/>
+        </w:rPr>
+        <w:t>Encode a 2×3 monochrome image with top row black–white–black and bottom row white–black–white, using 1 for black. A partner reads columns first. Explain why the image changes although the six values are identical.</w:t>
+      </w:r>
+    </w:p>
+    <w:p>
+      <w:pPr>
+        <w:pStyle w:val="Heading3"/>
+      </w:pPr>
+      <w:r>
+        <w:t>My explanation after practice</w:t>
+      </w:r>
+    </w:p>
+    <w:p>
+      <w:r>
+        <w:t>________________________________________________________________</w:t>
+      </w:r>
+    </w:p>
+    <w:p>
+      <w:r>
+        <w:t>________________________________________________________________</w:t>
+      </w:r>
+    </w:p>
+    <w:p>
+      <w:r>
+        <w:t>________________________________________________________________</w:t>
+      </w:r>
+    </w:p>
+    <w:p>
+      <w:r>
+        <w:t>________________________________________________________________</w:t>
+      </w:r>
+    </w:p>
+    <w:p>
+      <w:r>
+        <w:t>________________________________________________________________</w:t>
+      </w:r>
+    </w:p>
+    <w:p>
+      <w:r>
+        <w:t>________________________________________________________________</w:t>
+      </w:r>
+    </w:p>
+    <w:p>
+      <w:r>
+        <w:t>________________________________________________________________</w:t>
+      </w:r>
+    </w:p>
+    <w:p>
+      <w:pPr>
+        <w:spacing w:line="336" w:lineRule="auto" w:after="180"/>
+      </w:pPr>
+      <w:r>
+        <w:rPr>
+          <w:b w:val="0"/>
+        </w:rPr>
+        <w:t>Record support used: none, hint or teacher explanation.</w:t>
+      </w:r>
+    </w:p>
+    <w:p>
+      <w:pPr>
+        <w:pStyle w:val="Heading1"/>
+      </w:pPr>
+      <w:r>
+        <w:t>15. Reference · New counterexample response copy</w:t>
+      </w:r>
+    </w:p>
+    <w:p>
+      <w:r>
+        <w:t>This duplicates W4. Reuse its first-attempt record.</w:t>
+      </w:r>
+    </w:p>
+    <w:p>
+      <w:pPr>
+        <w:pStyle w:val="Heading2"/>
+      </w:pPr>
+      <w:r>
+        <w:t>Use this when helpful</w:t>
+      </w:r>
+    </w:p>
+    <w:p>
+      <w:pPr>
+        <w:spacing w:line="336" w:lineRule="auto" w:after="180"/>
+      </w:pPr>
+      <w:r>
+        <w:rPr>
+          <w:b w:val="0"/>
+        </w:rPr>
+        <w:t xml:space="preserve">Create two different images of width 4 and height 2, each with exactly three black </w:t>
+      </w:r>
+      <w:r>
+        <w:rPr>
+          <w:b/>
+        </w:rPr>
+        <w:t>pixel</w:t>
+      </w:r>
+      <w:r>
+        <w:rPr>
+          <w:b w:val="0"/>
+        </w:rPr>
+        <w:t xml:space="preserve">s. Write both complete row </w:t>
+      </w:r>
+      <w:r>
+        <w:rPr>
+          <w:b/>
+        </w:rPr>
+        <w:t>encoding</w:t>
+      </w:r>
+      <w:r>
+        <w:rPr>
+          <w:b w:val="0"/>
+        </w:rPr>
+        <w:t>s. Explain which fact their shared count retains and which difference it discards.</w:t>
+      </w:r>
+    </w:p>
+    <w:p>
+      <w:pPr>
+        <w:pStyle w:val="Heading3"/>
+      </w:pPr>
+      <w:r>
+        <w:t>My reasoning and evidence</w:t>
+      </w:r>
+    </w:p>
+    <w:p>
+      <w:r>
+        <w:t>________________________________________________________________</w:t>
+      </w:r>
+    </w:p>
+    <w:p>
+      <w:r>
+        <w:t>________________________________________________________________</w:t>
+      </w:r>
+    </w:p>
+    <w:p>
+      <w:r>
+        <w:t>________________________________________________________________</w:t>
+      </w:r>
+    </w:p>
+    <w:p>
+      <w:r>
+        <w:t>________________________________________________________________</w:t>
+      </w:r>
+    </w:p>
+    <w:p>
+      <w:r>
+        <w:t>________________________________________________________________</w:t>
+      </w:r>
+    </w:p>
+    <w:p>
+      <w:r>
+        <w:t>________________________________________________________________</w:t>
+      </w:r>
+    </w:p>
+    <w:p>
+      <w:r>
+        <w:t>________________________________________________________________</w:t>
+      </w:r>
+    </w:p>
+    <w:p>
+      <w:r>
+        <w:t>________________________________________________________________</w:t>
+      </w:r>
+    </w:p>
+    <w:p>
+      <w:pPr>
+        <w:pStyle w:val="Heading1"/>
+      </w:pPr>
+      <w:r>
+        <w:t>18. Extra practice · Read the badge picture</w:t>
+      </w:r>
+    </w:p>
+    <w:p>
+      <w:r>
+        <w:t>Use the worked image and record any support.</w:t>
+      </w:r>
+    </w:p>
+    <w:p>
+      <w:pPr>
+        <w:pStyle w:val="Heading2"/>
+      </w:pPr>
+      <w:r>
+        <w:t>Use this when helpful</w:t>
       </w:r>
     </w:p>
     <w:p>
@@ -1796,16 +1941,7 @@
     </w:p>
     <w:p>
       <w:pPr>
-        <w:pStyle w:val="Heading3"/>
-      </w:pPr>
-      <w:r>
-        <w:t>Record the help used</w:t>
-      </w:r>
-    </w:p>
-    <w:p>
-      <w:pPr>
         <w:spacing w:line="336" w:lineRule="auto" w:after="180"/>
-        <w:shd w:fill="F1F6F8"/>
       </w:pPr>
       <w:r>
         <w:rPr>
@@ -1854,12 +1990,20 @@
         <w:pStyle w:val="Heading1"/>
       </w:pPr>
       <w:r>
-        <w:t>19. Project portfolio milestone</w:t>
-      </w:r>
-    </w:p>
-    <w:p>
-      <w:r>
-        <w:t>Keep this week’s input, deciding step, result and limit together in the Helpful Classroom Sorter record.</w:t>
+        <w:t>19. Reference · Sorter portfolio record</w:t>
+      </w:r>
+    </w:p>
+    <w:p>
+      <w:r>
+        <w:t>Extend your main project record if needed.</w:t>
+      </w:r>
+    </w:p>
+    <w:p>
+      <w:pPr>
+        <w:pStyle w:val="Heading2"/>
+      </w:pPr>
+      <w:r>
+        <w:t>Use this when helpful</w:t>
       </w:r>
     </w:p>
     <w:p>
@@ -2073,12 +2217,466 @@
         <w:pStyle w:val="Heading1"/>
       </w:pPr>
       <w:r>
-        <w:t>20. Supported practice and learning evidence</w:t>
-      </w:r>
-    </w:p>
-    <w:p>
-      <w:r>
-        <w:t>Try the supported questions before comparing with hints and feedback. Record what you repaired and the evidence you retained.</w:t>
+        <w:t>20. Extra practice: image pictures and feedback</w:t>
+      </w:r>
+    </w:p>
+    <w:p>
+      <w:r>
+        <w:t>Attempt each question before opening its explanation. Keep this practice separate from the reserved new case.</w:t>
+      </w:r>
+    </w:p>
+    <w:p>
+      <w:pPr>
+        <w:pStyle w:val="Heading2"/>
+      </w:pPr>
+      <w:r>
+        <w:t>First supported question</w:t>
+      </w:r>
+    </w:p>
+    <w:p>
+      <w:pPr>
+        <w:pStyle w:val="ListBullet"/>
+      </w:pPr>
+      <w:r>
+        <w:t>Two fictional 2-by-3 pixel badges contain the same number of dark squares.</w:t>
+      </w:r>
+    </w:p>
+    <w:p>
+      <w:pPr>
+        <w:pStyle w:val="Heading3"/>
+      </w:pPr>
+      <w:r>
+        <w:t>Practice 1: explain the deciding evidence</w:t>
+      </w:r>
+    </w:p>
+    <w:p>
+      <w:pPr>
+        <w:pStyle w:val="ListBullet"/>
+      </w:pPr>
+      <w:r>
+        <w:t>Which labelled step matches this detail? The totals agree, but middle-top and middle-bottom positions differ.</w:t>
+      </w:r>
+    </w:p>
+    <w:p>
+      <w:pPr>
+        <w:pStyle w:val="ListBullet"/>
+      </w:pPr>
+      <w:r>
+        <w:t>1. Compare arrangements</w:t>
+      </w:r>
+    </w:p>
+    <w:p>
+      <w:pPr>
+        <w:pStyle w:val="ListBullet"/>
+      </w:pPr>
+      <w:r>
+        <w:t>2. Badge B</w:t>
+      </w:r>
+    </w:p>
+    <w:p>
+      <w:pPr>
+        <w:pStyle w:val="ListBullet"/>
+      </w:pPr>
+      <w:r>
+        <w:t>3. Pixel convention</w:t>
+      </w:r>
+    </w:p>
+    <w:p>
+      <w:pPr>
+        <w:pStyle w:val="ListBullet"/>
+      </w:pPr>
+      <w:r>
+        <w:t>4. Badge A</w:t>
+      </w:r>
+    </w:p>
+    <w:p>
+      <w:pPr>
+        <w:pStyle w:val="Heading3"/>
+      </w:pPr>
+      <w:r>
+        <w:t>My selected conclusion, deciding fact and explanation</w:t>
+      </w:r>
+    </w:p>
+    <w:p>
+      <w:r>
+        <w:t>________________________________________________________________</w:t>
+      </w:r>
+    </w:p>
+    <w:p>
+      <w:r>
+        <w:t>________________________________________________________________</w:t>
+      </w:r>
+    </w:p>
+    <w:p>
+      <w:r>
+        <w:t>________________________________________________________________</w:t>
+      </w:r>
+    </w:p>
+    <w:p>
+      <w:r>
+        <w:t>________________________________________________________________</w:t>
+      </w:r>
+    </w:p>
+    <w:p>
+      <w:r>
+        <w:t>________________________________________________________________</w:t>
+      </w:r>
+    </w:p>
+    <w:p>
+      <w:pPr>
+        <w:pStyle w:val="ListBullet"/>
+      </w:pPr>
+      <w:r>
+        <w:t>Hint if needed: Read the steps in the pictorial case. Match the supplied detail to the stage that performs or records it.</w:t>
+      </w:r>
+    </w:p>
+    <w:p>
+      <w:pPr>
+        <w:pStyle w:val="Heading2"/>
+      </w:pPr>
+      <w:r>
+        <w:t>Check the first explanation · reference / check after trying</w:t>
+      </w:r>
+    </w:p>
+    <w:p>
+      <w:pPr>
+        <w:spacing w:line="336" w:lineRule="auto" w:after="180"/>
+      </w:pPr>
+      <w:r>
+        <w:rPr>
+          <w:b w:val="0"/>
+        </w:rPr>
+        <w:t xml:space="preserve">After your attempt, compare with the supported explanation: Compare arrangements The totals agree, but middle-top and middle-bottom positions differ. A </w:t>
+      </w:r>
+      <w:r>
+        <w:rPr>
+          <w:b/>
+        </w:rPr>
+        <w:t>grid</w:t>
+      </w:r>
+      <w:r>
+        <w:rPr>
+          <w:b w:val="0"/>
+        </w:rPr>
+        <w:t xml:space="preserve"> preserves where each brightness belongs.</w:t>
+      </w:r>
+    </w:p>
+    <w:p>
+      <w:pPr>
+        <w:spacing w:line="336" w:lineRule="auto" w:after="180"/>
+      </w:pPr>
+      <w:r>
+        <w:rPr>
+          <w:b w:val="0"/>
+        </w:rPr>
+        <w:t>Adding the six values preserves only the dark count, which is 3 in both images. The total therefore cannot distinguish these badges. Dimensions and reading order belong to the representation, not to an optional caption.</w:t>
+      </w:r>
+    </w:p>
+    <w:p>
+      <w:pPr>
+        <w:pStyle w:val="Heading2"/>
+      </w:pPr>
+      <w:r>
+        <w:t>Changed-pixel question</w:t>
+      </w:r>
+    </w:p>
+    <w:p>
+      <w:pPr>
+        <w:pStyle w:val="Heading3"/>
+      </w:pPr>
+      <w:r>
+        <w:t>Practice 2: explain the deciding evidence</w:t>
+      </w:r>
+    </w:p>
+    <w:p>
+      <w:pPr>
+        <w:pStyle w:val="ListBullet"/>
+      </w:pPr>
+      <w:r>
+        <w:t>Changed-case practice: Change A’s bottom-left pixel from 0 to 1. Which conclusion is supported by the supplied facts?</w:t>
+      </w:r>
+    </w:p>
+    <w:p>
+      <w:pPr>
+        <w:pStyle w:val="ListBullet"/>
+      </w:pPr>
+      <w:r>
+        <w:t>1. A now has four dark pixels; its row encoding is 101 / 110.</w:t>
+      </w:r>
+    </w:p>
+    <w:p>
+      <w:pPr>
+        <w:pStyle w:val="ListBullet"/>
+      </w:pPr>
+      <w:r>
+        <w:t>2. We can decide the result without examining the changed input or the procedure.</w:t>
+      </w:r>
+    </w:p>
+    <w:p>
+      <w:pPr>
+        <w:pStyle w:val="ListBullet"/>
+      </w:pPr>
+      <w:r>
+        <w:t>3. This one example guarantees correct results for every future input.</w:t>
+      </w:r>
+    </w:p>
+    <w:p>
+      <w:pPr>
+        <w:pStyle w:val="Heading3"/>
+      </w:pPr>
+      <w:r>
+        <w:t>My selected conclusion, deciding fact and explanation</w:t>
+      </w:r>
+    </w:p>
+    <w:p>
+      <w:r>
+        <w:t>________________________________________________________________</w:t>
+      </w:r>
+    </w:p>
+    <w:p>
+      <w:r>
+        <w:t>________________________________________________________________</w:t>
+      </w:r>
+    </w:p>
+    <w:p>
+      <w:r>
+        <w:t>________________________________________________________________</w:t>
+      </w:r>
+    </w:p>
+    <w:p>
+      <w:r>
+        <w:t>________________________________________________________________</w:t>
+      </w:r>
+    </w:p>
+    <w:p>
+      <w:r>
+        <w:t>________________________________________________________________</w:t>
+      </w:r>
+    </w:p>
+    <w:p>
+      <w:pPr>
+        <w:pStyle w:val="ListBullet"/>
+      </w:pPr>
+      <w:r>
+        <w:t>Hint if needed: Use the changed condition and the deciding step in the pictorial trace. The answer must say what follows from those facts.</w:t>
+      </w:r>
+    </w:p>
+    <w:p>
+      <w:pPr>
+        <w:pStyle w:val="Heading2"/>
+      </w:pPr>
+      <w:r>
+        <w:t>Check the changed pixel · reference / check after trying</w:t>
+      </w:r>
+    </w:p>
+    <w:p>
+      <w:pPr>
+        <w:spacing w:line="336" w:lineRule="auto" w:after="180"/>
+      </w:pPr>
+      <w:r>
+        <w:rPr>
+          <w:b w:val="0"/>
+        </w:rPr>
+        <w:t xml:space="preserve">After your attempt, compare with the supported explanation: A now has four dark </w:t>
+      </w:r>
+      <w:r>
+        <w:rPr>
+          <w:b/>
+        </w:rPr>
+        <w:t>pixel</w:t>
+      </w:r>
+      <w:r>
+        <w:rPr>
+          <w:b w:val="0"/>
+        </w:rPr>
+        <w:t xml:space="preserve">s; its row </w:t>
+      </w:r>
+      <w:r>
+        <w:rPr>
+          <w:b/>
+        </w:rPr>
+        <w:t>encoding</w:t>
+      </w:r>
+      <w:r>
+        <w:rPr>
+          <w:b w:val="0"/>
+        </w:rPr>
+        <w:t xml:space="preserve"> is 101 / 110. Exactly one light </w:t>
+      </w:r>
+      <w:r>
+        <w:rPr>
+          <w:b/>
+        </w:rPr>
+        <w:t>pixel</w:t>
+      </w:r>
+      <w:r>
+        <w:rPr>
+          <w:b w:val="0"/>
+        </w:rPr>
+        <w:t xml:space="preserve"> becomes dark; the other five positions remain unchanged.</w:t>
+      </w:r>
+    </w:p>
+    <w:p>
+      <w:pPr>
+        <w:pStyle w:val="Heading2"/>
+      </w:pPr>
+      <w:r>
+        <w:t>Repair and save</w:t>
+      </w:r>
+    </w:p>
+    <w:p>
+      <w:pPr>
+        <w:spacing w:line="336" w:lineRule="auto" w:after="180"/>
+      </w:pPr>
+      <w:r>
+        <w:rPr>
+          <w:b w:val="0"/>
+        </w:rPr>
+        <w:t>Review Rules or Learned Patterns? (ai-1/4). Goal: Execute a stated rule including its boundary. Short practice: Show which stage used labels and which stage used only the new measurement..</w:t>
+      </w:r>
+    </w:p>
+    <w:p>
+      <w:pPr>
+        <w:spacing w:line="336" w:lineRule="auto" w:after="180"/>
+      </w:pPr>
+      <w:r>
+        <w:rPr>
+          <w:b w:val="0"/>
+        </w:rPr>
+        <w:t>Return to this week and explain what you changed.</w:t>
+      </w:r>
+    </w:p>
+    <w:p>
+      <w:pPr>
+        <w:spacing w:line="336" w:lineRule="auto" w:after="180"/>
+      </w:pPr>
+      <w:r>
+        <w:rPr>
+          <w:b w:val="0"/>
+        </w:rPr>
+        <w:t xml:space="preserve">Review </w:t>
+      </w:r>
+      <w:r>
+        <w:rPr>
+          <w:b/>
+        </w:rPr>
+        <w:t>Input</w:t>
+      </w:r>
+      <w:r>
+        <w:rPr>
+          <w:b w:val="0"/>
+        </w:rPr>
+        <w:t xml:space="preserve">, </w:t>
+      </w:r>
+      <w:r>
+        <w:rPr>
+          <w:b/>
+        </w:rPr>
+        <w:t>Process</w:t>
+      </w:r>
+      <w:r>
+        <w:rPr>
+          <w:b w:val="0"/>
+        </w:rPr>
+        <w:t xml:space="preserve">, </w:t>
+      </w:r>
+      <w:r>
+        <w:rPr>
+          <w:b/>
+        </w:rPr>
+        <w:t>Output</w:t>
+      </w:r>
+      <w:r>
+        <w:rPr>
+          <w:b w:val="0"/>
+        </w:rPr>
+        <w:t xml:space="preserve"> (ai-1/2). Goal: Trace information through a system without confusing information with a physical action. Short practice: Use the richer record to find blue pencils in Box B.</w:t>
+      </w:r>
+    </w:p>
+    <w:p>
+      <w:pPr>
+        <w:spacing w:line="336" w:lineRule="auto" w:after="180"/>
+      </w:pPr>
+      <w:r>
+        <w:rPr>
+          <w:b w:val="0"/>
+        </w:rPr>
+        <w:t>Explain why total alone was insufficient.. Return to this week and explain what you changed.</w:t>
+      </w:r>
+    </w:p>
+    <w:p>
+      <w:pPr>
+        <w:spacing w:line="336" w:lineRule="auto" w:after="180"/>
+      </w:pPr>
+      <w:r>
+        <w:rPr>
+          <w:b w:val="0"/>
+        </w:rPr>
+        <w:t xml:space="preserve">Use Download completed work in the hosted lesson to export your answers, reflections, practice feedback and code-run </w:t>
+      </w:r>
+      <w:r>
+        <w:rPr>
+          <w:b/>
+        </w:rPr>
+        <w:t>evidence</w:t>
+      </w:r>
+      <w:r>
+        <w:rPr>
+          <w:b w:val="0"/>
+        </w:rPr>
+        <w:t>. Open the HTML copy to read or print it.</w:t>
+      </w:r>
+    </w:p>
+    <w:p>
+      <w:pPr>
+        <w:spacing w:line="336" w:lineRule="auto" w:after="180"/>
+      </w:pPr>
+      <w:r>
+        <w:rPr>
+          <w:b w:val="0"/>
+        </w:rPr>
+        <w:t>Drafts stay in this browser when storage is available; clear drafts on a shared device.</w:t>
+      </w:r>
+    </w:p>
+    <w:p>
+      <w:pPr>
+        <w:pStyle w:val="Heading3"/>
+      </w:pPr>
+      <w:r>
+        <w:t>What I repaired, the evidence I kept and the next test</w:t>
+      </w:r>
+    </w:p>
+    <w:p>
+      <w:r>
+        <w:t>________________________________________________________________</w:t>
+      </w:r>
+    </w:p>
+    <w:p>
+      <w:r>
+        <w:t>________________________________________________________________</w:t>
+      </w:r>
+    </w:p>
+    <w:p>
+      <w:r>
+        <w:t>________________________________________________________________</w:t>
+      </w:r>
+    </w:p>
+    <w:p>
+      <w:r>
+        <w:t>________________________________________________________________</w:t>
+      </w:r>
+    </w:p>
+    <w:p>
+      <w:r>
+        <w:t>________________________________________________________________</w:t>
+      </w:r>
+    </w:p>
+    <w:p>
+      <w:pPr>
+        <w:pStyle w:val="Heading2"/>
+      </w:pPr>
+      <w:r>
+        <w:t>Earlier wording, alternative practice and picture transcripts · reference / check after trying</w:t>
       </w:r>
     </w:p>
     <w:p>
@@ -2094,104 +2692,10 @@
     </w:p>
     <w:p>
       <w:pPr>
-        <w:spacing w:line="336" w:lineRule="auto" w:after="180"/>
-      </w:pPr>
-      <w:r>
-        <w:rPr>
-          <w:b w:val="0"/>
-        </w:rPr>
-        <w:t xml:space="preserve">Two fictional 2-by-3 </w:t>
-      </w:r>
-      <w:r>
-        <w:rPr>
-          <w:b/>
-        </w:rPr>
-        <w:t>pixel</w:t>
-      </w:r>
-      <w:r>
-        <w:rPr>
-          <w:b w:val="0"/>
-        </w:rPr>
-        <w:t xml:space="preserve"> badges contain the same number of dark squares.</w:t>
-      </w:r>
-    </w:p>
-    <w:p>
-      <w:pPr>
         <w:pStyle w:val="Heading3"/>
       </w:pPr>
       <w:r>
-        <w:t>Practice 1: explain the deciding evidence</w:t>
-      </w:r>
-    </w:p>
-    <w:p>
-      <w:pPr>
-        <w:spacing w:line="336" w:lineRule="auto" w:after="180"/>
-      </w:pPr>
-      <w:r>
-        <w:rPr>
-          <w:b w:val="0"/>
-        </w:rPr>
-        <w:t>Which labelled step matches this detail? The totals agree, but middle-top and middle-bottom positions differ.</w:t>
-      </w:r>
-    </w:p>
-    <w:p>
-      <w:pPr>
-        <w:spacing w:line="336" w:lineRule="auto" w:after="180"/>
-        <w:shd w:fill="F4F9FC"/>
-      </w:pPr>
-      <w:r>
-        <w:rPr>
-          <w:b w:val="0"/>
-        </w:rPr>
-        <w:t>1. Compare arrangements</w:t>
-      </w:r>
-    </w:p>
-    <w:p>
-      <w:pPr>
-        <w:spacing w:line="336" w:lineRule="auto" w:after="180"/>
-        <w:shd w:fill="F4F9FC"/>
-      </w:pPr>
-      <w:r>
-        <w:rPr>
-          <w:b w:val="0"/>
-        </w:rPr>
-        <w:t>2. Badge B</w:t>
-      </w:r>
-    </w:p>
-    <w:p>
-      <w:pPr>
-        <w:spacing w:line="336" w:lineRule="auto" w:after="180"/>
-        <w:shd w:fill="F4F9FC"/>
-      </w:pPr>
-      <w:r>
-        <w:rPr>
-          <w:b w:val="0"/>
-        </w:rPr>
-        <w:t xml:space="preserve">3. </w:t>
-      </w:r>
-      <w:r>
-        <w:rPr>
-          <w:b/>
-        </w:rPr>
-        <w:t>Pixel</w:t>
-      </w:r>
-      <w:r>
-        <w:rPr>
-          <w:b w:val="0"/>
-        </w:rPr>
-        <w:t xml:space="preserve"> convention</w:t>
-      </w:r>
-    </w:p>
-    <w:p>
-      <w:pPr>
-        <w:spacing w:line="336" w:lineRule="auto" w:after="180"/>
-        <w:shd w:fill="F4F9FC"/>
-      </w:pPr>
-      <w:r>
-        <w:rPr>
-          <w:b w:val="0"/>
-        </w:rPr>
-        <w:t>4. Badge A</w:t>
+        <w:t>Repair a missing building block</w:t>
       </w:r>
     </w:p>
     <w:p>
@@ -2199,510 +2703,25 @@
         <w:pStyle w:val="Heading3"/>
       </w:pPr>
       <w:r>
-        <w:t>My selected conclusion, deciding fact and explanation</w:t>
-      </w:r>
-    </w:p>
-    <w:p>
-      <w:r>
-        <w:t>________________________________________________________________</w:t>
-      </w:r>
-    </w:p>
-    <w:p>
-      <w:r>
-        <w:t>________________________________________________________________</w:t>
-      </w:r>
-    </w:p>
-    <w:p>
-      <w:r>
-        <w:t>________________________________________________________________</w:t>
-      </w:r>
-    </w:p>
-    <w:p>
-      <w:r>
-        <w:t>________________________________________________________________</w:t>
-      </w:r>
-    </w:p>
-    <w:p>
-      <w:r>
-        <w:t>________________________________________________________________</w:t>
-      </w:r>
-    </w:p>
-    <w:p>
-      <w:pPr>
-        <w:pStyle w:val="Heading3"/>
-      </w:pPr>
-      <w:r>
-        <w:t>Hint · try first</w:t>
-      </w:r>
-    </w:p>
-    <w:p>
-      <w:pPr>
-        <w:spacing w:line="336" w:lineRule="auto" w:after="180"/>
-        <w:shd w:fill="F1F6F8"/>
-      </w:pPr>
-      <w:r>
-        <w:rPr>
-          <w:b w:val="0"/>
-        </w:rPr>
-        <w:t>Hint if needed: Read the steps in the pictorial case. Match the supplied detail to the stage that performs or records it.</w:t>
-      </w:r>
-    </w:p>
-    <w:p>
-      <w:pPr>
-        <w:pStyle w:val="Heading3"/>
-      </w:pPr>
-      <w:r>
-        <w:t>Feedback · compare after trying</w:t>
-      </w:r>
-    </w:p>
-    <w:p>
-      <w:pPr>
-        <w:spacing w:line="336" w:lineRule="auto" w:after="180"/>
-        <w:shd w:fill="F1F6FC"/>
-      </w:pPr>
-      <w:r>
-        <w:rPr>
-          <w:b w:val="0"/>
-        </w:rPr>
-        <w:t xml:space="preserve">After your attempt, compare with the supported explanation: Compare arrangements The totals agree, but middle-top and middle-bottom positions differ. A </w:t>
-      </w:r>
-      <w:r>
-        <w:rPr>
-          <w:b/>
-        </w:rPr>
-        <w:t>grid</w:t>
-      </w:r>
-      <w:r>
-        <w:rPr>
-          <w:b w:val="0"/>
-        </w:rPr>
-        <w:t xml:space="preserve"> preserves where each brightness belongs.</w:t>
-      </w:r>
-    </w:p>
-    <w:p>
-      <w:pPr>
-        <w:spacing w:line="336" w:lineRule="auto" w:after="180"/>
-        <w:shd w:fill="F1F6FC"/>
-      </w:pPr>
-      <w:r>
-        <w:rPr>
-          <w:b w:val="0"/>
-        </w:rPr>
-        <w:t>Adding the six values preserves only the dark count, which is 3 in both images. The total therefore cannot distinguish these badges. Dimensions and reading order belong to the representation, not to an optional caption.</w:t>
-      </w:r>
-    </w:p>
-    <w:p>
-      <w:pPr>
-        <w:pStyle w:val="Heading3"/>
-      </w:pPr>
-      <w:r>
-        <w:t>Practice 2: explain the deciding evidence</w:t>
-      </w:r>
-    </w:p>
-    <w:p>
-      <w:pPr>
-        <w:pStyle w:val="Heading3"/>
-      </w:pPr>
-      <w:r>
-        <w:t>Changed case · predict first</w:t>
-      </w:r>
-    </w:p>
-    <w:p>
-      <w:pPr>
-        <w:spacing w:line="336" w:lineRule="auto" w:after="180"/>
-        <w:shd w:fill="F5F1FB"/>
-      </w:pPr>
-      <w:r>
-        <w:rPr>
-          <w:b w:val="0"/>
-        </w:rPr>
-        <w:t xml:space="preserve">Changed-case practice: Change A’s bottom-left </w:t>
-      </w:r>
-      <w:r>
-        <w:rPr>
-          <w:b/>
-        </w:rPr>
-        <w:t>pixel</w:t>
-      </w:r>
-      <w:r>
-        <w:rPr>
-          <w:b w:val="0"/>
-        </w:rPr>
-        <w:t xml:space="preserve"> from 0 to 1. Which conclusion is supported by the supplied facts?</w:t>
-      </w:r>
-    </w:p>
-    <w:p>
-      <w:pPr>
-        <w:spacing w:line="336" w:lineRule="auto" w:after="180"/>
-        <w:shd w:fill="F4F9FC"/>
-      </w:pPr>
-      <w:r>
-        <w:rPr>
-          <w:b w:val="0"/>
-        </w:rPr>
-        <w:t xml:space="preserve">1. A now has four dark </w:t>
-      </w:r>
-      <w:r>
-        <w:rPr>
-          <w:b/>
-        </w:rPr>
-        <w:t>pixel</w:t>
-      </w:r>
-      <w:r>
-        <w:rPr>
-          <w:b w:val="0"/>
-        </w:rPr>
-        <w:t xml:space="preserve">s; its row </w:t>
-      </w:r>
-      <w:r>
-        <w:rPr>
-          <w:b/>
-        </w:rPr>
-        <w:t>encoding</w:t>
-      </w:r>
-      <w:r>
-        <w:rPr>
-          <w:b w:val="0"/>
-        </w:rPr>
-        <w:t xml:space="preserve"> is 101 / 110.</w:t>
-      </w:r>
-    </w:p>
-    <w:p>
-      <w:pPr>
-        <w:spacing w:line="336" w:lineRule="auto" w:after="180"/>
-        <w:shd w:fill="F4F9FC"/>
-      </w:pPr>
-      <w:r>
-        <w:rPr>
-          <w:b w:val="0"/>
-        </w:rPr>
-        <w:t xml:space="preserve">2. We can decide the result without examining the changed </w:t>
-      </w:r>
-      <w:r>
-        <w:rPr>
-          <w:b/>
-        </w:rPr>
-        <w:t>input</w:t>
-      </w:r>
-      <w:r>
-        <w:rPr>
-          <w:b w:val="0"/>
-        </w:rPr>
-        <w:t xml:space="preserve"> or the procedure.</w:t>
-      </w:r>
-    </w:p>
-    <w:p>
-      <w:pPr>
-        <w:spacing w:line="336" w:lineRule="auto" w:after="180"/>
-        <w:shd w:fill="F4F9FC"/>
-      </w:pPr>
-      <w:r>
-        <w:rPr>
-          <w:b w:val="0"/>
-        </w:rPr>
-        <w:t xml:space="preserve">3. This one example guarantees correct results for every future </w:t>
-      </w:r>
-      <w:r>
-        <w:rPr>
-          <w:b/>
-        </w:rPr>
-        <w:t>input</w:t>
-      </w:r>
-      <w:r>
-        <w:rPr>
-          <w:b w:val="0"/>
-        </w:rPr>
-        <w:t>.</w:t>
-      </w:r>
-    </w:p>
-    <w:p>
-      <w:pPr>
-        <w:pStyle w:val="Heading3"/>
-      </w:pPr>
-      <w:r>
-        <w:t>My selected conclusion, deciding fact and explanation</w:t>
-      </w:r>
-    </w:p>
-    <w:p>
-      <w:r>
-        <w:t>________________________________________________________________</w:t>
-      </w:r>
-    </w:p>
-    <w:p>
-      <w:r>
-        <w:t>________________________________________________________________</w:t>
-      </w:r>
-    </w:p>
-    <w:p>
-      <w:r>
-        <w:t>________________________________________________________________</w:t>
-      </w:r>
-    </w:p>
-    <w:p>
-      <w:r>
-        <w:t>________________________________________________________________</w:t>
-      </w:r>
-    </w:p>
-    <w:p>
-      <w:r>
-        <w:t>________________________________________________________________</w:t>
-      </w:r>
-    </w:p>
-    <w:p>
-      <w:pPr>
-        <w:pStyle w:val="Heading3"/>
-      </w:pPr>
-      <w:r>
-        <w:t>Hint · try first</w:t>
-      </w:r>
-    </w:p>
-    <w:p>
-      <w:pPr>
-        <w:spacing w:line="336" w:lineRule="auto" w:after="180"/>
-        <w:shd w:fill="F1F6F8"/>
-      </w:pPr>
-      <w:r>
-        <w:rPr>
-          <w:b w:val="0"/>
-        </w:rPr>
-        <w:t>Hint if needed: Use the changed condition and the deciding step in the pictorial trace. The answer must say what follows from those facts.</w:t>
-      </w:r>
-    </w:p>
-    <w:p>
-      <w:pPr>
-        <w:pStyle w:val="Heading3"/>
-      </w:pPr>
-      <w:r>
-        <w:t>Feedback · compare after trying</w:t>
-      </w:r>
-    </w:p>
-    <w:p>
-      <w:pPr>
-        <w:spacing w:line="336" w:lineRule="auto" w:after="180"/>
-        <w:shd w:fill="F1F6FC"/>
-      </w:pPr>
-      <w:r>
-        <w:rPr>
-          <w:b w:val="0"/>
-        </w:rPr>
-        <w:t xml:space="preserve">After your attempt, compare with the supported explanation: A now has four dark </w:t>
-      </w:r>
-      <w:r>
-        <w:rPr>
-          <w:b/>
-        </w:rPr>
-        <w:t>pixel</w:t>
-      </w:r>
-      <w:r>
-        <w:rPr>
-          <w:b w:val="0"/>
-        </w:rPr>
-        <w:t xml:space="preserve">s; its row </w:t>
-      </w:r>
-      <w:r>
-        <w:rPr>
-          <w:b/>
-        </w:rPr>
-        <w:t>encoding</w:t>
-      </w:r>
-      <w:r>
-        <w:rPr>
-          <w:b w:val="0"/>
-        </w:rPr>
-        <w:t xml:space="preserve"> is 101 / 110. Exactly one light </w:t>
-      </w:r>
-      <w:r>
-        <w:rPr>
-          <w:b/>
-        </w:rPr>
-        <w:t>pixel</w:t>
-      </w:r>
-      <w:r>
-        <w:rPr>
-          <w:b w:val="0"/>
-        </w:rPr>
-        <w:t xml:space="preserve"> becomes dark; the other five positions remain unchanged.</w:t>
-      </w:r>
-    </w:p>
-    <w:p>
-      <w:pPr>
-        <w:pStyle w:val="Heading3"/>
-      </w:pPr>
-      <w:r>
-        <w:t>Repair a missing building block</w:t>
-      </w:r>
-    </w:p>
-    <w:p>
-      <w:pPr>
-        <w:spacing w:line="336" w:lineRule="auto" w:after="180"/>
-      </w:pPr>
-      <w:r>
-        <w:rPr>
-          <w:b w:val="0"/>
-        </w:rPr>
-        <w:t>Review Rules or Learned Patterns? (ai-1/4). Goal: Execute a stated rule including its boundary. Short practice: Show which stage used labels and which stage used only the new measurement..</w:t>
-      </w:r>
-    </w:p>
-    <w:p>
-      <w:pPr>
-        <w:spacing w:line="336" w:lineRule="auto" w:after="180"/>
-      </w:pPr>
-      <w:r>
-        <w:rPr>
-          <w:b w:val="0"/>
-        </w:rPr>
-        <w:t>Return to this week and explain what you changed.</w:t>
-      </w:r>
-    </w:p>
-    <w:p>
-      <w:pPr>
-        <w:spacing w:line="336" w:lineRule="auto" w:after="180"/>
-      </w:pPr>
-      <w:r>
-        <w:rPr>
-          <w:b w:val="0"/>
-        </w:rPr>
-        <w:t xml:space="preserve">Review </w:t>
-      </w:r>
-      <w:r>
-        <w:rPr>
-          <w:b/>
-        </w:rPr>
-        <w:t>Input</w:t>
-      </w:r>
-      <w:r>
-        <w:rPr>
-          <w:b w:val="0"/>
-        </w:rPr>
-        <w:t xml:space="preserve">, </w:t>
-      </w:r>
-      <w:r>
-        <w:rPr>
-          <w:b/>
-        </w:rPr>
-        <w:t>Process</w:t>
-      </w:r>
-      <w:r>
-        <w:rPr>
-          <w:b w:val="0"/>
-        </w:rPr>
-        <w:t xml:space="preserve">, </w:t>
-      </w:r>
-      <w:r>
-        <w:rPr>
-          <w:b/>
-        </w:rPr>
-        <w:t>Output</w:t>
-      </w:r>
-      <w:r>
-        <w:rPr>
-          <w:b w:val="0"/>
-        </w:rPr>
-        <w:t xml:space="preserve"> (ai-1/2). Goal: Trace information through a system without confusing information with a physical action. Short practice: Use the richer record to find blue pencils in Box B.</w:t>
-      </w:r>
-    </w:p>
-    <w:p>
-      <w:pPr>
-        <w:spacing w:line="336" w:lineRule="auto" w:after="180"/>
-      </w:pPr>
-      <w:r>
-        <w:rPr>
-          <w:b w:val="0"/>
-        </w:rPr>
-        <w:t>Explain why total alone was insufficient.. Return to this week and explain what you changed.</w:t>
-      </w:r>
-    </w:p>
-    <w:p>
-      <w:pPr>
-        <w:pStyle w:val="Heading3"/>
-      </w:pPr>
-      <w:r>
         <w:t>Keep your completed work</w:t>
       </w:r>
     </w:p>
     <w:p>
       <w:pPr>
-        <w:spacing w:line="336" w:lineRule="auto" w:after="180"/>
-      </w:pPr>
-      <w:r>
-        <w:rPr>
-          <w:b w:val="0"/>
-        </w:rPr>
-        <w:t xml:space="preserve">Use Download completed work in the hosted lesson to export your answers, reflections, practice feedback and code-run </w:t>
-      </w:r>
-      <w:r>
-        <w:rPr>
-          <w:b/>
-        </w:rPr>
-        <w:t>evidence</w:t>
-      </w:r>
-      <w:r>
-        <w:rPr>
-          <w:b w:val="0"/>
-        </w:rPr>
-        <w:t>. Open the HTML copy to read or print it.</w:t>
-      </w:r>
-    </w:p>
-    <w:p>
-      <w:pPr>
-        <w:spacing w:line="336" w:lineRule="auto" w:after="180"/>
-      </w:pPr>
-      <w:r>
-        <w:rPr>
-          <w:b w:val="0"/>
-        </w:rPr>
-        <w:t>Drafts stay in this browser when storage is available; clear drafts on a shared device.</w:t>
-      </w:r>
-    </w:p>
-    <w:p>
-      <w:pPr>
-        <w:pStyle w:val="Heading3"/>
-      </w:pPr>
-      <w:r>
-        <w:t>What I repaired, the evidence I kept and the next test</w:t>
-      </w:r>
-    </w:p>
-    <w:p>
-      <w:r>
-        <w:t>________________________________________________________________</w:t>
-      </w:r>
-    </w:p>
-    <w:p>
-      <w:r>
-        <w:t>________________________________________________________________</w:t>
-      </w:r>
-    </w:p>
-    <w:p>
-      <w:r>
-        <w:t>________________________________________________________________</w:t>
-      </w:r>
-    </w:p>
-    <w:p>
-      <w:r>
-        <w:t>________________________________________________________________</w:t>
-      </w:r>
-    </w:p>
-    <w:p>
-      <w:r>
-        <w:t>________________________________________________________________</w:t>
-      </w:r>
-    </w:p>
-    <w:p>
-      <w:pPr>
         <w:pStyle w:val="Heading1"/>
       </w:pPr>
       <w:r>
-        <w:t>21. Visual concept journey</w:t>
-      </w:r>
-    </w:p>
-    <w:p>
-      <w:r>
-        <w:t>Explain each Pictures Become Numbers picture from its labels, then record a relevant limit.</w:t>
-      </w:r>
-    </w:p>
-    <w:p>
-      <w:pPr>
-        <w:pStyle w:val="Heading3"/>
+        <w:t>21. Reference · Six-picture response sheets</w:t>
+      </w:r>
+    </w:p>
+    <w:p>
+      <w:r>
+        <w:t>Choose a relevant image rather than repeating all six.</w:t>
+      </w:r>
+    </w:p>
+    <w:p>
+      <w:pPr>
+        <w:pStyle w:val="Heading2"/>
       </w:pPr>
       <w:r>
         <w:t>01. Pictures Become Numbers: the case</w:t>
@@ -2770,7 +2789,6 @@
     <w:p>
       <w:pPr>
         <w:spacing w:line="336" w:lineRule="auto" w:after="180"/>
-        <w:shd w:fill="F5F1FB"/>
       </w:pPr>
       <w:r>
         <w:rPr>
@@ -2809,7 +2827,7 @@
     </w:p>
     <w:p>
       <w:pPr>
-        <w:pStyle w:val="Heading3"/>
+        <w:pStyle w:val="Heading2"/>
       </w:pPr>
       <w:r>
         <w:t>02. Follow the deciding steps</w:t>
@@ -2895,7 +2913,6 @@
     <w:p>
       <w:pPr>
         <w:spacing w:line="336" w:lineRule="auto" w:after="180"/>
-        <w:shd w:fill="F5F1FB"/>
       </w:pPr>
       <w:r>
         <w:rPr>
@@ -2946,7 +2963,7 @@
     </w:p>
     <w:p>
       <w:pPr>
-        <w:pStyle w:val="Heading3"/>
+        <w:pStyle w:val="Heading2"/>
       </w:pPr>
       <w:r>
         <w:t>03. Pixel positions: two badges, same dark count</w:t>
@@ -3008,7 +3025,6 @@
     <w:p>
       <w:pPr>
         <w:spacing w:line="336" w:lineRule="auto" w:after="180"/>
-        <w:shd w:fill="F5F1FB"/>
       </w:pPr>
       <w:r>
         <w:rPr>
@@ -3047,7 +3063,7 @@
     </w:p>
     <w:p>
       <w:pPr>
-        <w:pStyle w:val="Heading3"/>
+        <w:pStyle w:val="Heading2"/>
       </w:pPr>
       <w:r>
         <w:t>04. Change one thing. Trace what follows.</w:t>
@@ -3162,7 +3178,6 @@
     <w:p>
       <w:pPr>
         <w:spacing w:line="336" w:lineRule="auto" w:after="180"/>
-        <w:shd w:fill="F5F1FB"/>
       </w:pPr>
       <w:r>
         <w:rPr>
@@ -3201,7 +3216,7 @@
     </w:p>
     <w:p>
       <w:pPr>
-        <w:pStyle w:val="Heading3"/>
+        <w:pStyle w:val="Heading2"/>
       </w:pPr>
       <w:r>
         <w:t>05. Connect the explanation to its limit</w:t>
@@ -3304,7 +3319,6 @@
     <w:p>
       <w:pPr>
         <w:spacing w:line="336" w:lineRule="auto" w:after="180"/>
-        <w:shd w:fill="F5F1FB"/>
       </w:pPr>
       <w:r>
         <w:rPr>
@@ -3343,7 +3357,7 @@
     </w:p>
     <w:p>
       <w:pPr>
-        <w:pStyle w:val="Heading3"/>
+        <w:pStyle w:val="Heading2"/>
       </w:pPr>
       <w:r>
         <w:t>06. Make the idea visible in your project</w:t>
@@ -3434,7 +3448,6 @@
     <w:p>
       <w:pPr>
         <w:spacing w:line="336" w:lineRule="auto" w:after="180"/>
-        <w:shd w:fill="F5F1FB"/>
       </w:pPr>
       <w:r>
         <w:rPr>
@@ -3481,6 +3494,62 @@
     <w:p>
       <w:r>
         <w:t>________________________________________________________________</w:t>
+      </w:r>
+    </w:p>
+    <w:p>
+      <w:pPr>
+        <w:pStyle w:val="Heading2"/>
+      </w:pPr>
+      <w:r>
+        <w:t>Earlier wording, alternative practice and picture transcripts · reference / check after trying</w:t>
+      </w:r>
+    </w:p>
+    <w:p>
+      <w:pPr>
+        <w:pStyle w:val="Heading3"/>
+      </w:pPr>
+      <w:r>
+        <w:t>01. Pictures Become Numbers: the case</w:t>
+      </w:r>
+    </w:p>
+    <w:p>
+      <w:pPr>
+        <w:pStyle w:val="Heading3"/>
+      </w:pPr>
+      <w:r>
+        <w:t>02. Follow the deciding steps</w:t>
+      </w:r>
+    </w:p>
+    <w:p>
+      <w:pPr>
+        <w:pStyle w:val="Heading3"/>
+      </w:pPr>
+      <w:r>
+        <w:t>03. Pixel positions: two badges, same dark count</w:t>
+      </w:r>
+    </w:p>
+    <w:p>
+      <w:pPr>
+        <w:pStyle w:val="Heading3"/>
+      </w:pPr>
+      <w:r>
+        <w:t>04. Change one thing. Trace what follows.</w:t>
+      </w:r>
+    </w:p>
+    <w:p>
+      <w:pPr>
+        <w:pStyle w:val="Heading3"/>
+      </w:pPr>
+      <w:r>
+        <w:t>05. Connect the explanation to its limit</w:t>
+      </w:r>
+    </w:p>
+    <w:p>
+      <w:pPr>
+        <w:pStyle w:val="Heading3"/>
+      </w:pPr>
+      <w:r>
+        <w:t>06. Make the idea visible in your project</w:t>
       </w:r>
     </w:p>
     <w:sectPr>
